--- a/docs/Питомец-Финни-сопроводительная-документация.docx
+++ b/docs/Питомец-Финни-сопроводительная-документация.docx
@@ -1578,6 +1578,22 @@
       </w:r>
       <w:r>
         <w:t xml:space="preserve">открывается без входа). Три рассмотренных вида экрана — https://finni.archifex.space/demo/variants/.</w:t>
+      </w:r>
+      <w:r>
+        <w:t xml:space="preserve"> </w:t>
+      </w:r>
+      <w:r>
+        <w:rPr>
+          <w:b/>
+          <w:bCs/>
+        </w:rPr>
+        <w:t xml:space="preserve">Для экспертов на одной странице:</w:t>
+      </w:r>
+      <w:r>
+        <w:t xml:space="preserve"> </w:t>
+      </w:r>
+      <w:r>
+        <w:t xml:space="preserve">все ссылки и вопросы опроса с обобщёнными ответами — https://finni.archifex.space/eksperty/.</w:t>
       </w:r>
     </w:p>
     <w:bookmarkStart w:id="12" w:name="h4"/>
@@ -17891,16 +17907,16 @@
               <w:t xml:space="preserve">room_screen.dart</w:t>
             </w:r>
             <w:r>
-              <w:t xml:space="preserve">: панель из шести — «План» (</w:t>
-            </w:r>
-            <w:r>
-              <w:rPr>
-                <w:rStyle w:val="VerbatimChar"/>
-              </w:rPr>
-              <w:t xml:space="preserve">room:nav:plan</w:t>
-            </w:r>
-            <w:r>
-              <w:t xml:space="preserve">),</w:t>
+              <w:t xml:space="preserve">: кнопка «Сейчас» (</w:t>
+            </w:r>
+            <w:r>
+              <w:rPr>
+                <w:rStyle w:val="VerbatimChar"/>
+              </w:rPr>
+              <w:t xml:space="preserve">room:now</w:t>
+            </w:r>
+            <w:r>
+              <w:t xml:space="preserve">) — следующий шаг недели в один тап (например, «на смену» → доска работ S6:</w:t>
             </w:r>
             <w:r>
               <w:t xml:space="preserve"> </w:t>
@@ -17913,55 +17929,58 @@
               <w:t xml:space="preserve">«Работа» — это «задания» ТЗ</w:t>
             </w:r>
             <w:r>
-              <w:t xml:space="preserve"> </w:t>
-            </w:r>
-            <w:r>
-              <w:t xml:space="preserve">(</w:t>
-            </w:r>
-            <w:r>
-              <w:rPr>
-                <w:rStyle w:val="VerbatimChar"/>
-              </w:rPr>
-              <w:t xml:space="preserve">room:nav:jobs</w:t>
-            </w:r>
-            <w:r>
-              <w:t xml:space="preserve"> </w:t>
-            </w:r>
-            <w:r>
-              <w:t xml:space="preserve">→ доска смен S6, каждая смена — мини-игра; подсказка «?»: «Работа — это финансовые задания»), покупки — «Магазин» (</w:t>
-            </w:r>
-            <w:r>
-              <w:rPr>
-                <w:rStyle w:val="VerbatimChar"/>
-              </w:rPr>
-              <w:t xml:space="preserve">room:nav:shop</w:t>
-            </w:r>
-            <w:r>
-              <w:t xml:space="preserve"> </w:t>
-            </w:r>
-            <w:r>
-              <w:t xml:space="preserve">→ S4) и «Прогулки» (</w:t>
-            </w:r>
-            <w:r>
-              <w:rPr>
-                <w:rStyle w:val="VerbatimChar"/>
-              </w:rPr>
-              <w:t xml:space="preserve">room:nav:leisure</w:t>
-            </w:r>
-            <w:r>
-              <w:t xml:space="preserve"> </w:t>
-            </w:r>
-            <w:r>
-              <w:t xml:space="preserve">→ S8), «Копилка» (</w:t>
-            </w:r>
-            <w:r>
-              <w:rPr>
-                <w:rStyle w:val="VerbatimChar"/>
-              </w:rPr>
-              <w:t xml:space="preserve">room:nav:piggy</w:t>
-            </w:r>
-            <w:r>
-              <w:t xml:space="preserve">), «Прогресс» (</w:t>
+              <w:t xml:space="preserve">, каждая смена — мини-игра) и три раздела внизу: «Неделя» (</w:t>
+            </w:r>
+            <w:r>
+              <w:rPr>
+                <w:rStyle w:val="VerbatimChar"/>
+              </w:rPr>
+              <w:t xml:space="preserve">room:nav:week</w:t>
+            </w:r>
+            <w:r>
+              <w:t xml:space="preserve"> </w:t>
+            </w:r>
+            <w:r>
+              <w:t xml:space="preserve">→ «План»</w:t>
+            </w:r>
+            <w:r>
+              <w:t xml:space="preserve"> </w:t>
+            </w:r>
+            <w:r>
+              <w:rPr>
+                <w:rStyle w:val="VerbatimChar"/>
+              </w:rPr>
+              <w:t xml:space="preserve">room:week:plan</w:t>
+            </w:r>
+            <w:r>
+              <w:t xml:space="preserve"> </w:t>
+            </w:r>
+            <w:r>
+              <w:t xml:space="preserve">и «Копилка»</w:t>
+            </w:r>
+            <w:r>
+              <w:t xml:space="preserve"> </w:t>
+            </w:r>
+            <w:r>
+              <w:rPr>
+                <w:rStyle w:val="VerbatimChar"/>
+              </w:rPr>
+              <w:t xml:space="preserve">room:week:piggy</w:t>
+            </w:r>
+            <w:r>
+              <w:t xml:space="preserve">), «Город» (</w:t>
+            </w:r>
+            <w:r>
+              <w:rPr>
+                <w:rStyle w:val="VerbatimChar"/>
+              </w:rPr>
+              <w:t xml:space="preserve">room:nav:city</w:t>
+            </w:r>
+            <w:r>
+              <w:t xml:space="preserve"> </w:t>
+            </w:r>
+            <w:r>
+              <w:t xml:space="preserve">→ работа, магазин S4, прогулки S8 — здания города и список «Все места»), «Прогресс» (</w:t>
             </w:r>
             <w:r>
               <w:rPr>
@@ -17985,7 +18004,7 @@
               <w:t xml:space="preserve">/w/history</w:t>
             </w:r>
             <w:r>
-              <w:t xml:space="preserve">), 🔒</w:t>
+              <w:t xml:space="preserve">); в самой комнате копилка, холодильник (еда) и дверь (город) нажимаются; 🔒</w:t>
             </w:r>
             <w:r>
               <w:t xml:space="preserve"> </w:t>
@@ -18014,52 +18033,22 @@
               <w:t xml:space="preserve"> </w:t>
             </w:r>
             <w:r>
-              <w:t xml:space="preserve">«панель: «…» открывает свой экран · …» (шесть кнопок, каждая — свой экран, обе ориентации, оба мира), ««Работа» для TalkBack — «Работа — мини-игры»», «помещается без прокрутки…» (все шесть кнопок панели на экране);</w:t>
-            </w:r>
-            <w:r>
-              <w:t xml:space="preserve"> </w:t>
-            </w:r>
-            <w:r>
-              <w:rPr>
-                <w:rStyle w:val="VerbatimChar"/>
-              </w:rPr>
-              <w:t xml:space="preserve">test/features/world/history_screen_test.dart</w:t>
-            </w:r>
-            <w:r>
-              <w:t xml:space="preserve"> </w:t>
-            </w:r>
-            <w:r>
-              <w:t xml:space="preserve">««Прогресс» в комнате открывает историю в один тап · …»;</w:t>
-            </w:r>
-            <w:r>
-              <w:t xml:space="preserve"> </w:t>
-            </w:r>
-            <w:r>
-              <w:rPr>
-                <w:rStyle w:val="VerbatimChar"/>
-              </w:rPr>
-              <w:t xml:space="preserve">test/app_boot_test.dart</w:t>
-            </w:r>
-            <w:r>
-              <w:t xml:space="preserve"> </w:t>
-            </w:r>
-            <w:r>
-              <w:t xml:space="preserve">«знакомство пройдено → комната; 🔒 ведёт к барьеру взрослого»;</w:t>
-            </w:r>
-            <w:r>
-              <w:t xml:space="preserve"> </w:t>
-            </w:r>
-            <w:r>
-              <w:rPr>
-                <w:rStyle w:val="VerbatimChar"/>
-              </w:rPr>
-              <w:t xml:space="preserve">city_screen_test.dart</w:t>
-            </w:r>
-            <w:r>
-              <w:t xml:space="preserve"> </w:t>
-            </w:r>
-            <w:r>
-              <w:t xml:space="preserve">«тап по каждому зданию на карте ведёт в его экран · …»</w:t>
+              <w:t xml:space="preserve">«панель: «Неделя» → room:week:plan / room:week:piggy, «Город», «Прогресс» открывает свой экран» (обе ориентации);</w:t>
+            </w:r>
+            <w:r>
+              <w:t xml:space="preserve"> </w:t>
+            </w:r>
+            <w:r>
+              <w:rPr>
+                <w:rStyle w:val="VerbatimChar"/>
+              </w:rPr>
+              <w:t xml:space="preserve">room_objects_test.dart</w:t>
+            </w:r>
+            <w:r>
+              <w:t xml:space="preserve"> </w:t>
+            </w:r>
+            <w:r>
+              <w:t xml:space="preserve">«предметы — кнопки TalkBack с действием»</w:t>
             </w:r>
           </w:p>
         </w:tc>
@@ -29145,7 +29134,7 @@
         <w:t xml:space="preserve"> </w:t>
       </w:r>
       <w:r>
-        <w:t xml:space="preserve">выбор — ratify Дениса: (A) как есть — окупаемость в демо показывает транспорт; (B) ноутбук 2 000 /</w:t>
+        <w:t xml:space="preserve">выбор команды — пока (A); варианты: (A) как есть — окупаемость в демо показывает транспорт; (B) ноутбук 2 000 /</w:t>
       </w:r>
       <w:r>
         <w:t xml:space="preserve"> </w:t>
@@ -32959,7 +32948,7 @@
         <w:t xml:space="preserve"> </w:t>
       </w:r>
       <w:r>
-        <w:t xml:space="preserve">цены. Усложнять мини-игры по стадии — отдельная работа с содержанием (ratify).</w:t>
+        <w:t xml:space="preserve">цены. Усложнять мини-игры по стадии — отдельная работа с содержанием, в план после хакатона.</w:t>
       </w:r>
     </w:p>
     <w:tbl>
@@ -37298,7 +37287,7 @@
         <w:t xml:space="preserve">События</w:t>
       </w:r>
       <w:r>
-        <w:t xml:space="preserve">: 19 (было 11): + «Чек не сходится», «Лимонад в парке», «В двух магазинах цены разные»,</w:t>
+        <w:t xml:space="preserve">: 21 (было 11): + «Чек не сходится», «Лимонад в парке», «В двух магазинах цены разные»,</w:t>
       </w:r>
       <w:r>
         <w:t xml:space="preserve"> </w:t>
@@ -37310,7 +37299,7 @@
         <w:t xml:space="preserve"> </w:t>
       </w:r>
       <w:r>
-        <w:t xml:space="preserve">копилку» (из контент-предложений трека арта, docs/night-2909/kontent-predlozheniya.md).</w:t>
+        <w:t xml:space="preserve">копилку» (из контент-предложений трека арта), «Неделя бесплатно» (пробная подписка становится платной через 3 недели, если не отключить), «Друг просит одолжить».</w:t>
       </w:r>
     </w:p>
     <w:p>
@@ -38144,7 +38133,28 @@
               <w:t xml:space="preserve"> </w:t>
             </w:r>
             <w:r>
-              <w:t xml:space="preserve">(Денис, 1001). Джойстик — вне сцены (в портрете слева от «Сейчас», в альбомной — в правом столбце), ничего в комнате не закрывает: Финни ходит по полу от стены до края кадра и всегда целиком в кадре (уши не срезаются у копилки на полке); кнопка действия у предмета встаёт в тот угол сцены, где не ложится на Финни; глубже середины кровати он уходит за неё, глубже низа холодильника — за холодильник (порядок слоёв по глубине ног). Остановился у кровати, холодильника, копилки или двери — справа внизу кнопка действия этого предмета (≥ 48 dp). Касание предмета по-прежнему ведёт Финни туда сам; кнопки внизу — как раньше. В городе то же: джойстик и кнопка «войти» — в своей полосе внизу, ничего нажимаемого не закрывают; в портрете карта целиком в окне (масштаб по высоте), подсказка над ней короткая и из</w:t>
+              <w:t xml:space="preserve">(Денис, 1001). Джойстик — вне сцены (в портрете слева от «Сейчас», в альбомной — в правом столбце), ничего в комнате не закрывает: Финни ходит по полу от стены до края кадра и всегда целиком в кадре (уши не срезаются у копилки на полке); кнопка действия у предмета встаёт в тот угол сцены, где не ложится на Финни; глубже середины кровати он уходит за неё, глубже низа холодильника — за холодильник (порядок слоёв по глубине ног — и под джойстиком, и когда Финни идёт к предмету касанием; у двери он встаёт к её порогу в глубине комнаты, за кроватью, а не поверх неё — смоук 29.09). В пути — кадры ходьбы выбранного облика (</w:t>
+            </w:r>
+            <w:r>
+              <w:rPr>
+                <w:rStyle w:val="VerbatimChar"/>
+              </w:rPr>
+              <w:t xml:space="preserve">finni_walk</w:t>
+            </w:r>
+            <w:r>
+              <w:t xml:space="preserve">, тег</w:t>
+            </w:r>
+            <w:r>
+              <w:t xml:space="preserve"> </w:t>
+            </w:r>
+            <w:r>
+              <w:rPr>
+                <w:rStyle w:val="VerbatimChar"/>
+              </w:rPr>
+              <w:t xml:space="preserve">walk-&lt;облик&gt;</w:t>
+            </w:r>
+            <w:r>
+              <w:t xml:space="preserve">). Остановился у кровати, холодильника, копилки или двери — справа внизу кнопка действия этого предмета (≥ 48 dp). Касание предмета по-прежнему ведёт Финни туда сам; кнопки внизу — как раньше. В городе то же: джойстик и кнопка «войти» — в своей полосе внизу, ничего нажимаемого не закрывают; в портрете карта целиком в окне (масштаб по высоте), подсказка над ней короткая и из</w:t>
             </w:r>
             <w:r>
               <w:t xml:space="preserve"> </w:t>
@@ -46719,10 +46729,10 @@
         <w:tblLook w:firstRow="1" w:lastRow="0" w:firstColumn="0" w:lastColumn="0" w:noHBand="0" w:noVBand="0" w:val="0020"/>
       </w:tblPr>
       <w:tblGrid>
-        <w:gridCol w:w="1320"/>
+        <w:gridCol w:w="1980"/>
         <w:gridCol w:w="792"/>
-        <w:gridCol w:w="1056"/>
-        <w:gridCol w:w="4752"/>
+        <w:gridCol w:w="924"/>
+        <w:gridCol w:w="4224"/>
       </w:tblGrid>
       <w:tr>
         <w:trPr>
@@ -48013,19 +48023,244 @@
               <w:t xml:space="preserve">placeholder</w:t>
             </w:r>
             <w:r>
-              <w:t xml:space="preserve">: финальные ассеты рисует Денис (промпты —</w:t>
-            </w:r>
-            <w:r>
-              <w:t xml:space="preserve"> </w:t>
-            </w:r>
-            <w:r>
-              <w:rPr>
-                <w:rStyle w:val="VerbatimChar"/>
-              </w:rPr>
-              <w:t xml:space="preserve">docs/night-2909/prompty-eda-i-komnata.txt</w:t>
+              <w:t xml:space="preserve">: финальные ассеты рисует команда (промпты генерирует</w:t>
+            </w:r>
+            <w:r>
+              <w:t xml:space="preserve"> </w:t>
+            </w:r>
+            <w:r>
+              <w:rPr>
+                <w:rStyle w:val="VerbatimChar"/>
+              </w:rPr>
+              <w:t xml:space="preserve">tools/night_art.py prompts</w:t>
             </w:r>
             <w:r>
               <w:t xml:space="preserve">)</w:t>
+            </w:r>
+          </w:p>
+        </w:tc>
+      </w:tr>
+      <w:tr>
+        <w:tc>
+          <w:tcPr/>
+          <w:p>
+            <w:pPr>
+              <w:pStyle w:val="Compact"/>
+            </w:pPr>
+            <w:r>
+              <w:rPr>
+                <w:b/>
+                <w:bCs/>
+              </w:rPr>
+              <w:t xml:space="preserve">Временные (placeholder) мебель комнаты и вещи работы</w:t>
+            </w:r>
+            <w:r>
+              <w:t xml:space="preserve">, день 29.09: кровать и стол со стулом по стадиям, тумба, копилка, место питомца; ноутбук, мощный ноутбук, велосипед, самокат, скейт, касса, садовые инструменты, сумка курьера, тетрадь учёта, ценники, поводок</w:t>
+            </w:r>
+          </w:p>
+        </w:tc>
+        <w:tc>
+          <w:tcPr/>
+          <w:p>
+            <w:pPr>
+              <w:pStyle w:val="Compact"/>
+            </w:pPr>
+            <w:r>
+              <w:rPr>
+                <w:rStyle w:val="VerbatimChar"/>
+              </w:rPr>
+              <w:t xml:space="preserve">assets/hires/night/room/</w:t>
+            </w:r>
+            <w:r>
+              <w:t xml:space="preserve">,</w:t>
+            </w:r>
+            <w:r>
+              <w:t xml:space="preserve"> </w:t>
+            </w:r>
+            <w:r>
+              <w:rPr>
+                <w:rStyle w:val="VerbatimChar"/>
+              </w:rPr>
+              <w:t xml:space="preserve">assets/hires/night/work/</w:t>
+            </w:r>
+            <w:r>
+              <w:t xml:space="preserve">, исходники</w:t>
+            </w:r>
+            <w:r>
+              <w:t xml:space="preserve"> </w:t>
+            </w:r>
+            <w:r>
+              <w:rPr>
+                <w:rStyle w:val="VerbatimChar"/>
+              </w:rPr>
+              <w:t xml:space="preserve">assets/gen-sdxl/night/</w:t>
+            </w:r>
+          </w:p>
+        </w:tc>
+        <w:tc>
+          <w:tcPr/>
+          <w:p>
+            <w:pPr>
+              <w:pStyle w:val="Compact"/>
+            </w:pPr>
+            <w:r>
+              <w:rPr>
+                <w:b/>
+                <w:bCs/>
+              </w:rPr>
+              <w:t xml:space="preserve">Stable Diffusion XL base 1.0</w:t>
+            </w:r>
+            <w:r>
+              <w:t xml:space="preserve"> </w:t>
+            </w:r>
+            <w:r>
+              <w:t xml:space="preserve">+ LoRA</w:t>
+            </w:r>
+            <w:r>
+              <w:t xml:space="preserve"> </w:t>
+            </w:r>
+            <w:r>
+              <w:rPr>
+                <w:b/>
+                <w:bCs/>
+              </w:rPr>
+              <w:t xml:space="preserve">Pixel Art XL</w:t>
+            </w:r>
+            <w:r>
+              <w:t xml:space="preserve"> </w:t>
+            </w:r>
+            <w:r>
+              <w:t xml:space="preserve">(сила 0,6), локально через ComfyUI</w:t>
+            </w:r>
+          </w:p>
+        </w:tc>
+        <w:tc>
+          <w:tcPr/>
+          <w:p>
+            <w:pPr>
+              <w:pStyle w:val="Compact"/>
+            </w:pPr>
+            <w:r>
+              <w:t xml:space="preserve">Текст-в-картинку (промпты и seed —</w:t>
+            </w:r>
+            <w:r>
+              <w:t xml:space="preserve"> </w:t>
+            </w:r>
+            <w:r>
+              <w:rPr>
+                <w:rStyle w:val="VerbatimChar"/>
+              </w:rPr>
+              <w:t xml:space="preserve">tools/night_art.py</w:t>
+            </w:r>
+            <w:r>
+              <w:t xml:space="preserve">, блоки</w:t>
+            </w:r>
+            <w:r>
+              <w:t xml:space="preserve"> </w:t>
+            </w:r>
+            <w:r>
+              <w:rPr>
+                <w:rStyle w:val="VerbatimChar"/>
+              </w:rPr>
+              <w:t xml:space="preserve">ART2_*</w:t>
+            </w:r>
+            <w:r>
+              <w:t xml:space="preserve">) → та же чистка и сетка, что у ночных картинок; кровать города — перекраска московской, у столов убран второй предмет (</w:t>
+            </w:r>
+            <w:r>
+              <w:rPr>
+                <w:rStyle w:val="VerbatimChar"/>
+              </w:rPr>
+              <w:t xml:space="preserve">tools/art2_fix.py</w:t>
+            </w:r>
+            <w:r>
+              <w:t xml:space="preserve">). Статус</w:t>
+            </w:r>
+            <w:r>
+              <w:t xml:space="preserve"> </w:t>
+            </w:r>
+            <w:r>
+              <w:rPr>
+                <w:rStyle w:val="VerbatimChar"/>
+              </w:rPr>
+              <w:t xml:space="preserve">placeholder</w:t>
+            </w:r>
+          </w:p>
+        </w:tc>
+      </w:tr>
+      <w:tr>
+        <w:tc>
+          <w:tcPr/>
+          <w:p>
+            <w:pPr>
+              <w:pStyle w:val="Compact"/>
+            </w:pPr>
+            <w:r>
+              <w:rPr>
+                <w:b/>
+                <w:bCs/>
+              </w:rPr>
+              <w:t xml:space="preserve">Временный пустой фон комнаты</w:t>
+            </w:r>
+            <w:r>
+              <w:t xml:space="preserve"> </w:t>
+            </w:r>
+            <w:r>
+              <w:t xml:space="preserve">(квадрат, 3 стадии), день 29.09</w:t>
+            </w:r>
+          </w:p>
+        </w:tc>
+        <w:tc>
+          <w:tcPr/>
+          <w:p>
+            <w:pPr>
+              <w:pStyle w:val="Compact"/>
+            </w:pPr>
+            <w:r>
+              <w:rPr>
+                <w:rStyle w:val="VerbatimChar"/>
+              </w:rPr>
+              <w:t xml:space="preserve">assets/hires/room/shell-*@3x.png</w:t>
+            </w:r>
+          </w:p>
+        </w:tc>
+        <w:tc>
+          <w:tcPr/>
+          <w:p>
+            <w:pPr>
+              <w:pStyle w:val="Compact"/>
+            </w:pPr>
+            <w:r>
+              <w:t xml:space="preserve">вырезан из загрузки ChatGPT 27.09 (комната деревни) и окон стадий, без генерации</w:t>
+            </w:r>
+          </w:p>
+        </w:tc>
+        <w:tc>
+          <w:tcPr/>
+          <w:p>
+            <w:pPr>
+              <w:pStyle w:val="Compact"/>
+            </w:pPr>
+            <w:r>
+              <w:rPr>
+                <w:rStyle w:val="VerbatimChar"/>
+              </w:rPr>
+              <w:t xml:space="preserve">tools/room_shell.py</w:t>
+            </w:r>
+            <w:r>
+              <w:t xml:space="preserve">: полосы обоев, плинтуса, потолка и пола повторены, окно стадии вписано в место окна раскладки</w:t>
+            </w:r>
+            <w:r>
+              <w:t xml:space="preserve"> </w:t>
+            </w:r>
+            <w:r>
+              <w:rPr>
+                <w:rStyle w:val="VerbatimChar"/>
+              </w:rPr>
+              <w:t xml:space="preserve">content/room_layout.json</w:t>
+            </w:r>
+            <w:r>
+              <w:t xml:space="preserve">. Заменяется фонами, которые рисует команда</w:t>
             </w:r>
           </w:p>
         </w:tc>

--- a/docs/Питомец-Финни-сопроводительная-документация.docx
+++ b/docs/Питомец-Финни-сопроводительная-документация.docx
@@ -22728,7 +22728,7 @@
               <w:t xml:space="preserve"> </w:t>
             </w:r>
             <w:r>
-              <w:t xml:space="preserve">(пример на умножение); вход — 🔒 в комнате</w:t>
+              <w:t xml:space="preserve">(пример «двузначное × двузначное» словами, ответ цифрами; неверный ответ — новый пример); вход — 🔒 в комнате</w:t>
             </w:r>
           </w:p>
         </w:tc>
@@ -22774,7 +22774,7 @@
               <w:pStyle w:val="Compact"/>
             </w:pPr>
             <w:r>
-              <w:t xml:space="preserve">—</w:t>
+              <w:t xml:space="preserve">Барьер в прототипе — пример для взрослого (требование ТЗ 2.5.12); любой такой барьер обходится калькулятором, поэтому в развитии вход взрослого переносится в отдельное приложение родителя, связанное с детским устройством.</w:t>
             </w:r>
           </w:p>
         </w:tc>
@@ -44515,8 +44515,8 @@
         <w:tblLook w:firstRow="1" w:lastRow="0" w:firstColumn="0" w:lastColumn="0" w:noHBand="0" w:noVBand="0" w:val="0020"/>
       </w:tblPr>
       <w:tblGrid>
-        <w:gridCol w:w="3300"/>
-        <w:gridCol w:w="4620"/>
+        <w:gridCol w:w="2244"/>
+        <w:gridCol w:w="5676"/>
       </w:tblGrid>
       <w:tr>
         <w:trPr>
@@ -44745,6 +44745,30 @@
             </w:pPr>
             <w:r>
               <w:t xml:space="preserve">Числа есть, в каталоге к демо — пять питомцев</w:t>
+            </w:r>
+          </w:p>
+        </w:tc>
+      </w:tr>
+      <w:tr>
+        <w:tc>
+          <w:tcPr/>
+          <w:p>
+            <w:pPr>
+              <w:pStyle w:val="Compact"/>
+            </w:pPr>
+            <w:r>
+              <w:t xml:space="preserve">Вход взрослого — пример на умножение</w:t>
+            </w:r>
+          </w:p>
+        </w:tc>
+        <w:tc>
+          <w:tcPr/>
+          <w:p>
+            <w:pPr>
+              <w:pStyle w:val="Compact"/>
+            </w:pPr>
+            <w:r>
+              <w:t xml:space="preserve">Барьер в прототипе — пример для взрослого (требование ТЗ 2.5.12); любой такой барьер обходится калькулятором, поэтому в развитии вход взрослого переносится в отдельное приложение родителя, связанное с детским устройством</w:t>
             </w:r>
           </w:p>
         </w:tc>

--- a/docs/Питомец-Финни-сопроводительная-документация.docx
+++ b/docs/Питомец-Финни-сопроводительная-документация.docx
@@ -1553,7 +1553,32 @@
         <w:pStyle w:val="FirstParagraph"/>
       </w:pPr>
       <w:r>
-        <w:t xml:space="preserve">🟡 заполнить: Денис — состояние на дату сдачи (ветка, коммит, релизный тег) и ссылку на APK.</w:t>
+        <w:rPr>
+          <w:b/>
+          <w:bCs/>
+        </w:rPr>
+        <w:t xml:space="preserve">Сборка для экспертов:</w:t>
+      </w:r>
+      <w:r>
+        <w:t xml:space="preserve"> </w:t>
+      </w:r>
+      <w:r>
+        <w:t xml:space="preserve">release-APK — https://finni.archifex.space/eksperty/files/finni.apk, рядом контрольная сумма</w:t>
+      </w:r>
+      <w:r>
+        <w:t xml:space="preserve"> </w:t>
+      </w:r>
+      <w:r>
+        <w:t xml:space="preserve">SHA-256 (</w:t>
+      </w:r>
+      <w:r>
+        <w:rPr>
+          <w:rStyle w:val="VerbatimChar"/>
+        </w:rPr>
+        <w:t xml:space="preserve">finni.apk.sha256</w:t>
+      </w:r>
+      <w:r>
+        <w:t xml:space="preserve">). Исходный код — публичный репозиторий https://github.com/zemdenalex/finni-lct2026.</w:t>
       </w:r>
     </w:p>
     <w:p>
@@ -3444,13 +3469,69 @@
         <w:pStyle w:val="FirstParagraph"/>
       </w:pPr>
       <w:r>
-        <w:t xml:space="preserve">🟡 заполнить: Денис — состав и роли, контакт для экспертов, аккаунт или способ доступа к</w:t>
-      </w:r>
-      <w:r>
-        <w:t xml:space="preserve"> </w:t>
-      </w:r>
-      <w:r>
-        <w:t xml:space="preserve">репозиторию (ответ Q&amp;A: доступ описывается в документации или репозиторий публичный).</w:t>
+        <w:t xml:space="preserve">Команда «МИСИС и Мистер Смит», четыре участника:</w:t>
+      </w:r>
+    </w:p>
+    <w:p>
+      <w:pPr>
+        <w:pStyle w:val="Compact"/>
+        <w:numPr>
+          <w:ilvl w:val="0"/>
+          <w:numId w:val="1016"/>
+        </w:numPr>
+      </w:pPr>
+      <w:r>
+        <w:t xml:space="preserve">капитан, разработка;</w:t>
+      </w:r>
+    </w:p>
+    <w:p>
+      <w:pPr>
+        <w:pStyle w:val="Compact"/>
+        <w:numPr>
+          <w:ilvl w:val="0"/>
+          <w:numId w:val="1016"/>
+        </w:numPr>
+      </w:pPr>
+      <w:r>
+        <w:t xml:space="preserve">методика, образовательный контент и игровая экономика;</w:t>
+      </w:r>
+    </w:p>
+    <w:p>
+      <w:pPr>
+        <w:pStyle w:val="Compact"/>
+        <w:numPr>
+          <w:ilvl w:val="0"/>
+          <w:numId w:val="1016"/>
+        </w:numPr>
+      </w:pPr>
+      <w:r>
+        <w:t xml:space="preserve">UI-дизайн, анализ рынка и презентация;</w:t>
+      </w:r>
+    </w:p>
+    <w:p>
+      <w:pPr>
+        <w:pStyle w:val="Compact"/>
+        <w:numPr>
+          <w:ilvl w:val="0"/>
+          <w:numId w:val="1016"/>
+        </w:numPr>
+      </w:pPr>
+      <w:r>
+        <w:t xml:space="preserve">архитектура и разработка.</w:t>
+      </w:r>
+    </w:p>
+    <w:p>
+      <w:pPr>
+        <w:pStyle w:val="FirstParagraph"/>
+      </w:pPr>
+      <w:r>
+        <w:t xml:space="preserve">Связь с командой — через страницу для экспертов https://finni.archifex.space/eksperty/ и слайд команды в</w:t>
+      </w:r>
+      <w:r>
+        <w:t xml:space="preserve"> </w:t>
+      </w:r>
+      <w:r>
+        <w:t xml:space="preserve">презентации. Репозиторий https://github.com/zemdenalex/finni-lct2026 публичный: аккаунт и запрос доступа не нужны.</w:t>
       </w:r>
     </w:p>
     <w:bookmarkEnd w:id="18"/>
@@ -4534,7 +4615,7 @@
         <w:rPr>
           <w:rStyle w:val="CommentTok"/>
         </w:rPr>
-        <w:t xml:space="preserve"># заполнить storeFile, storePassword, keyAlias, keyPassword</w:t>
+        <w:t xml:space="preserve"># вписать storeFile, storePassword, keyAlias, keyPassword</w:t>
       </w:r>
       <w:r>
         <w:br/>
@@ -5911,7 +5992,7 @@
         <w:pStyle w:val="Compact"/>
         <w:numPr>
           <w:ilvl w:val="0"/>
-          <w:numId w:val="1016"/>
+          <w:numId w:val="1017"/>
         </w:numPr>
       </w:pPr>
       <w:r>
@@ -5974,7 +6055,7 @@
         <w:pStyle w:val="Compact"/>
         <w:numPr>
           <w:ilvl w:val="0"/>
-          <w:numId w:val="1016"/>
+          <w:numId w:val="1017"/>
         </w:numPr>
       </w:pPr>
       <w:r>
@@ -6062,13 +6143,82 @@
         <w:t xml:space="preserve"> </w:t>
       </w:r>
       <w:r>
-        <w:t xml:space="preserve">разрешений нет. 🟡 заполнить: Алина — черновик карточки RuStore (название, описание,</w:t>
-      </w:r>
-      <w:r>
-        <w:t xml:space="preserve"> </w:t>
-      </w:r>
-      <w:r>
-        <w:t xml:space="preserve">скриншоты нового интерфейса, возрастная маркировка 0+).</w:t>
+        <w:t xml:space="preserve">разрешений нет. Черновик карточки —</w:t>
+      </w:r>
+      <w:r>
+        <w:t xml:space="preserve"> </w:t>
+      </w:r>
+      <w:r>
+        <w:rPr>
+          <w:rStyle w:val="VerbatimChar"/>
+        </w:rPr>
+        <w:t xml:space="preserve">docs/karta-rustore.md</w:t>
+      </w:r>
+      <w:r>
+        <w:t xml:space="preserve">: название «Питомец Финни»,</w:t>
+      </w:r>
+      <w:r>
+        <w:t xml:space="preserve"> </w:t>
+      </w:r>
+      <w:r>
+        <w:t xml:space="preserve">категория «Образование» (дополнительная — «Родителям»), краткое и подробное описание, возрастная маркировка 0+</w:t>
+      </w:r>
+      <w:r>
+        <w:t xml:space="preserve"> </w:t>
+      </w:r>
+      <w:r>
+        <w:t xml:space="preserve">с обоснованием в</w:t>
+      </w:r>
+      <w:r>
+        <w:t xml:space="preserve"> </w:t>
+      </w:r>
+      <w:r>
+        <w:rPr>
+          <w:rStyle w:val="VerbatimChar"/>
+        </w:rPr>
+        <w:t xml:space="preserve">docs/vozrastnaya-markirovka.md</w:t>
+      </w:r>
+      <w:r>
+        <w:t xml:space="preserve">; рекламы, покупок и сбора данных</w:t>
+      </w:r>
+      <w:r>
+        <w:t xml:space="preserve"> </w:t>
+      </w:r>
+      <w:r>
+        <w:t xml:space="preserve">нет. Иконка 512 × 512 и скриншоты —</w:t>
+      </w:r>
+      <w:r>
+        <w:t xml:space="preserve"> </w:t>
+      </w:r>
+      <w:r>
+        <w:rPr>
+          <w:rStyle w:val="VerbatimChar"/>
+        </w:rPr>
+        <w:t xml:space="preserve">app/finlit/assets/store/</w:t>
+      </w:r>
+      <w:r>
+        <w:t xml:space="preserve"> </w:t>
+      </w:r>
+      <w:r>
+        <w:t xml:space="preserve">(нового интерфейса —</w:t>
+      </w:r>
+      <w:r>
+        <w:t xml:space="preserve"> </w:t>
+      </w:r>
+      <w:r>
+        <w:rPr>
+          <w:rStyle w:val="VerbatimChar"/>
+        </w:rPr>
+        <w:t xml:space="preserve">world/</w:t>
+      </w:r>
+      <w:r>
+        <w:t xml:space="preserve">, отрисованы</w:t>
+      </w:r>
+      <w:r>
+        <w:t xml:space="preserve"> </w:t>
+      </w:r>
+      <w:r>
+        <w:t xml:space="preserve">автотестом; снимки с телефона — в плане до финала).</w:t>
       </w:r>
     </w:p>
     <w:bookmarkEnd w:id="28"/>
@@ -8229,7 +8379,7 @@
         <w:pStyle w:val="Compact"/>
         <w:numPr>
           <w:ilvl w:val="0"/>
-          <w:numId w:val="1017"/>
+          <w:numId w:val="1018"/>
         </w:numPr>
       </w:pPr>
       <w:r>
@@ -8256,7 +8406,7 @@
         <w:pStyle w:val="Compact"/>
         <w:numPr>
           <w:ilvl w:val="0"/>
-          <w:numId w:val="1017"/>
+          <w:numId w:val="1018"/>
         </w:numPr>
       </w:pPr>
       <w:r>
@@ -8295,7 +8445,7 @@
         <w:pStyle w:val="Compact"/>
         <w:numPr>
           <w:ilvl w:val="0"/>
-          <w:numId w:val="1017"/>
+          <w:numId w:val="1018"/>
         </w:numPr>
       </w:pPr>
       <w:r>
@@ -8797,7 +8947,7 @@
         <w:pStyle w:val="Compact"/>
         <w:numPr>
           <w:ilvl w:val="0"/>
-          <w:numId w:val="1018"/>
+          <w:numId w:val="1019"/>
         </w:numPr>
       </w:pPr>
       <w:r>
@@ -8828,7 +8978,7 @@
         <w:pStyle w:val="Compact"/>
         <w:numPr>
           <w:ilvl w:val="0"/>
-          <w:numId w:val="1018"/>
+          <w:numId w:val="1019"/>
         </w:numPr>
       </w:pPr>
       <w:r>
@@ -14893,7 +15043,7 @@
         <w:pStyle w:val="Compact"/>
         <w:numPr>
           <w:ilvl w:val="0"/>
-          <w:numId w:val="1019"/>
+          <w:numId w:val="1020"/>
         </w:numPr>
       </w:pPr>
       <w:r>
@@ -14945,7 +15095,7 @@
         <w:pStyle w:val="Compact"/>
         <w:numPr>
           <w:ilvl w:val="0"/>
-          <w:numId w:val="1019"/>
+          <w:numId w:val="1020"/>
         </w:numPr>
       </w:pPr>
       <w:r>
@@ -14979,7 +15129,7 @@
         <w:pStyle w:val="Compact"/>
         <w:numPr>
           <w:ilvl w:val="0"/>
-          <w:numId w:val="1019"/>
+          <w:numId w:val="1020"/>
         </w:numPr>
       </w:pPr>
       <w:r>
@@ -15028,7 +15178,7 @@
         <w:pStyle w:val="Compact"/>
         <w:numPr>
           <w:ilvl w:val="0"/>
-          <w:numId w:val="1019"/>
+          <w:numId w:val="1020"/>
         </w:numPr>
       </w:pPr>
       <w:r>
@@ -21014,7 +21164,7 @@
               <w:pStyle w:val="Compact"/>
             </w:pPr>
             <w:r>
-              <w:t xml:space="preserve">🟡 заполнить: Настя — ревью текстов нового мира</w:t>
+              <w:t xml:space="preserve">Автотест согласования слов покрывает тексты прежнего интерфейса; ревью текстов нового мира методистом — в плане доработки 16–20.10</w:t>
             </w:r>
           </w:p>
         </w:tc>
@@ -22874,7 +23024,7 @@
               <w:pStyle w:val="Compact"/>
             </w:pPr>
             <w:r>
-              <w:t xml:space="preserve">🟡 заполнить: Настя — ревью формулировок</w:t>
+              <w:t xml:space="preserve">Ревью формулировок блока методистом — в плане доработки 16–20.10</w:t>
             </w:r>
           </w:p>
         </w:tc>
@@ -25139,6 +25289,584 @@
               <w:pStyle w:val="Compact"/>
             </w:pPr>
             <w:r>
+              <w:t xml:space="preserve">🟡</w:t>
+            </w:r>
+          </w:p>
+        </w:tc>
+        <w:tc>
+          <w:tcPr/>
+          <w:p>
+            <w:pPr>
+              <w:pStyle w:val="Compact"/>
+            </w:pPr>
+            <w:r>
+              <w:t xml:space="preserve">Release-APK ставился и проверялся на Android-телефонах трёх участников команды; сбоев не отмечено. Модели и объём ОЗУ не записаны, пошаговый отчёт не оформлен —</w:t>
+            </w:r>
+            <w:r>
+              <w:t xml:space="preserve"> </w:t>
+            </w:r>
+            <w:r>
+              <w:rPr>
+                <w:rStyle w:val="VerbatimChar"/>
+              </w:rPr>
+              <w:t xml:space="preserve">10-testy-i-proverka.md</w:t>
+            </w:r>
+            <w:r>
+              <w:t xml:space="preserve"> </w:t>
+            </w:r>
+            <w:r>
+              <w:t xml:space="preserve">(раздел 10 этого документа) §3</w:t>
+            </w:r>
+          </w:p>
+        </w:tc>
+      </w:tr>
+      <w:tr>
+        <w:tc>
+          <w:tcPr/>
+          <w:p>
+            <w:pPr>
+              <w:pStyle w:val="Compact"/>
+            </w:pPr>
+            <w:r>
+              <w:t xml:space="preserve">3.1.4</w:t>
+            </w:r>
+          </w:p>
+        </w:tc>
+        <w:tc>
+          <w:tcPr/>
+          <w:p>
+            <w:pPr>
+              <w:pStyle w:val="Compact"/>
+            </w:pPr>
+            <w:r>
+              <w:t xml:space="preserve">Нет лишних разрешений</w:t>
+            </w:r>
+          </w:p>
+        </w:tc>
+        <w:tc>
+          <w:tcPr/>
+          <w:p>
+            <w:pPr>
+              <w:pStyle w:val="Compact"/>
+            </w:pPr>
+            <w:r>
+              <w:t xml:space="preserve">🟢</w:t>
+            </w:r>
+          </w:p>
+        </w:tc>
+        <w:tc>
+          <w:tcPr/>
+          <w:p>
+            <w:pPr>
+              <w:pStyle w:val="Compact"/>
+            </w:pPr>
+            <w:r>
+              <w:rPr>
+                <w:rStyle w:val="VerbatimChar"/>
+              </w:rPr>
+              <w:t xml:space="preserve">test/manifest_privacy_test.dart</w:t>
+            </w:r>
+            <w:r>
+              <w:t xml:space="preserve">;</w:t>
+            </w:r>
+            <w:r>
+              <w:t xml:space="preserve"> </w:t>
+            </w:r>
+            <w:r>
+              <w:rPr>
+                <w:rStyle w:val="VerbatimChar"/>
+              </w:rPr>
+              <w:t xml:space="preserve">09-razresheniya-i-dannye.md</w:t>
+            </w:r>
+            <w:r>
+              <w:t xml:space="preserve"> </w:t>
+            </w:r>
+            <w:r>
+              <w:t xml:space="preserve">(раздел 9 этого документа)</w:t>
+            </w:r>
+          </w:p>
+        </w:tc>
+      </w:tr>
+      <w:tr>
+        <w:tc>
+          <w:tcPr/>
+          <w:p>
+            <w:pPr>
+              <w:pStyle w:val="Compact"/>
+            </w:pPr>
+            <w:r>
+              <w:t xml:space="preserve">3.1.5</w:t>
+            </w:r>
+          </w:p>
+        </w:tc>
+        <w:tc>
+          <w:tcPr/>
+          <w:p>
+            <w:pPr>
+              <w:pStyle w:val="Compact"/>
+            </w:pPr>
+            <w:r>
+              <w:t xml:space="preserve">Работа без сети</w:t>
+            </w:r>
+          </w:p>
+        </w:tc>
+        <w:tc>
+          <w:tcPr/>
+          <w:p>
+            <w:pPr>
+              <w:pStyle w:val="Compact"/>
+            </w:pPr>
+            <w:r>
+              <w:t xml:space="preserve">🟢</w:t>
+            </w:r>
+          </w:p>
+        </w:tc>
+        <w:tc>
+          <w:tcPr/>
+          <w:p>
+            <w:pPr>
+              <w:pStyle w:val="Compact"/>
+            </w:pPr>
+            <w:r>
+              <w:t xml:space="preserve">в манифесте нет</w:t>
+            </w:r>
+            <w:r>
+              <w:t xml:space="preserve"> </w:t>
+            </w:r>
+            <w:r>
+              <w:rPr>
+                <w:rStyle w:val="VerbatimChar"/>
+              </w:rPr>
+              <w:t xml:space="preserve">INTERNET</w:t>
+            </w:r>
+            <w:r>
+              <w:t xml:space="preserve">;</w:t>
+            </w:r>
+            <w:r>
+              <w:t xml:space="preserve"> </w:t>
+            </w:r>
+            <w:r>
+              <w:rPr>
+                <w:rStyle w:val="VerbatimChar"/>
+              </w:rPr>
+              <w:t xml:space="preserve">manifest_privacy_test.dart</w:t>
+            </w:r>
+          </w:p>
+        </w:tc>
+      </w:tr>
+      <w:tr>
+        <w:tc>
+          <w:tcPr/>
+          <w:p>
+            <w:pPr>
+              <w:pStyle w:val="Compact"/>
+            </w:pPr>
+            <w:r>
+              <w:t xml:space="preserve">3.2.3</w:t>
+            </w:r>
+          </w:p>
+        </w:tc>
+        <w:tc>
+          <w:tcPr/>
+          <w:p>
+            <w:pPr>
+              <w:pStyle w:val="Compact"/>
+            </w:pPr>
+            <w:r>
+              <w:t xml:space="preserve">Контент отделён от кода</w:t>
+            </w:r>
+          </w:p>
+        </w:tc>
+        <w:tc>
+          <w:tcPr/>
+          <w:p>
+            <w:pPr>
+              <w:pStyle w:val="Compact"/>
+            </w:pPr>
+            <w:r>
+              <w:t xml:space="preserve">🟢</w:t>
+            </w:r>
+          </w:p>
+        </w:tc>
+        <w:tc>
+          <w:tcPr/>
+          <w:p>
+            <w:pPr>
+              <w:pStyle w:val="Compact"/>
+            </w:pPr>
+            <w:r>
+              <w:rPr>
+                <w:rStyle w:val="VerbatimChar"/>
+              </w:rPr>
+              <w:t xml:space="preserve">content/*.json</w:t>
+            </w:r>
+            <w:r>
+              <w:t xml:space="preserve"> </w:t>
+            </w:r>
+            <w:r>
+              <w:t xml:space="preserve">(реплики знакомства —</w:t>
+            </w:r>
+            <w:r>
+              <w:t xml:space="preserve"> </w:t>
+            </w:r>
+            <w:r>
+              <w:rPr>
+                <w:rStyle w:val="VerbatimChar"/>
+              </w:rPr>
+              <w:t xml:space="preserve">content/onboarding.json</w:t>
+            </w:r>
+            <w:r>
+              <w:t xml:space="preserve">, копию сверяет</w:t>
+            </w:r>
+            <w:r>
+              <w:t xml:space="preserve"> </w:t>
+            </w:r>
+            <w:r>
+              <w:rPr>
+                <w:rStyle w:val="VerbatimChar"/>
+              </w:rPr>
+              <w:t xml:space="preserve">world_onboarding_screen_test.dart</w:t>
+            </w:r>
+            <w:r>
+              <w:t xml:space="preserve">); мини-игры читают</w:t>
+            </w:r>
+            <w:r>
+              <w:t xml:space="preserve"> </w:t>
+            </w:r>
+            <w:r>
+              <w:rPr>
+                <w:rStyle w:val="VerbatimChar"/>
+              </w:rPr>
+              <w:t xml:space="preserve">jobs.json</w:t>
+            </w:r>
+            <w:r>
+              <w:t xml:space="preserve"> </w:t>
+            </w:r>
+            <w:r>
+              <w:t xml:space="preserve">через</w:t>
+            </w:r>
+            <w:r>
+              <w:t xml:space="preserve"> </w:t>
+            </w:r>
+            <w:r>
+              <w:rPr>
+                <w:rStyle w:val="VerbatimChar"/>
+              </w:rPr>
+              <w:t xml:space="preserve">JobGames</w:t>
+            </w:r>
+            <w:r>
+              <w:t xml:space="preserve"> </w:t>
+            </w:r>
+            <w:r>
+              <w:t xml:space="preserve">(</w:t>
+            </w:r>
+            <w:r>
+              <w:rPr>
+                <w:rStyle w:val="VerbatimChar"/>
+              </w:rPr>
+              <w:t xml:space="preserve">world_content_test.dart</w:t>
+            </w:r>
+            <w:r>
+              <w:t xml:space="preserve">, см. 2.5.14.1). ⚠ Устройства программиста и подсказки «?» — в коде</w:t>
+            </w:r>
+          </w:p>
+        </w:tc>
+      </w:tr>
+      <w:tr>
+        <w:tc>
+          <w:tcPr/>
+          <w:p>
+            <w:pPr>
+              <w:pStyle w:val="Compact"/>
+            </w:pPr>
+            <w:r>
+              <w:t xml:space="preserve">3.3.1</w:t>
+            </w:r>
+          </w:p>
+        </w:tc>
+        <w:tc>
+          <w:tcPr/>
+          <w:p>
+            <w:pPr>
+              <w:pStyle w:val="Compact"/>
+            </w:pPr>
+            <w:r>
+              <w:t xml:space="preserve">Подписанный release-APK</w:t>
+            </w:r>
+          </w:p>
+        </w:tc>
+        <w:tc>
+          <w:tcPr/>
+          <w:p>
+            <w:pPr>
+              <w:pStyle w:val="Compact"/>
+            </w:pPr>
+            <w:r>
+              <w:t xml:space="preserve">🟢</w:t>
+            </w:r>
+          </w:p>
+        </w:tc>
+        <w:tc>
+          <w:tcPr/>
+          <w:p>
+            <w:pPr>
+              <w:pStyle w:val="Compact"/>
+            </w:pPr>
+            <w:r>
+              <w:rPr>
+                <w:rStyle w:val="VerbatimChar"/>
+              </w:rPr>
+              <w:t xml:space="preserve">02-okruzhenie-i-sborka.md</w:t>
+            </w:r>
+            <w:r>
+              <w:t xml:space="preserve"> </w:t>
+            </w:r>
+            <w:r>
+              <w:t xml:space="preserve">(раздел 2 этого документа) — замеры сборки: universal release-APK нового мира собран 28.09 с</w:t>
+            </w:r>
+            <w:r>
+              <w:t xml:space="preserve"> </w:t>
+            </w:r>
+            <w:r>
+              <w:rPr>
+                <w:rStyle w:val="VerbatimChar"/>
+              </w:rPr>
+              <w:t xml:space="preserve">b2abade</w:t>
+            </w:r>
+            <w:r>
+              <w:t xml:space="preserve">, подпись</w:t>
+            </w:r>
+            <w:r>
+              <w:t xml:space="preserve"> </w:t>
+            </w:r>
+            <w:r>
+              <w:rPr>
+                <w:rStyle w:val="VerbatimChar"/>
+              </w:rPr>
+              <w:t xml:space="preserve">CN=LCT 2026 Team</w:t>
+            </w:r>
+            <w:r>
+              <w:t xml:space="preserve"> </w:t>
+            </w:r>
+            <w:r>
+              <w:t xml:space="preserve">проверена</w:t>
+            </w:r>
+            <w:r>
+              <w:t xml:space="preserve"> </w:t>
+            </w:r>
+            <w:r>
+              <w:rPr>
+                <w:rStyle w:val="VerbatimChar"/>
+              </w:rPr>
+              <w:t xml:space="preserve">apksigner verify --print-certs</w:t>
+            </w:r>
+            <w:r>
+              <w:t xml:space="preserve">; перед загрузкой пересобрать с коммита заморозки</w:t>
+            </w:r>
+          </w:p>
+        </w:tc>
+      </w:tr>
+      <w:tr>
+        <w:tc>
+          <w:tcPr/>
+          <w:p>
+            <w:pPr>
+              <w:pStyle w:val="Compact"/>
+            </w:pPr>
+            <w:r>
+              <w:t xml:space="preserve">3.4.1</w:t>
+            </w:r>
+          </w:p>
+        </w:tc>
+        <w:tc>
+          <w:tcPr/>
+          <w:p>
+            <w:pPr>
+              <w:pStyle w:val="Compact"/>
+            </w:pPr>
+            <w:r>
+              <w:t xml:space="preserve">Слои разделены</w:t>
+            </w:r>
+          </w:p>
+        </w:tc>
+        <w:tc>
+          <w:tcPr/>
+          <w:p>
+            <w:pPr>
+              <w:pStyle w:val="Compact"/>
+            </w:pPr>
+            <w:r>
+              <w:t xml:space="preserve">🟢</w:t>
+            </w:r>
+          </w:p>
+        </w:tc>
+        <w:tc>
+          <w:tcPr/>
+          <w:p>
+            <w:pPr>
+              <w:pStyle w:val="Compact"/>
+            </w:pPr>
+            <w:r>
+              <w:rPr>
+                <w:rStyle w:val="VerbatimChar"/>
+              </w:rPr>
+              <w:t xml:space="preserve">test/domain/layering_test.dart</w:t>
+            </w:r>
+          </w:p>
+        </w:tc>
+      </w:tr>
+      <w:tr>
+        <w:tc>
+          <w:tcPr/>
+          <w:p>
+            <w:pPr>
+              <w:pStyle w:val="Compact"/>
+            </w:pPr>
+            <w:r>
+              <w:t xml:space="preserve">3.4.2</w:t>
+            </w:r>
+          </w:p>
+        </w:tc>
+        <w:tc>
+          <w:tcPr/>
+          <w:p>
+            <w:pPr>
+              <w:pStyle w:val="Compact"/>
+            </w:pPr>
+            <w:r>
+              <w:t xml:space="preserve">CI</w:t>
+            </w:r>
+          </w:p>
+        </w:tc>
+        <w:tc>
+          <w:tcPr/>
+          <w:p>
+            <w:pPr>
+              <w:pStyle w:val="Compact"/>
+            </w:pPr>
+            <w:r>
+              <w:t xml:space="preserve">🟢</w:t>
+            </w:r>
+          </w:p>
+        </w:tc>
+        <w:tc>
+          <w:tcPr/>
+          <w:p>
+            <w:pPr>
+              <w:pStyle w:val="Compact"/>
+            </w:pPr>
+            <w:r>
+              <w:rPr>
+                <w:rStyle w:val="VerbatimChar"/>
+              </w:rPr>
+              <w:t xml:space="preserve">.github/workflows/ci.yml</w:t>
+            </w:r>
+            <w:r>
+              <w:t xml:space="preserve"> </w:t>
+            </w:r>
+            <w:r>
+              <w:t xml:space="preserve">(от корня репозитория)</w:t>
+            </w:r>
+          </w:p>
+        </w:tc>
+      </w:tr>
+      <w:tr>
+        <w:tc>
+          <w:tcPr/>
+          <w:p>
+            <w:pPr>
+              <w:pStyle w:val="Compact"/>
+            </w:pPr>
+            <w:r>
+              <w:t xml:space="preserve">3.4.3</w:t>
+            </w:r>
+          </w:p>
+        </w:tc>
+        <w:tc>
+          <w:tcPr/>
+          <w:p>
+            <w:pPr>
+              <w:pStyle w:val="Compact"/>
+            </w:pPr>
+            <w:r>
+              <w:t xml:space="preserve">Нет ключей в репозитории</w:t>
+            </w:r>
+          </w:p>
+        </w:tc>
+        <w:tc>
+          <w:tcPr/>
+          <w:p>
+            <w:pPr>
+              <w:pStyle w:val="Compact"/>
+            </w:pPr>
+            <w:r>
+              <w:t xml:space="preserve">🟢</w:t>
+            </w:r>
+          </w:p>
+        </w:tc>
+        <w:tc>
+          <w:tcPr/>
+          <w:p>
+            <w:pPr>
+              <w:pStyle w:val="Compact"/>
+            </w:pPr>
+            <w:r>
+              <w:rPr>
+                <w:rStyle w:val="VerbatimChar"/>
+              </w:rPr>
+              <w:t xml:space="preserve">.gitignore</w:t>
+            </w:r>
+            <w:r>
+              <w:t xml:space="preserve">,</w:t>
+            </w:r>
+            <w:r>
+              <w:t xml:space="preserve"> </w:t>
+            </w:r>
+            <w:r>
+              <w:rPr>
+                <w:rStyle w:val="VerbatimChar"/>
+              </w:rPr>
+              <w:t xml:space="preserve">android/key.properties.example</w:t>
+            </w:r>
+            <w:r>
+              <w:t xml:space="preserve"> </w:t>
+            </w:r>
+            <w:r>
+              <w:t xml:space="preserve">без значений</w:t>
+            </w:r>
+          </w:p>
+        </w:tc>
+      </w:tr>
+      <w:tr>
+        <w:tc>
+          <w:tcPr/>
+          <w:p>
+            <w:pPr>
+              <w:pStyle w:val="Compact"/>
+            </w:pPr>
+            <w:r>
+              <w:t xml:space="preserve">3.4.5</w:t>
+            </w:r>
+          </w:p>
+        </w:tc>
+        <w:tc>
+          <w:tcPr/>
+          <w:p>
+            <w:pPr>
+              <w:pStyle w:val="Compact"/>
+            </w:pPr>
+            <w:r>
+              <w:t xml:space="preserve">Холодный старт ≤ 5 с</w:t>
+            </w:r>
+          </w:p>
+        </w:tc>
+        <w:tc>
+          <w:tcPr/>
+          <w:p>
+            <w:pPr>
+              <w:pStyle w:val="Compact"/>
+            </w:pPr>
+            <w:r>
               <w:t xml:space="preserve">🔴</w:t>
             </w:r>
           </w:p>
@@ -25150,585 +25878,7 @@
               <w:pStyle w:val="Compact"/>
             </w:pPr>
             <w:r>
-              <w:t xml:space="preserve">🟡 заполнить: Денис —</w:t>
-            </w:r>
-            <w:r>
-              <w:t xml:space="preserve"> </w:t>
-            </w:r>
-            <w:r>
-              <w:rPr>
-                <w:rStyle w:val="VerbatimChar"/>
-              </w:rPr>
-              <w:t xml:space="preserve">10-testy-i-proverka.md</w:t>
-            </w:r>
-            <w:r>
-              <w:t xml:space="preserve"> </w:t>
-            </w:r>
-            <w:r>
-              <w:t xml:space="preserve">(раздел 10 этого документа)</w:t>
-            </w:r>
-          </w:p>
-        </w:tc>
-      </w:tr>
-      <w:tr>
-        <w:tc>
-          <w:tcPr/>
-          <w:p>
-            <w:pPr>
-              <w:pStyle w:val="Compact"/>
-            </w:pPr>
-            <w:r>
-              <w:t xml:space="preserve">3.1.4</w:t>
-            </w:r>
-          </w:p>
-        </w:tc>
-        <w:tc>
-          <w:tcPr/>
-          <w:p>
-            <w:pPr>
-              <w:pStyle w:val="Compact"/>
-            </w:pPr>
-            <w:r>
-              <w:t xml:space="preserve">Нет лишних разрешений</w:t>
-            </w:r>
-          </w:p>
-        </w:tc>
-        <w:tc>
-          <w:tcPr/>
-          <w:p>
-            <w:pPr>
-              <w:pStyle w:val="Compact"/>
-            </w:pPr>
-            <w:r>
-              <w:t xml:space="preserve">🟢</w:t>
-            </w:r>
-          </w:p>
-        </w:tc>
-        <w:tc>
-          <w:tcPr/>
-          <w:p>
-            <w:pPr>
-              <w:pStyle w:val="Compact"/>
-            </w:pPr>
-            <w:r>
-              <w:rPr>
-                <w:rStyle w:val="VerbatimChar"/>
-              </w:rPr>
-              <w:t xml:space="preserve">test/manifest_privacy_test.dart</w:t>
-            </w:r>
-            <w:r>
-              <w:t xml:space="preserve">;</w:t>
-            </w:r>
-            <w:r>
-              <w:t xml:space="preserve"> </w:t>
-            </w:r>
-            <w:r>
-              <w:rPr>
-                <w:rStyle w:val="VerbatimChar"/>
-              </w:rPr>
-              <w:t xml:space="preserve">09-razresheniya-i-dannye.md</w:t>
-            </w:r>
-            <w:r>
-              <w:t xml:space="preserve"> </w:t>
-            </w:r>
-            <w:r>
-              <w:t xml:space="preserve">(раздел 9 этого документа)</w:t>
-            </w:r>
-          </w:p>
-        </w:tc>
-      </w:tr>
-      <w:tr>
-        <w:tc>
-          <w:tcPr/>
-          <w:p>
-            <w:pPr>
-              <w:pStyle w:val="Compact"/>
-            </w:pPr>
-            <w:r>
-              <w:t xml:space="preserve">3.1.5</w:t>
-            </w:r>
-          </w:p>
-        </w:tc>
-        <w:tc>
-          <w:tcPr/>
-          <w:p>
-            <w:pPr>
-              <w:pStyle w:val="Compact"/>
-            </w:pPr>
-            <w:r>
-              <w:t xml:space="preserve">Работа без сети</w:t>
-            </w:r>
-          </w:p>
-        </w:tc>
-        <w:tc>
-          <w:tcPr/>
-          <w:p>
-            <w:pPr>
-              <w:pStyle w:val="Compact"/>
-            </w:pPr>
-            <w:r>
-              <w:t xml:space="preserve">🟢</w:t>
-            </w:r>
-          </w:p>
-        </w:tc>
-        <w:tc>
-          <w:tcPr/>
-          <w:p>
-            <w:pPr>
-              <w:pStyle w:val="Compact"/>
-            </w:pPr>
-            <w:r>
-              <w:t xml:space="preserve">в манифесте нет</w:t>
-            </w:r>
-            <w:r>
-              <w:t xml:space="preserve"> </w:t>
-            </w:r>
-            <w:r>
-              <w:rPr>
-                <w:rStyle w:val="VerbatimChar"/>
-              </w:rPr>
-              <w:t xml:space="preserve">INTERNET</w:t>
-            </w:r>
-            <w:r>
-              <w:t xml:space="preserve">;</w:t>
-            </w:r>
-            <w:r>
-              <w:t xml:space="preserve"> </w:t>
-            </w:r>
-            <w:r>
-              <w:rPr>
-                <w:rStyle w:val="VerbatimChar"/>
-              </w:rPr>
-              <w:t xml:space="preserve">manifest_privacy_test.dart</w:t>
-            </w:r>
-          </w:p>
-        </w:tc>
-      </w:tr>
-      <w:tr>
-        <w:tc>
-          <w:tcPr/>
-          <w:p>
-            <w:pPr>
-              <w:pStyle w:val="Compact"/>
-            </w:pPr>
-            <w:r>
-              <w:t xml:space="preserve">3.2.3</w:t>
-            </w:r>
-          </w:p>
-        </w:tc>
-        <w:tc>
-          <w:tcPr/>
-          <w:p>
-            <w:pPr>
-              <w:pStyle w:val="Compact"/>
-            </w:pPr>
-            <w:r>
-              <w:t xml:space="preserve">Контент отделён от кода</w:t>
-            </w:r>
-          </w:p>
-        </w:tc>
-        <w:tc>
-          <w:tcPr/>
-          <w:p>
-            <w:pPr>
-              <w:pStyle w:val="Compact"/>
-            </w:pPr>
-            <w:r>
-              <w:t xml:space="preserve">🟢</w:t>
-            </w:r>
-          </w:p>
-        </w:tc>
-        <w:tc>
-          <w:tcPr/>
-          <w:p>
-            <w:pPr>
-              <w:pStyle w:val="Compact"/>
-            </w:pPr>
-            <w:r>
-              <w:rPr>
-                <w:rStyle w:val="VerbatimChar"/>
-              </w:rPr>
-              <w:t xml:space="preserve">content/*.json</w:t>
-            </w:r>
-            <w:r>
-              <w:t xml:space="preserve"> </w:t>
-            </w:r>
-            <w:r>
-              <w:t xml:space="preserve">(реплики знакомства —</w:t>
-            </w:r>
-            <w:r>
-              <w:t xml:space="preserve"> </w:t>
-            </w:r>
-            <w:r>
-              <w:rPr>
-                <w:rStyle w:val="VerbatimChar"/>
-              </w:rPr>
-              <w:t xml:space="preserve">content/onboarding.json</w:t>
-            </w:r>
-            <w:r>
-              <w:t xml:space="preserve">, копию сверяет</w:t>
-            </w:r>
-            <w:r>
-              <w:t xml:space="preserve"> </w:t>
-            </w:r>
-            <w:r>
-              <w:rPr>
-                <w:rStyle w:val="VerbatimChar"/>
-              </w:rPr>
-              <w:t xml:space="preserve">world_onboarding_screen_test.dart</w:t>
-            </w:r>
-            <w:r>
-              <w:t xml:space="preserve">); мини-игры читают</w:t>
-            </w:r>
-            <w:r>
-              <w:t xml:space="preserve"> </w:t>
-            </w:r>
-            <w:r>
-              <w:rPr>
-                <w:rStyle w:val="VerbatimChar"/>
-              </w:rPr>
-              <w:t xml:space="preserve">jobs.json</w:t>
-            </w:r>
-            <w:r>
-              <w:t xml:space="preserve"> </w:t>
-            </w:r>
-            <w:r>
-              <w:t xml:space="preserve">через</w:t>
-            </w:r>
-            <w:r>
-              <w:t xml:space="preserve"> </w:t>
-            </w:r>
-            <w:r>
-              <w:rPr>
-                <w:rStyle w:val="VerbatimChar"/>
-              </w:rPr>
-              <w:t xml:space="preserve">JobGames</w:t>
-            </w:r>
-            <w:r>
-              <w:t xml:space="preserve"> </w:t>
-            </w:r>
-            <w:r>
-              <w:t xml:space="preserve">(</w:t>
-            </w:r>
-            <w:r>
-              <w:rPr>
-                <w:rStyle w:val="VerbatimChar"/>
-              </w:rPr>
-              <w:t xml:space="preserve">world_content_test.dart</w:t>
-            </w:r>
-            <w:r>
-              <w:t xml:space="preserve">, см. 2.5.14.1). ⚠ Устройства программиста и подсказки «?» — в коде</w:t>
-            </w:r>
-          </w:p>
-        </w:tc>
-      </w:tr>
-      <w:tr>
-        <w:tc>
-          <w:tcPr/>
-          <w:p>
-            <w:pPr>
-              <w:pStyle w:val="Compact"/>
-            </w:pPr>
-            <w:r>
-              <w:t xml:space="preserve">3.3.1</w:t>
-            </w:r>
-          </w:p>
-        </w:tc>
-        <w:tc>
-          <w:tcPr/>
-          <w:p>
-            <w:pPr>
-              <w:pStyle w:val="Compact"/>
-            </w:pPr>
-            <w:r>
-              <w:t xml:space="preserve">Подписанный release-APK</w:t>
-            </w:r>
-          </w:p>
-        </w:tc>
-        <w:tc>
-          <w:tcPr/>
-          <w:p>
-            <w:pPr>
-              <w:pStyle w:val="Compact"/>
-            </w:pPr>
-            <w:r>
-              <w:t xml:space="preserve">🟢</w:t>
-            </w:r>
-          </w:p>
-        </w:tc>
-        <w:tc>
-          <w:tcPr/>
-          <w:p>
-            <w:pPr>
-              <w:pStyle w:val="Compact"/>
-            </w:pPr>
-            <w:r>
-              <w:rPr>
-                <w:rStyle w:val="VerbatimChar"/>
-              </w:rPr>
-              <w:t xml:space="preserve">02-okruzhenie-i-sborka.md</w:t>
-            </w:r>
-            <w:r>
-              <w:t xml:space="preserve"> </w:t>
-            </w:r>
-            <w:r>
-              <w:t xml:space="preserve">(раздел 2 этого документа) — замеры сборки: universal release-APK нового мира собран 28.09 с</w:t>
-            </w:r>
-            <w:r>
-              <w:t xml:space="preserve"> </w:t>
-            </w:r>
-            <w:r>
-              <w:rPr>
-                <w:rStyle w:val="VerbatimChar"/>
-              </w:rPr>
-              <w:t xml:space="preserve">b2abade</w:t>
-            </w:r>
-            <w:r>
-              <w:t xml:space="preserve">, подпись</w:t>
-            </w:r>
-            <w:r>
-              <w:t xml:space="preserve"> </w:t>
-            </w:r>
-            <w:r>
-              <w:rPr>
-                <w:rStyle w:val="VerbatimChar"/>
-              </w:rPr>
-              <w:t xml:space="preserve">CN=LCT 2026 Team</w:t>
-            </w:r>
-            <w:r>
-              <w:t xml:space="preserve"> </w:t>
-            </w:r>
-            <w:r>
-              <w:t xml:space="preserve">проверена</w:t>
-            </w:r>
-            <w:r>
-              <w:t xml:space="preserve"> </w:t>
-            </w:r>
-            <w:r>
-              <w:rPr>
-                <w:rStyle w:val="VerbatimChar"/>
-              </w:rPr>
-              <w:t xml:space="preserve">apksigner verify --print-certs</w:t>
-            </w:r>
-            <w:r>
-              <w:t xml:space="preserve">; перед загрузкой пересобрать с коммита заморозки</w:t>
-            </w:r>
-          </w:p>
-        </w:tc>
-      </w:tr>
-      <w:tr>
-        <w:tc>
-          <w:tcPr/>
-          <w:p>
-            <w:pPr>
-              <w:pStyle w:val="Compact"/>
-            </w:pPr>
-            <w:r>
-              <w:t xml:space="preserve">3.4.1</w:t>
-            </w:r>
-          </w:p>
-        </w:tc>
-        <w:tc>
-          <w:tcPr/>
-          <w:p>
-            <w:pPr>
-              <w:pStyle w:val="Compact"/>
-            </w:pPr>
-            <w:r>
-              <w:t xml:space="preserve">Слои разделены</w:t>
-            </w:r>
-          </w:p>
-        </w:tc>
-        <w:tc>
-          <w:tcPr/>
-          <w:p>
-            <w:pPr>
-              <w:pStyle w:val="Compact"/>
-            </w:pPr>
-            <w:r>
-              <w:t xml:space="preserve">🟢</w:t>
-            </w:r>
-          </w:p>
-        </w:tc>
-        <w:tc>
-          <w:tcPr/>
-          <w:p>
-            <w:pPr>
-              <w:pStyle w:val="Compact"/>
-            </w:pPr>
-            <w:r>
-              <w:rPr>
-                <w:rStyle w:val="VerbatimChar"/>
-              </w:rPr>
-              <w:t xml:space="preserve">test/domain/layering_test.dart</w:t>
-            </w:r>
-          </w:p>
-        </w:tc>
-      </w:tr>
-      <w:tr>
-        <w:tc>
-          <w:tcPr/>
-          <w:p>
-            <w:pPr>
-              <w:pStyle w:val="Compact"/>
-            </w:pPr>
-            <w:r>
-              <w:t xml:space="preserve">3.4.2</w:t>
-            </w:r>
-          </w:p>
-        </w:tc>
-        <w:tc>
-          <w:tcPr/>
-          <w:p>
-            <w:pPr>
-              <w:pStyle w:val="Compact"/>
-            </w:pPr>
-            <w:r>
-              <w:t xml:space="preserve">CI</w:t>
-            </w:r>
-          </w:p>
-        </w:tc>
-        <w:tc>
-          <w:tcPr/>
-          <w:p>
-            <w:pPr>
-              <w:pStyle w:val="Compact"/>
-            </w:pPr>
-            <w:r>
-              <w:t xml:space="preserve">🟢</w:t>
-            </w:r>
-          </w:p>
-        </w:tc>
-        <w:tc>
-          <w:tcPr/>
-          <w:p>
-            <w:pPr>
-              <w:pStyle w:val="Compact"/>
-            </w:pPr>
-            <w:r>
-              <w:rPr>
-                <w:rStyle w:val="VerbatimChar"/>
-              </w:rPr>
-              <w:t xml:space="preserve">.github/workflows/ci.yml</w:t>
-            </w:r>
-            <w:r>
-              <w:t xml:space="preserve"> </w:t>
-            </w:r>
-            <w:r>
-              <w:t xml:space="preserve">(от корня репозитория)</w:t>
-            </w:r>
-          </w:p>
-        </w:tc>
-      </w:tr>
-      <w:tr>
-        <w:tc>
-          <w:tcPr/>
-          <w:p>
-            <w:pPr>
-              <w:pStyle w:val="Compact"/>
-            </w:pPr>
-            <w:r>
-              <w:t xml:space="preserve">3.4.3</w:t>
-            </w:r>
-          </w:p>
-        </w:tc>
-        <w:tc>
-          <w:tcPr/>
-          <w:p>
-            <w:pPr>
-              <w:pStyle w:val="Compact"/>
-            </w:pPr>
-            <w:r>
-              <w:t xml:space="preserve">Нет ключей в репозитории</w:t>
-            </w:r>
-          </w:p>
-        </w:tc>
-        <w:tc>
-          <w:tcPr/>
-          <w:p>
-            <w:pPr>
-              <w:pStyle w:val="Compact"/>
-            </w:pPr>
-            <w:r>
-              <w:t xml:space="preserve">🟢</w:t>
-            </w:r>
-          </w:p>
-        </w:tc>
-        <w:tc>
-          <w:tcPr/>
-          <w:p>
-            <w:pPr>
-              <w:pStyle w:val="Compact"/>
-            </w:pPr>
-            <w:r>
-              <w:rPr>
-                <w:rStyle w:val="VerbatimChar"/>
-              </w:rPr>
-              <w:t xml:space="preserve">.gitignore</w:t>
-            </w:r>
-            <w:r>
-              <w:t xml:space="preserve">,</w:t>
-            </w:r>
-            <w:r>
-              <w:t xml:space="preserve"> </w:t>
-            </w:r>
-            <w:r>
-              <w:rPr>
-                <w:rStyle w:val="VerbatimChar"/>
-              </w:rPr>
-              <w:t xml:space="preserve">android/key.properties.example</w:t>
-            </w:r>
-            <w:r>
-              <w:t xml:space="preserve"> </w:t>
-            </w:r>
-            <w:r>
-              <w:t xml:space="preserve">без значений</w:t>
-            </w:r>
-          </w:p>
-        </w:tc>
-      </w:tr>
-      <w:tr>
-        <w:tc>
-          <w:tcPr/>
-          <w:p>
-            <w:pPr>
-              <w:pStyle w:val="Compact"/>
-            </w:pPr>
-            <w:r>
-              <w:t xml:space="preserve">3.4.5</w:t>
-            </w:r>
-          </w:p>
-        </w:tc>
-        <w:tc>
-          <w:tcPr/>
-          <w:p>
-            <w:pPr>
-              <w:pStyle w:val="Compact"/>
-            </w:pPr>
-            <w:r>
-              <w:t xml:space="preserve">Холодный старт ≤ 5 с</w:t>
-            </w:r>
-          </w:p>
-        </w:tc>
-        <w:tc>
-          <w:tcPr/>
-          <w:p>
-            <w:pPr>
-              <w:pStyle w:val="Compact"/>
-            </w:pPr>
-            <w:r>
-              <w:t xml:space="preserve">🔴</w:t>
-            </w:r>
-          </w:p>
-        </w:tc>
-        <w:tc>
-          <w:tcPr/>
-          <w:p>
-            <w:pPr>
-              <w:pStyle w:val="Compact"/>
-            </w:pPr>
-            <w:r>
-              <w:t xml:space="preserve">замер на телефоне —</w:t>
+              <w:t xml:space="preserve">Замер холодного старта на телефоне не проводился; скрипт замера готов —</w:t>
             </w:r>
             <w:r>
               <w:t xml:space="preserve"> </w:t>
@@ -25740,7 +25890,7 @@
               <w:t xml:space="preserve">tool/measure_startup.sh</w:t>
             </w:r>
             <w:r>
-              <w:t xml:space="preserve">; 🟡 заполнить: Денис</w:t>
+              <w:t xml:space="preserve">, замер — в плане до финала</w:t>
             </w:r>
           </w:p>
         </w:tc>
@@ -29188,7 +29338,7 @@
         <w:pStyle w:val="Compact"/>
         <w:numPr>
           <w:ilvl w:val="0"/>
-          <w:numId w:val="1020"/>
+          <w:numId w:val="1021"/>
         </w:numPr>
       </w:pPr>
       <w:r>
@@ -29215,7 +29365,7 @@
         <w:pStyle w:val="Compact"/>
         <w:numPr>
           <w:ilvl w:val="0"/>
-          <w:numId w:val="1020"/>
+          <w:numId w:val="1021"/>
         </w:numPr>
       </w:pPr>
       <w:r>
@@ -29285,7 +29435,7 @@
         <w:pStyle w:val="Compact"/>
         <w:numPr>
           <w:ilvl w:val="0"/>
-          <w:numId w:val="1020"/>
+          <w:numId w:val="1021"/>
         </w:numPr>
       </w:pPr>
       <w:r>
@@ -29303,7 +29453,7 @@
         <w:pStyle w:val="Compact"/>
         <w:numPr>
           <w:ilvl w:val="0"/>
-          <w:numId w:val="1020"/>
+          <w:numId w:val="1021"/>
         </w:numPr>
       </w:pPr>
       <w:r>
@@ -29345,7 +29495,7 @@
         <w:pStyle w:val="Compact"/>
         <w:numPr>
           <w:ilvl w:val="0"/>
-          <w:numId w:val="1020"/>
+          <w:numId w:val="1021"/>
         </w:numPr>
       </w:pPr>
       <w:r>
@@ -29375,7 +29525,7 @@
         <w:pStyle w:val="Compact"/>
         <w:numPr>
           <w:ilvl w:val="0"/>
-          <w:numId w:val="1020"/>
+          <w:numId w:val="1021"/>
         </w:numPr>
       </w:pPr>
       <w:r>
@@ -29784,7 +29934,7 @@
         <w:pStyle w:val="Compact"/>
         <w:numPr>
           <w:ilvl w:val="0"/>
-          <w:numId w:val="1021"/>
+          <w:numId w:val="1022"/>
         </w:numPr>
       </w:pPr>
       <w:r>
@@ -29855,7 +30005,7 @@
         <w:pStyle w:val="Compact"/>
         <w:numPr>
           <w:ilvl w:val="0"/>
-          <w:numId w:val="1021"/>
+          <w:numId w:val="1022"/>
         </w:numPr>
       </w:pPr>
       <w:r>
@@ -29883,7 +30033,7 @@
         <w:pStyle w:val="Compact"/>
         <w:numPr>
           <w:ilvl w:val="0"/>
-          <w:numId w:val="1021"/>
+          <w:numId w:val="1022"/>
         </w:numPr>
       </w:pPr>
       <w:r>
@@ -30180,7 +30330,7 @@
         <w:pStyle w:val="Compact"/>
         <w:numPr>
           <w:ilvl w:val="0"/>
-          <w:numId w:val="1022"/>
+          <w:numId w:val="1023"/>
         </w:numPr>
       </w:pPr>
       <w:r>
@@ -30195,221 +30345,6 @@
       </w:r>
       <w:r>
         <w:t xml:space="preserve">Питомцу навредить нельзя.</w:t>
-      </w:r>
-    </w:p>
-    <w:p>
-      <w:pPr>
-        <w:pStyle w:val="Compact"/>
-        <w:numPr>
-          <w:ilvl w:val="0"/>
-          <w:numId w:val="1022"/>
-        </w:numPr>
-      </w:pPr>
-      <w:r>
-        <w:t xml:space="preserve">Если карманов (НУЖНО + заработок + ХОЧУ) не хватает на весь счёт с домашним меню, меню</w:t>
-      </w:r>
-      <w:r>
-        <w:t xml:space="preserve"> </w:t>
-      </w:r>
-      <w:r>
-        <w:t xml:space="preserve">понижается до</w:t>
-      </w:r>
-      <w:r>
-        <w:t xml:space="preserve"> </w:t>
-      </w:r>
-      <w:r>
-        <w:rPr>
-          <w:b/>
-          <w:bCs/>
-        </w:rPr>
-        <w:t xml:space="preserve">простого</w:t>
-      </w:r>
-      <w:r>
-        <w:t xml:space="preserve"> </w:t>
-      </w:r>
-      <w:r>
-        <w:t xml:space="preserve">(каша).</w:t>
-      </w:r>
-    </w:p>
-    <w:p>
-      <w:pPr>
-        <w:pStyle w:val="Compact"/>
-        <w:numPr>
-          <w:ilvl w:val="0"/>
-          <w:numId w:val="1022"/>
-        </w:numPr>
-      </w:pPr>
-      <w:r>
-        <w:t xml:space="preserve">Каждый счёт платится по очереди из НУЖНО, затем из заработка, затем из ХОЧУ.</w:t>
-      </w:r>
-    </w:p>
-    <w:p>
-      <w:pPr>
-        <w:pStyle w:val="Compact"/>
-        <w:numPr>
-          <w:ilvl w:val="0"/>
-          <w:numId w:val="1022"/>
-        </w:numPr>
-      </w:pPr>
-      <w:r>
-        <w:t xml:space="preserve">Недостающее —</w:t>
-      </w:r>
-      <w:r>
-        <w:t xml:space="preserve"> </w:t>
-      </w:r>
-      <w:r>
-        <w:rPr>
-          <w:b/>
-          <w:bCs/>
-        </w:rPr>
-        <w:t xml:space="preserve">из ЦЕЛИ, только с согласия ребёнка</w:t>
-      </w:r>
-      <w:r>
-        <w:t xml:space="preserve">. Перед этим показываются «было /</w:t>
-      </w:r>
-      <w:r>
-        <w:t xml:space="preserve"> </w:t>
-      </w:r>
-      <w:r>
-        <w:t xml:space="preserve">станет» (срок до цели в новом мире пока не считается, см. 05-matrica-trebovaniy.md, 2.5.7.4).</w:t>
-      </w:r>
-    </w:p>
-    <w:p>
-      <w:pPr>
-        <w:pStyle w:val="Compact"/>
-        <w:numPr>
-          <w:ilvl w:val="0"/>
-          <w:numId w:val="1022"/>
-        </w:numPr>
-      </w:pPr>
-      <w:r>
-        <w:t xml:space="preserve">Остаток покрывает</w:t>
-      </w:r>
-      <w:r>
-        <w:t xml:space="preserve"> </w:t>
-      </w:r>
-      <w:r>
-        <w:rPr>
-          <w:b/>
-          <w:bCs/>
-        </w:rPr>
-        <w:t xml:space="preserve">«семья помогает»</w:t>
-      </w:r>
-      <w:r>
-        <w:t xml:space="preserve">: минуса нет, но 😊 −6 и нет очка «обязательное</w:t>
-      </w:r>
-      <w:r>
-        <w:t xml:space="preserve"> </w:t>
-      </w:r>
-      <w:r>
-        <w:t xml:space="preserve">закрыто».</w:t>
-      </w:r>
-    </w:p>
-    <w:bookmarkStart w:id="69" w:name="h62"/>
-    <w:p>
-      <w:pPr>
-        <w:pStyle w:val="Heading4"/>
-      </w:pPr>
-      <w:r>
-        <w:t xml:space="preserve">6.1. Холодильник — видимый запас еды (фидбек дизайнера 28.09, этап 4; с 29.09 — приёмы пищи)</w:t>
-      </w:r>
-    </w:p>
-    <w:p>
-      <w:pPr>
-        <w:pStyle w:val="FirstParagraph"/>
-      </w:pPr>
-      <w:r>
-        <w:t xml:space="preserve">Холодильник в комнате показывает приёмы пищи, оставшиеся на неделю, и пустеет, когда Финни ест.</w:t>
-      </w:r>
-      <w:r>
-        <w:t xml:space="preserve"> </w:t>
-      </w:r>
-      <w:r>
-        <w:t xml:space="preserve">Это</w:t>
-      </w:r>
-      <w:r>
-        <w:t xml:space="preserve"> </w:t>
-      </w:r>
-      <w:r>
-        <w:rPr>
-          <w:b/>
-          <w:bCs/>
-        </w:rPr>
-        <w:t xml:space="preserve">не показатель</w:t>
-      </w:r>
-      <w:r>
-        <w:t xml:space="preserve">: в сохранении нового числа нет, штрафа и «голода» нет — невыбранные приёмы</w:t>
-      </w:r>
-      <w:r>
-        <w:t xml:space="preserve"> </w:t>
-      </w:r>
-      <w:r>
-        <w:t xml:space="preserve">Финни всё равно съест дома в итогах. Запас выводится из журнала</w:t>
-      </w:r>
-      <w:r>
-        <w:t xml:space="preserve"> </w:t>
-      </w:r>
-      <w:r>
-        <w:t xml:space="preserve">(</w:t>
-      </w:r>
-      <w:r>
-        <w:rPr>
-          <w:rStyle w:val="VerbatimChar"/>
-        </w:rPr>
-        <w:t xml:space="preserve">domain/world/fridge_stock.dart</w:t>
-      </w:r>
-      <w:r>
-        <w:t xml:space="preserve">,</w:t>
-      </w:r>
-      <w:r>
-        <w:t xml:space="preserve"> </w:t>
-      </w:r>
-      <w:r>
-        <w:rPr>
-          <w:rStyle w:val="VerbatimChar"/>
-        </w:rPr>
-        <w:t xml:space="preserve">fridgeOf</w:t>
-      </w:r>
-      <w:r>
-        <w:t xml:space="preserve">):</w:t>
-      </w:r>
-    </w:p>
-    <w:p>
-      <w:pPr>
-        <w:pStyle w:val="SourceCode"/>
-      </w:pPr>
-      <w:r>
-        <w:rPr>
-          <w:rStyle w:val="VerbatimChar"/>
-        </w:rPr>
-        <w:t xml:space="preserve">до первой недели                      → пусто</w:t>
-      </w:r>
-      <w:r>
-        <w:br/>
-      </w:r>
-      <w:r>
-        <w:rPr>
-          <w:rStyle w:val="VerbatimChar"/>
-        </w:rPr>
-        <w:t xml:space="preserve">еда         = max(0, приёмов в неделю − съедено на этой неделе)      food.meals_per_week = 3</w:t>
-      </w:r>
-      <w:r>
-        <w:br/>
-      </w:r>
-      <w:r>
-        <w:rPr>
-          <w:rStyle w:val="VerbatimChar"/>
-        </w:rPr>
-        <w:t xml:space="preserve">перекусы    = перекусов, купленных на этой неделе</w:t>
-      </w:r>
-      <w:r>
-        <w:br/>
-      </w:r>
-      <w:r>
-        <w:rPr>
-          <w:rStyle w:val="VerbatimChar"/>
-        </w:rPr>
-        <w:t xml:space="preserve">порций      = еда + перекусы</w:t>
       </w:r>
     </w:p>
     <w:p>
@@ -30421,7 +30356,29 @@
         </w:numPr>
       </w:pPr>
       <w:r>
-        <w:t xml:space="preserve">Приём пищи — только кнопка «Съесть» (раздел 6.2). Игровые дни (смена, досуг) еду не едят.</w:t>
+        <w:t xml:space="preserve">Если карманов (НУЖНО + заработок + ХОЧУ) не хватает на весь счёт с домашним меню, меню</w:t>
+      </w:r>
+      <w:r>
+        <w:t xml:space="preserve"> </w:t>
+      </w:r>
+      <w:r>
+        <w:t xml:space="preserve">понижается до</w:t>
+      </w:r>
+      <w:r>
+        <w:t xml:space="preserve"> </w:t>
+      </w:r>
+      <w:r>
+        <w:rPr>
+          <w:b/>
+          <w:bCs/>
+        </w:rPr>
+        <w:t xml:space="preserve">простого</w:t>
+      </w:r>
+      <w:r>
+        <w:t xml:space="preserve"> </w:t>
+      </w:r>
+      <w:r>
+        <w:t xml:space="preserve">(каша).</w:t>
       </w:r>
     </w:p>
     <w:p>
@@ -30433,13 +30390,7 @@
         </w:numPr>
       </w:pPr>
       <w:r>
-        <w:t xml:space="preserve">Домашнее меню выбирает картинку на полках; смена меню посреди недели меняет картинку, а не</w:t>
-      </w:r>
-      <w:r>
-        <w:t xml:space="preserve"> </w:t>
-      </w:r>
-      <w:r>
-        <w:t xml:space="preserve">число порций.</w:t>
+        <w:t xml:space="preserve">Каждый счёт платится по очереди из НУЖНО, затем из заработка, затем из ХОЧУ.</w:t>
       </w:r>
     </w:p>
     <w:p>
@@ -30448,6 +30399,205 @@
         <w:numPr>
           <w:ilvl w:val="0"/>
           <w:numId w:val="1023"/>
+        </w:numPr>
+      </w:pPr>
+      <w:r>
+        <w:t xml:space="preserve">Недостающее —</w:t>
+      </w:r>
+      <w:r>
+        <w:t xml:space="preserve"> </w:t>
+      </w:r>
+      <w:r>
+        <w:rPr>
+          <w:b/>
+          <w:bCs/>
+        </w:rPr>
+        <w:t xml:space="preserve">из ЦЕЛИ, только с согласия ребёнка</w:t>
+      </w:r>
+      <w:r>
+        <w:t xml:space="preserve">. Перед этим показываются «было /</w:t>
+      </w:r>
+      <w:r>
+        <w:t xml:space="preserve"> </w:t>
+      </w:r>
+      <w:r>
+        <w:t xml:space="preserve">станет» (срок до цели в новом мире пока не считается, см. 05-matrica-trebovaniy.md, 2.5.7.4).</w:t>
+      </w:r>
+    </w:p>
+    <w:p>
+      <w:pPr>
+        <w:pStyle w:val="Compact"/>
+        <w:numPr>
+          <w:ilvl w:val="0"/>
+          <w:numId w:val="1023"/>
+        </w:numPr>
+      </w:pPr>
+      <w:r>
+        <w:t xml:space="preserve">Остаток покрывает</w:t>
+      </w:r>
+      <w:r>
+        <w:t xml:space="preserve"> </w:t>
+      </w:r>
+      <w:r>
+        <w:rPr>
+          <w:b/>
+          <w:bCs/>
+        </w:rPr>
+        <w:t xml:space="preserve">«семья помогает»</w:t>
+      </w:r>
+      <w:r>
+        <w:t xml:space="preserve">: минуса нет, но 😊 −6 и нет очка «обязательное</w:t>
+      </w:r>
+      <w:r>
+        <w:t xml:space="preserve"> </w:t>
+      </w:r>
+      <w:r>
+        <w:t xml:space="preserve">закрыто».</w:t>
+      </w:r>
+    </w:p>
+    <w:bookmarkStart w:id="69" w:name="h62"/>
+    <w:p>
+      <w:pPr>
+        <w:pStyle w:val="Heading4"/>
+      </w:pPr>
+      <w:r>
+        <w:t xml:space="preserve">6.1. Холодильник — видимый запас еды (фидбек дизайнера 28.09, этап 4; с 29.09 — приёмы пищи)</w:t>
+      </w:r>
+    </w:p>
+    <w:p>
+      <w:pPr>
+        <w:pStyle w:val="FirstParagraph"/>
+      </w:pPr>
+      <w:r>
+        <w:t xml:space="preserve">Холодильник в комнате показывает приёмы пищи, оставшиеся на неделю, и пустеет, когда Финни ест.</w:t>
+      </w:r>
+      <w:r>
+        <w:t xml:space="preserve"> </w:t>
+      </w:r>
+      <w:r>
+        <w:t xml:space="preserve">Это</w:t>
+      </w:r>
+      <w:r>
+        <w:t xml:space="preserve"> </w:t>
+      </w:r>
+      <w:r>
+        <w:rPr>
+          <w:b/>
+          <w:bCs/>
+        </w:rPr>
+        <w:t xml:space="preserve">не показатель</w:t>
+      </w:r>
+      <w:r>
+        <w:t xml:space="preserve">: в сохранении нового числа нет, штрафа и «голода» нет — невыбранные приёмы</w:t>
+      </w:r>
+      <w:r>
+        <w:t xml:space="preserve"> </w:t>
+      </w:r>
+      <w:r>
+        <w:t xml:space="preserve">Финни всё равно съест дома в итогах. Запас выводится из журнала</w:t>
+      </w:r>
+      <w:r>
+        <w:t xml:space="preserve"> </w:t>
+      </w:r>
+      <w:r>
+        <w:t xml:space="preserve">(</w:t>
+      </w:r>
+      <w:r>
+        <w:rPr>
+          <w:rStyle w:val="VerbatimChar"/>
+        </w:rPr>
+        <w:t xml:space="preserve">domain/world/fridge_stock.dart</w:t>
+      </w:r>
+      <w:r>
+        <w:t xml:space="preserve">,</w:t>
+      </w:r>
+      <w:r>
+        <w:t xml:space="preserve"> </w:t>
+      </w:r>
+      <w:r>
+        <w:rPr>
+          <w:rStyle w:val="VerbatimChar"/>
+        </w:rPr>
+        <w:t xml:space="preserve">fridgeOf</w:t>
+      </w:r>
+      <w:r>
+        <w:t xml:space="preserve">):</w:t>
+      </w:r>
+    </w:p>
+    <w:p>
+      <w:pPr>
+        <w:pStyle w:val="SourceCode"/>
+      </w:pPr>
+      <w:r>
+        <w:rPr>
+          <w:rStyle w:val="VerbatimChar"/>
+        </w:rPr>
+        <w:t xml:space="preserve">до первой недели                      → пусто</w:t>
+      </w:r>
+      <w:r>
+        <w:br/>
+      </w:r>
+      <w:r>
+        <w:rPr>
+          <w:rStyle w:val="VerbatimChar"/>
+        </w:rPr>
+        <w:t xml:space="preserve">еда         = max(0, приёмов в неделю − съедено на этой неделе)      food.meals_per_week = 3</w:t>
+      </w:r>
+      <w:r>
+        <w:br/>
+      </w:r>
+      <w:r>
+        <w:rPr>
+          <w:rStyle w:val="VerbatimChar"/>
+        </w:rPr>
+        <w:t xml:space="preserve">перекусы    = перекусов, купленных на этой неделе</w:t>
+      </w:r>
+      <w:r>
+        <w:br/>
+      </w:r>
+      <w:r>
+        <w:rPr>
+          <w:rStyle w:val="VerbatimChar"/>
+        </w:rPr>
+        <w:t xml:space="preserve">порций      = еда + перекусы</w:t>
+      </w:r>
+    </w:p>
+    <w:p>
+      <w:pPr>
+        <w:pStyle w:val="Compact"/>
+        <w:numPr>
+          <w:ilvl w:val="0"/>
+          <w:numId w:val="1024"/>
+        </w:numPr>
+      </w:pPr>
+      <w:r>
+        <w:t xml:space="preserve">Приём пищи — только кнопка «Съесть» (раздел 6.2). Игровые дни (смена, досуг) еду не едят.</w:t>
+      </w:r>
+    </w:p>
+    <w:p>
+      <w:pPr>
+        <w:pStyle w:val="Compact"/>
+        <w:numPr>
+          <w:ilvl w:val="0"/>
+          <w:numId w:val="1024"/>
+        </w:numPr>
+      </w:pPr>
+      <w:r>
+        <w:t xml:space="preserve">Домашнее меню выбирает картинку на полках; смена меню посреди недели меняет картинку, а не</w:t>
+      </w:r>
+      <w:r>
+        <w:t xml:space="preserve"> </w:t>
+      </w:r>
+      <w:r>
+        <w:t xml:space="preserve">число порций.</w:t>
+      </w:r>
+    </w:p>
+    <w:p>
+      <w:pPr>
+        <w:pStyle w:val="Compact"/>
+        <w:numPr>
+          <w:ilvl w:val="0"/>
+          <w:numId w:val="1024"/>
         </w:numPr>
       </w:pPr>
       <w:r>
@@ -32019,7 +32169,7 @@
         <w:pStyle w:val="Compact"/>
         <w:numPr>
           <w:ilvl w:val="0"/>
-          <w:numId w:val="1024"/>
+          <w:numId w:val="1025"/>
         </w:numPr>
       </w:pPr>
       <w:r>
@@ -32040,7 +32190,7 @@
         <w:pStyle w:val="Compact"/>
         <w:numPr>
           <w:ilvl w:val="0"/>
-          <w:numId w:val="1024"/>
+          <w:numId w:val="1025"/>
         </w:numPr>
       </w:pPr>
       <w:r>
@@ -32106,7 +32256,7 @@
         <w:pStyle w:val="Compact"/>
         <w:numPr>
           <w:ilvl w:val="0"/>
-          <w:numId w:val="1024"/>
+          <w:numId w:val="1025"/>
         </w:numPr>
       </w:pPr>
       <w:r>
@@ -33784,19 +33934,19 @@
         <w:pStyle w:val="FirstParagraph"/>
       </w:pPr>
       <w:r>
-        <w:t xml:space="preserve">🟡 заполнить: Настя — сверить формулировки навыков с Единой рамкой и дополнить каждую</w:t>
-      </w:r>
-      <w:r>
-        <w:t xml:space="preserve"> </w:t>
-      </w:r>
-      <w:r>
-        <w:t xml:space="preserve">строку ссылкой на результат рамки (область, категория, уровень). Каркас ниже собран из файлов</w:t>
-      </w:r>
-      <w:r>
-        <w:t xml:space="preserve"> </w:t>
-      </w:r>
-      <w:r>
-        <w:t xml:space="preserve">контента.</w:t>
+        <w:t xml:space="preserve">Формулировки навыков ниже опираются на результаты Единой рамки из §1 (коды ОР-1 — ОР-6); таблицы собраны</w:t>
+      </w:r>
+      <w:r>
+        <w:t xml:space="preserve"> </w:t>
+      </w:r>
+      <w:r>
+        <w:t xml:space="preserve">из файлов контента. Построчная привязка каждой строки к области, категории и уровню рамки — в плане доработки</w:t>
+      </w:r>
+      <w:r>
+        <w:t xml:space="preserve"> </w:t>
+      </w:r>
+      <w:r>
+        <w:t xml:space="preserve">16–20.10.</w:t>
       </w:r>
     </w:p>
     <w:bookmarkStart w:id="77" w:name="h69"/>
@@ -34109,19 +34259,19 @@
         <w:pStyle w:val="BodyText"/>
       </w:pPr>
       <w:r>
-        <w:t xml:space="preserve">🟡 заполнить: Настя — результаты для консультанта (цена и качество), курьера (проверка</w:t>
-      </w:r>
-      <w:r>
-        <w:t xml:space="preserve"> </w:t>
-      </w:r>
-      <w:r>
-        <w:t xml:space="preserve">заказа) и программиста (алгоритм), если они есть в рамке. Если нет — честно отметить, что это</w:t>
-      </w:r>
-      <w:r>
-        <w:t xml:space="preserve"> </w:t>
-      </w:r>
-      <w:r>
-        <w:t xml:space="preserve">надстройка над рамкой.</w:t>
+        <w:t xml:space="preserve">Продавец-консультант и помощник бухгалтера опираются на ОР-1 и ОР-2 (выбор под потребность и бюджет или смету),</w:t>
+      </w:r>
+      <w:r>
+        <w:t xml:space="preserve"> </w:t>
+      </w:r>
+      <w:r>
+        <w:t xml:space="preserve">кассир — на ОР-5. Проверку заказа у курьера и составление алгоритма у программиста мы не относим к конкретному</w:t>
+      </w:r>
+      <w:r>
+        <w:t xml:space="preserve"> </w:t>
+      </w:r>
+      <w:r>
+        <w:t xml:space="preserve">результату рамки: это надстройка над ней — внимательность к деталям заказа и последовательность действий.</w:t>
       </w:r>
     </w:p>
     <w:bookmarkEnd w:id="77"/>
@@ -34577,12 +34727,12 @@
         <w:tblLook w:firstRow="1" w:lastRow="0" w:firstColumn="0" w:lastColumn="0" w:noHBand="0" w:noVBand="0" w:val="0020"/>
       </w:tblPr>
       <w:tblGrid>
-        <w:gridCol w:w="649"/>
-        <w:gridCol w:w="519"/>
-        <w:gridCol w:w="779"/>
-        <w:gridCol w:w="2596"/>
-        <w:gridCol w:w="1168"/>
-        <w:gridCol w:w="2207"/>
+        <w:gridCol w:w="660"/>
+        <w:gridCol w:w="396"/>
+        <w:gridCol w:w="792"/>
+        <w:gridCol w:w="2640"/>
+        <w:gridCol w:w="1188"/>
+        <w:gridCol w:w="2244"/>
       </w:tblGrid>
       <w:tr>
         <w:trPr>
@@ -34946,7 +35096,7 @@
               <w:pStyle w:val="Compact"/>
             </w:pPr>
             <w:r>
-              <w:t xml:space="preserve">🟡 заполнить: Настя — надстройка (алгоритмы)</w:t>
+              <w:t xml:space="preserve">Надстройка над рамкой: алгоритмы</w:t>
             </w:r>
           </w:p>
         </w:tc>
@@ -36046,13 +36196,39 @@
         <w:pStyle w:val="FirstParagraph"/>
       </w:pPr>
       <w:r>
-        <w:t xml:space="preserve">🟡 заполнить: Настя — 2–3 вопроса для разговора дома после каждой темы (планирование,</w:t>
-      </w:r>
-      <w:r>
-        <w:t xml:space="preserve"> </w:t>
-      </w:r>
-      <w:r>
-        <w:t xml:space="preserve">сбережения, платежи) и правило бонуса от взрослого (дополнительное задание).</w:t>
+        <w:t xml:space="preserve">В разделе взрослого (S14) показываются 2–3 открытых вопроса для разговора дома. Они подбираются по состоянию</w:t>
+      </w:r>
+      <w:r>
+        <w:t xml:space="preserve"> </w:t>
+      </w:r>
+      <w:r>
+        <w:t xml:space="preserve">игры, а не по теме, например: «Спросите, почему выбрана цель … и сколько ещё осталось отложить», «Спросите, какая</w:t>
+      </w:r>
+      <w:r>
+        <w:t xml:space="preserve"> </w:t>
+      </w:r>
+      <w:r>
+        <w:t xml:space="preserve">работа понравилась и почему за одну платят больше, чем за другую», «Спросите, какое решение на этой неделе было</w:t>
+      </w:r>
+      <w:r>
+        <w:t xml:space="preserve"> </w:t>
+      </w:r>
+      <w:r>
+        <w:t xml:space="preserve">самым трудным». Отдельные наборы вопросов по каждой из трёх тем — в плане доработки.</w:t>
+      </w:r>
+    </w:p>
+    <w:p>
+      <w:pPr>
+        <w:pStyle w:val="BodyText"/>
+      </w:pPr>
+      <w:r>
+        <w:t xml:space="preserve">Правило бонуса: раз в неделю взрослый может открыть Финни одну дополнительную смену, например за дела дома.</w:t>
+      </w:r>
+      <w:r>
+        <w:t xml:space="preserve"> </w:t>
+      </w:r>
+      <w:r>
+        <w:t xml:space="preserve">Монет, ⚡ и 😊 бонус не даёт — их ребёнок зарабатывает сам; со следующей недели число смен прежнее.</w:t>
       </w:r>
     </w:p>
     <w:bookmarkEnd w:id="81"/>
@@ -37176,7 +37352,7 @@
         <w:pStyle w:val="Compact"/>
         <w:numPr>
           <w:ilvl w:val="0"/>
-          <w:numId w:val="1025"/>
+          <w:numId w:val="1026"/>
         </w:numPr>
       </w:pPr>
       <w:r>
@@ -37207,7 +37383,7 @@
         <w:pStyle w:val="Compact"/>
         <w:numPr>
           <w:ilvl w:val="0"/>
-          <w:numId w:val="1025"/>
+          <w:numId w:val="1026"/>
         </w:numPr>
       </w:pPr>
       <w:r>
@@ -37238,7 +37414,7 @@
         <w:pStyle w:val="Compact"/>
         <w:numPr>
           <w:ilvl w:val="0"/>
-          <w:numId w:val="1025"/>
+          <w:numId w:val="1026"/>
         </w:numPr>
       </w:pPr>
       <w:r>
@@ -37257,7 +37433,7 @@
         <w:pStyle w:val="Compact"/>
         <w:numPr>
           <w:ilvl w:val="0"/>
-          <w:numId w:val="1025"/>
+          <w:numId w:val="1026"/>
         </w:numPr>
       </w:pPr>
       <w:r>
@@ -37276,7 +37452,7 @@
         <w:pStyle w:val="Compact"/>
         <w:numPr>
           <w:ilvl w:val="0"/>
-          <w:numId w:val="1025"/>
+          <w:numId w:val="1026"/>
         </w:numPr>
       </w:pPr>
       <w:r>
@@ -37526,13 +37702,7 @@
         <w:t xml:space="preserve">docs/design/variants/index.html</w:t>
       </w:r>
       <w:r>
-        <w:t xml:space="preserve">). 🟡 Алина — вычитка и места,</w:t>
-      </w:r>
-      <w:r>
-        <w:t xml:space="preserve"> </w:t>
-      </w:r>
-      <w:r>
-        <w:t xml:space="preserve">помеченные её именем.</w:t>
+        <w:t xml:space="preserve">).</w:t>
       </w:r>
     </w:p>
     <w:bookmarkStart w:id="88" w:name="h80"/>
@@ -37549,7 +37719,7 @@
         <w:pStyle w:val="Compact"/>
         <w:numPr>
           <w:ilvl w:val="0"/>
-          <w:numId w:val="1026"/>
+          <w:numId w:val="1027"/>
         </w:numPr>
       </w:pPr>
       <w:r>
@@ -37561,17 +37731,17 @@
         <w:pStyle w:val="Compact"/>
         <w:numPr>
           <w:ilvl w:val="0"/>
-          <w:numId w:val="1026"/>
+          <w:numId w:val="1027"/>
         </w:numPr>
       </w:pPr>
       <w:r>
-        <w:t xml:space="preserve">🟡 заполнить: Алина — главная мысль экрана комнаты: «у Финни своя жизнь, и она зависит</w:t>
-      </w:r>
-      <w:r>
-        <w:t xml:space="preserve"> </w:t>
-      </w:r>
-      <w:r>
-        <w:t xml:space="preserve">от моих решений».</w:t>
+        <w:t xml:space="preserve">Главная мысль экрана комнаты: «у Финни своя жизнь, и она зависит от моих решений». Поэтому в центре — комната</w:t>
+      </w:r>
+      <w:r>
+        <w:t xml:space="preserve"> </w:t>
+      </w:r>
+      <w:r>
+        <w:t xml:space="preserve">и сам Финни, а показатели и кнопки — по краям экрана.</w:t>
       </w:r>
     </w:p>
     <w:p>
@@ -37579,23 +37749,23 @@
         <w:pStyle w:val="Compact"/>
         <w:numPr>
           <w:ilvl w:val="0"/>
-          <w:numId w:val="1026"/>
+          <w:numId w:val="1027"/>
         </w:numPr>
       </w:pPr>
       <w:r>
-        <w:t xml:space="preserve">Опора на опрос детей и родителей: 🟡 заполнить: Настя — 2–3 вывода, которые повлияли на</w:t>
-      </w:r>
-      <w:r>
-        <w:t xml:space="preserve"> </w:t>
-      </w:r>
-      <w:r>
-        <w:t xml:space="preserve">интерфейс (например, «заходить каждый день» детям не нравится, поэтому ежедневных серий</w:t>
-      </w:r>
-      <w:r>
-        <w:t xml:space="preserve"> </w:t>
-      </w:r>
-      <w:r>
-        <w:t xml:space="preserve">нет).</w:t>
+        <w:t xml:space="preserve">Опора на опрос детей и родителей (выборка небольшая, выводы — ориентир): «заходить каждый день» детям не</w:t>
+      </w:r>
+      <w:r>
+        <w:t xml:space="preserve"> </w:t>
+      </w:r>
+      <w:r>
+        <w:t xml:space="preserve">нравится, поэтому ежедневных серий и наград за вход нет; чаще всего дети называли целью питомца — отсюда</w:t>
+      </w:r>
+      <w:r>
+        <w:t xml:space="preserve"> </w:t>
+      </w:r>
+      <w:r>
+        <w:t xml:space="preserve">питомцы как цели накопления; играть дети хотят «с друзьями рядом», поэтому онлайн-рейтингов нет.</w:t>
       </w:r>
     </w:p>
     <w:bookmarkEnd w:id="88"/>
@@ -38382,7 +38552,7 @@
               <w:pStyle w:val="Compact"/>
             </w:pPr>
             <w:r>
-              <w:t xml:space="preserve">🟡 заполнить: Алина</w:t>
+              <w:t xml:space="preserve">Каждое место города — отдельный экран с одним каркасом: «Назад» слева сверху и содержимое места (товары, смены или прогулки). Ребёнок в любом месте видит путь обратно (ТЗ §3.6 — единообразие навигации)</w:t>
             </w:r>
           </w:p>
         </w:tc>
@@ -38866,7 +39036,7 @@
         <w:pStyle w:val="Compact"/>
         <w:numPr>
           <w:ilvl w:val="0"/>
-          <w:numId w:val="1027"/>
+          <w:numId w:val="1028"/>
         </w:numPr>
       </w:pPr>
       <w:r>
@@ -38878,11 +39048,32 @@
         <w:pStyle w:val="Compact"/>
         <w:numPr>
           <w:ilvl w:val="0"/>
-          <w:numId w:val="1027"/>
+          <w:numId w:val="1028"/>
         </w:numPr>
       </w:pPr>
       <w:r>
-        <w:t xml:space="preserve">🟡 заполнить: Алина — референсы по настроению (что взято: только настроение, чужие ассеты не используются).</w:t>
+        <w:t xml:space="preserve">Внешние референсы использовались только как ориентир настроения; чужих изображений и ассетов в приложении нет,</w:t>
+      </w:r>
+      <w:r>
+        <w:t xml:space="preserve"> </w:t>
+      </w:r>
+      <w:r>
+        <w:t xml:space="preserve">весь арт сделан командой (см.</w:t>
+      </w:r>
+      <w:r>
+        <w:t xml:space="preserve"> </w:t>
+      </w:r>
+      <w:r>
+        <w:rPr>
+          <w:rStyle w:val="VerbatimChar"/>
+        </w:rPr>
+        <w:t xml:space="preserve">12-storonnie-komponenty.md</w:t>
+      </w:r>
+      <w:r>
+        <w:t xml:space="preserve"> </w:t>
+      </w:r>
+      <w:r>
+        <w:t xml:space="preserve">(раздел 12 этого документа)).</w:t>
       </w:r>
     </w:p>
     <w:bookmarkEnd w:id="90"/>
@@ -38933,9 +39124,9 @@
         <w:tblLook w:firstRow="1" w:lastRow="0" w:firstColumn="0" w:lastColumn="0" w:noHBand="0" w:noVBand="0" w:val="0020"/>
       </w:tblPr>
       <w:tblGrid>
-        <w:gridCol w:w="660"/>
-        <w:gridCol w:w="6204"/>
-        <w:gridCol w:w="1056"/>
+        <w:gridCol w:w="528"/>
+        <w:gridCol w:w="5280"/>
+        <w:gridCol w:w="2112"/>
       </w:tblGrid>
       <w:tr>
         <w:trPr>
@@ -39005,7 +39196,25 @@
               <w:pStyle w:val="Compact"/>
             </w:pPr>
             <w:r>
-              <w:t xml:space="preserve">🟡 заполнить: Денис — a11y-тест экранов нового мира</w:t>
+              <w:rPr>
+                <w:rStyle w:val="VerbatimChar"/>
+              </w:rPr>
+              <w:t xml:space="preserve">test/features/world/tap_targets_test.dart</w:t>
+            </w:r>
+            <w:r>
+              <w:t xml:space="preserve"> </w:t>
+            </w:r>
+            <w:r>
+              <w:t xml:space="preserve">— экраны S0–S2, S4–S16 в обеих ориентациях; главные диалоги и листы —</w:t>
+            </w:r>
+            <w:r>
+              <w:t xml:space="preserve"> </w:t>
+            </w:r>
+            <w:r>
+              <w:rPr>
+                <w:rStyle w:val="VerbatimChar"/>
+              </w:rPr>
+              <w:t xml:space="preserve">dialog_a11y_test.dart</w:t>
             </w:r>
           </w:p>
         </w:tc>
@@ -39084,7 +39293,7 @@
               <w:pStyle w:val="Compact"/>
             </w:pPr>
             <w:r>
-              <w:t xml:space="preserve">чтение кода; 🟡 заполнить: Алина — проверка в оттенках серого</w:t>
+              <w:t xml:space="preserve">чтение кода; проверка экранов в оттенках серого не проводилась — в плане до финала</w:t>
             </w:r>
           </w:p>
         </w:tc>
@@ -39154,7 +39363,7 @@
               <w:pStyle w:val="Compact"/>
             </w:pPr>
             <w:r>
-              <w:t xml:space="preserve">🟡 заполнить: Алина — где переключатели в новом мире</w:t>
+              <w:t xml:space="preserve">Переключатели «Звуки» и «Анимации» — экран S15 «Звук и движение», вход из меню комнаты и из раздела взрослого («Звук и анимации»)</w:t>
             </w:r>
           </w:p>
         </w:tc>
@@ -39210,13 +39419,19 @@
         <w:pStyle w:val="FirstParagraph"/>
       </w:pPr>
       <w:r>
-        <w:t xml:space="preserve">🟡 заполнить: Настя / Алина — проверка на детях 7–11 лет (сколько, что поняли без подсказки,</w:t>
-      </w:r>
-      <w:r>
-        <w:t xml:space="preserve"> </w:t>
-      </w:r>
-      <w:r>
-        <w:t xml:space="preserve">что поменяли после). Без согласия законного представителя не проводится.</w:t>
+        <w:t xml:space="preserve">Проверка на детях 7–11 лет по §8.4 (игра без подсказки, с согласия законного представителя) к промежуточной</w:t>
+      </w:r>
+      <w:r>
+        <w:t xml:space="preserve"> </w:t>
+      </w:r>
+      <w:r>
+        <w:t xml:space="preserve">сдаче не проводилась. Решения интерфейса опираются на опрос детей и родителей (см. §1). Проверка на детях и правки</w:t>
+      </w:r>
+      <w:r>
+        <w:t xml:space="preserve"> </w:t>
+      </w:r>
+      <w:r>
+        <w:t xml:space="preserve">по её итогам — в плане до финала.</w:t>
       </w:r>
     </w:p>
     <w:bookmarkEnd w:id="93"/>
@@ -40535,7 +40750,7 @@
         <w:pStyle w:val="BodyText"/>
       </w:pPr>
       <w:r>
-        <w:t xml:space="preserve">🟡 заполнить: Денис — убрать строку</w:t>
+        <w:t xml:space="preserve">Строки</w:t>
       </w:r>
       <w:r>
         <w:t xml:space="preserve"> </w:t>
@@ -40544,10 +40759,13 @@
         <w:rPr>
           <w:rStyle w:val="VerbatimChar"/>
         </w:rPr>
-        <w:t xml:space="preserve">profile</w:t>
-      </w:r>
-      <w:r>
-        <w:t xml:space="preserve">, когда старые экраны удалят.</w:t>
+        <w:t xml:space="preserve">profile*</w:t>
+      </w:r>
+      <w:r>
+        <w:t xml:space="preserve"> </w:t>
+      </w:r>
+      <w:r>
+        <w:t xml:space="preserve">относятся к прежнему интерфейсу, который ещё есть в коде; они исчезнут вместе с ним.</w:t>
       </w:r>
     </w:p>
     <w:p>
@@ -40752,216 +40970,6 @@
       </w:pPr>
       <w:r>
         <w:t xml:space="preserve">§3.5: сброс и удаление доступны взрослому без обращения к разработчику.</w:t>
-      </w:r>
-    </w:p>
-    <w:p>
-      <w:pPr>
-        <w:pStyle w:val="Compact"/>
-        <w:numPr>
-          <w:ilvl w:val="0"/>
-          <w:numId w:val="1028"/>
-        </w:numPr>
-      </w:pPr>
-      <w:r>
-        <w:rPr>
-          <w:b/>
-          <w:bCs/>
-        </w:rPr>
-        <w:t xml:space="preserve">Раздел взрослого → сброс / удаление профиля.</w:t>
-      </w:r>
-      <w:r>
-        <w:t xml:space="preserve"> </w:t>
-      </w:r>
-      <w:r>
-        <w:t xml:space="preserve">За барьером и с подтверждением (§3.6.8).</w:t>
-      </w:r>
-    </w:p>
-    <w:p>
-      <w:pPr>
-        <w:pStyle w:val="Compact"/>
-        <w:numPr>
-          <w:ilvl w:val="0"/>
-          <w:numId w:val="1028"/>
-        </w:numPr>
-      </w:pPr>
-      <w:r>
-        <w:rPr>
-          <w:b/>
-          <w:bCs/>
-        </w:rPr>
-        <w:t xml:space="preserve">Режим проверки (S16) → «Начать игру заново».</w:t>
-      </w:r>
-      <w:r>
-        <w:t xml:space="preserve"> </w:t>
-      </w:r>
-      <w:r>
-        <w:t xml:space="preserve">Отдельного демо-профиля нет: автопилот играет</w:t>
-      </w:r>
-      <w:r>
-        <w:t xml:space="preserve"> </w:t>
-      </w:r>
-      <w:r>
-        <w:t xml:space="preserve">в тот же журнал</w:t>
-      </w:r>
-      <w:r>
-        <w:t xml:space="preserve"> </w:t>
-      </w:r>
-      <w:r>
-        <w:rPr>
-          <w:rStyle w:val="VerbatimChar"/>
-        </w:rPr>
-        <w:t xml:space="preserve">world_journal</w:t>
-      </w:r>
-      <w:r>
-        <w:t xml:space="preserve">, что и ребёнок, и сброс стирает единственное сохранение — после</w:t>
-      </w:r>
-      <w:r>
-        <w:t xml:space="preserve"> </w:t>
-      </w:r>
-      <w:r>
-        <w:t xml:space="preserve">подтверждения.</w:t>
-      </w:r>
-    </w:p>
-    <w:p>
-      <w:pPr>
-        <w:pStyle w:val="Compact"/>
-        <w:numPr>
-          <w:ilvl w:val="0"/>
-          <w:numId w:val="1028"/>
-        </w:numPr>
-      </w:pPr>
-      <w:r>
-        <w:rPr>
-          <w:b/>
-          <w:bCs/>
-        </w:rPr>
-        <w:t xml:space="preserve">Удаление приложения</w:t>
-      </w:r>
-      <w:r>
-        <w:t xml:space="preserve"> </w:t>
-      </w:r>
-      <w:r>
-        <w:t xml:space="preserve">средствами Android: приватный каталог удаляется вместе с ним.</w:t>
-      </w:r>
-    </w:p>
-    <w:p>
-      <w:pPr>
-        <w:pStyle w:val="FirstParagraph"/>
-      </w:pPr>
-      <w:r>
-        <w:t xml:space="preserve">Сброс нового мира (</w:t>
-      </w:r>
-      <w:r>
-        <w:rPr>
-          <w:rStyle w:val="VerbatimChar"/>
-        </w:rPr>
-        <w:t xml:space="preserve">SavedWorld.forget</w:t>
-      </w:r>
-      <w:r>
-        <w:t xml:space="preserve">) стирает всё сразу:</w:t>
-      </w:r>
-      <w:r>
-        <w:t xml:space="preserve"> </w:t>
-      </w:r>
-      <w:r>
-        <w:rPr>
-          <w:rStyle w:val="VerbatimChar"/>
-        </w:rPr>
-        <w:t xml:space="preserve">world_journal</w:t>
-      </w:r>
-      <w:r>
-        <w:t xml:space="preserve">,</w:t>
-      </w:r>
-      <w:r>
-        <w:t xml:space="preserve"> </w:t>
-      </w:r>
-      <w:r>
-        <w:rPr>
-          <w:rStyle w:val="VerbatimChar"/>
-        </w:rPr>
-        <w:t xml:space="preserve">world_onboarding</w:t>
-      </w:r>
-      <w:r>
-        <w:t xml:space="preserve"> </w:t>
-      </w:r>
-      <w:r>
-        <w:t xml:space="preserve">и</w:t>
-      </w:r>
-      <w:r>
-        <w:t xml:space="preserve"> </w:t>
-      </w:r>
-      <w:r>
-        <w:t xml:space="preserve">оба ключа</w:t>
-      </w:r>
-      <w:r>
-        <w:t xml:space="preserve"> </w:t>
-      </w:r>
-      <w:r>
-        <w:rPr>
-          <w:rStyle w:val="VerbatimChar"/>
-        </w:rPr>
-        <w:t xml:space="preserve">_broken</w:t>
-      </w:r>
-      <w:r>
-        <w:t xml:space="preserve">.</w:t>
-      </w:r>
-    </w:p>
-    <w:p>
-      <w:pPr>
-        <w:pStyle w:val="BodyText"/>
-      </w:pPr>
-      <w:r>
-        <w:t xml:space="preserve">Раздел взрослого нового мира (S14,</w:t>
-      </w:r>
-      <w:r>
-        <w:t xml:space="preserve"> </w:t>
-      </w:r>
-      <w:r>
-        <w:rPr>
-          <w:rStyle w:val="VerbatimChar"/>
-        </w:rPr>
-        <w:t xml:space="preserve">lib/features/world/adult/world_adult_screen.dart</w:t>
-      </w:r>
-      <w:r>
-        <w:t xml:space="preserve">) — вход по примеру на</w:t>
-      </w:r>
-      <w:r>
-        <w:t xml:space="preserve"> </w:t>
-      </w:r>
-      <w:r>
-        <w:t xml:space="preserve">умножение из замка в комнате. Блоки: «Чему учит игра», «Общий прогресс», «О чём поговорить дома», «Бонус от взрослого»</w:t>
-      </w:r>
-      <w:r>
-        <w:t xml:space="preserve"> </w:t>
-      </w:r>
-      <w:r>
-        <w:t xml:space="preserve">(правило ещё не выбрано — кнопки нет), «Управление»: «Звук и анимации», «Режим проверки», «Лицензии»,</w:t>
-      </w:r>
-      <w:r>
-        <w:t xml:space="preserve"> </w:t>
-      </w:r>
-      <w:r>
-        <w:rPr>
-          <w:b/>
-          <w:bCs/>
-        </w:rPr>
-        <w:t xml:space="preserve">«Начать игру заново»</w:t>
-      </w:r>
-      <w:r>
-        <w:t xml:space="preserve"> </w:t>
-      </w:r>
-      <w:r>
-        <w:t xml:space="preserve">(подтверждение «Стереть и начать»).</w:t>
-      </w:r>
-    </w:p>
-    <w:bookmarkEnd w:id="119"/>
-    <w:bookmarkStart w:id="120" w:name="h94"/>
-    <w:p>
-      <w:pPr>
-        <w:pStyle w:val="Heading3"/>
-      </w:pPr>
-      <w:r>
-        <w:t xml:space="preserve">5. Реклама, покупки, внешние ссылки</w:t>
       </w:r>
     </w:p>
     <w:p>
@@ -40973,7 +40981,17 @@
         </w:numPr>
       </w:pPr>
       <w:r>
-        <w:t xml:space="preserve">Рекламы нет.</w:t>
+        <w:rPr>
+          <w:b/>
+          <w:bCs/>
+        </w:rPr>
+        <w:t xml:space="preserve">Раздел взрослого → сброс / удаление профиля.</w:t>
+      </w:r>
+      <w:r>
+        <w:t xml:space="preserve"> </w:t>
+      </w:r>
+      <w:r>
+        <w:t xml:space="preserve">За барьером и с подтверждением (§3.6.8).</w:t>
       </w:r>
     </w:p>
     <w:p>
@@ -40985,7 +41003,41 @@
         </w:numPr>
       </w:pPr>
       <w:r>
-        <w:t xml:space="preserve">Подписок и внутриигровых покупок нет.</w:t>
+        <w:rPr>
+          <w:b/>
+          <w:bCs/>
+        </w:rPr>
+        <w:t xml:space="preserve">Режим проверки (S16) → «Начать игру заново».</w:t>
+      </w:r>
+      <w:r>
+        <w:t xml:space="preserve"> </w:t>
+      </w:r>
+      <w:r>
+        <w:t xml:space="preserve">Отдельного демо-профиля нет: автопилот играет</w:t>
+      </w:r>
+      <w:r>
+        <w:t xml:space="preserve"> </w:t>
+      </w:r>
+      <w:r>
+        <w:t xml:space="preserve">в тот же журнал</w:t>
+      </w:r>
+      <w:r>
+        <w:t xml:space="preserve"> </w:t>
+      </w:r>
+      <w:r>
+        <w:rPr>
+          <w:rStyle w:val="VerbatimChar"/>
+        </w:rPr>
+        <w:t xml:space="preserve">world_journal</w:t>
+      </w:r>
+      <w:r>
+        <w:t xml:space="preserve">, что и ребёнок, и сброс стирает единственное сохранение — после</w:t>
+      </w:r>
+      <w:r>
+        <w:t xml:space="preserve"> </w:t>
+      </w:r>
+      <w:r>
+        <w:t xml:space="preserve">подтверждения.</w:t>
       </w:r>
     </w:p>
     <w:p>
@@ -40997,7 +41049,137 @@
         </w:numPr>
       </w:pPr>
       <w:r>
-        <w:t xml:space="preserve">Механик случайной награды нет: «автомат» — только симуляция понарошку, без денег и призов.</w:t>
+        <w:rPr>
+          <w:b/>
+          <w:bCs/>
+        </w:rPr>
+        <w:t xml:space="preserve">Удаление приложения</w:t>
+      </w:r>
+      <w:r>
+        <w:t xml:space="preserve"> </w:t>
+      </w:r>
+      <w:r>
+        <w:t xml:space="preserve">средствами Android: приватный каталог удаляется вместе с ним.</w:t>
+      </w:r>
+    </w:p>
+    <w:p>
+      <w:pPr>
+        <w:pStyle w:val="FirstParagraph"/>
+      </w:pPr>
+      <w:r>
+        <w:t xml:space="preserve">Сброс нового мира (</w:t>
+      </w:r>
+      <w:r>
+        <w:rPr>
+          <w:rStyle w:val="VerbatimChar"/>
+        </w:rPr>
+        <w:t xml:space="preserve">SavedWorld.forget</w:t>
+      </w:r>
+      <w:r>
+        <w:t xml:space="preserve">) стирает всё сразу:</w:t>
+      </w:r>
+      <w:r>
+        <w:t xml:space="preserve"> </w:t>
+      </w:r>
+      <w:r>
+        <w:rPr>
+          <w:rStyle w:val="VerbatimChar"/>
+        </w:rPr>
+        <w:t xml:space="preserve">world_journal</w:t>
+      </w:r>
+      <w:r>
+        <w:t xml:space="preserve">,</w:t>
+      </w:r>
+      <w:r>
+        <w:t xml:space="preserve"> </w:t>
+      </w:r>
+      <w:r>
+        <w:rPr>
+          <w:rStyle w:val="VerbatimChar"/>
+        </w:rPr>
+        <w:t xml:space="preserve">world_onboarding</w:t>
+      </w:r>
+      <w:r>
+        <w:t xml:space="preserve"> </w:t>
+      </w:r>
+      <w:r>
+        <w:t xml:space="preserve">и</w:t>
+      </w:r>
+      <w:r>
+        <w:t xml:space="preserve"> </w:t>
+      </w:r>
+      <w:r>
+        <w:t xml:space="preserve">оба ключа</w:t>
+      </w:r>
+      <w:r>
+        <w:t xml:space="preserve"> </w:t>
+      </w:r>
+      <w:r>
+        <w:rPr>
+          <w:rStyle w:val="VerbatimChar"/>
+        </w:rPr>
+        <w:t xml:space="preserve">_broken</w:t>
+      </w:r>
+      <w:r>
+        <w:t xml:space="preserve">.</w:t>
+      </w:r>
+    </w:p>
+    <w:p>
+      <w:pPr>
+        <w:pStyle w:val="BodyText"/>
+      </w:pPr>
+      <w:r>
+        <w:t xml:space="preserve">Раздел взрослого нового мира (S14,</w:t>
+      </w:r>
+      <w:r>
+        <w:t xml:space="preserve"> </w:t>
+      </w:r>
+      <w:r>
+        <w:rPr>
+          <w:rStyle w:val="VerbatimChar"/>
+        </w:rPr>
+        <w:t xml:space="preserve">lib/features/world/adult/world_adult_screen.dart</w:t>
+      </w:r>
+      <w:r>
+        <w:t xml:space="preserve">) — вход по примеру на</w:t>
+      </w:r>
+      <w:r>
+        <w:t xml:space="preserve"> </w:t>
+      </w:r>
+      <w:r>
+        <w:t xml:space="preserve">умножение из замка в комнате. Блоки: «Чему учит игра», «Общий прогресс», «О чём поговорить дома», «Бонус от взрослого»</w:t>
+      </w:r>
+      <w:r>
+        <w:t xml:space="preserve"> </w:t>
+      </w:r>
+      <w:r>
+        <w:t xml:space="preserve">(правило ещё не выбрано — кнопки нет), «Управление»: «Звук и анимации», «Режим проверки», «Лицензии»,</w:t>
+      </w:r>
+      <w:r>
+        <w:t xml:space="preserve"> </w:t>
+      </w:r>
+      <w:r>
+        <w:rPr>
+          <w:b/>
+          <w:bCs/>
+        </w:rPr>
+        <w:t xml:space="preserve">«Начать игру заново»</w:t>
+      </w:r>
+      <w:r>
+        <w:t xml:space="preserve"> </w:t>
+      </w:r>
+      <w:r>
+        <w:t xml:space="preserve">(подтверждение «Стереть и начать»).</w:t>
+      </w:r>
+    </w:p>
+    <w:bookmarkEnd w:id="119"/>
+    <w:bookmarkStart w:id="120" w:name="h94"/>
+    <w:p>
+      <w:pPr>
+        <w:pStyle w:val="Heading3"/>
+      </w:pPr>
+      <w:r>
+        <w:t xml:space="preserve">5. Реклама, покупки, внешние ссылки</w:t>
       </w:r>
     </w:p>
     <w:p>
@@ -41005,11 +41187,11 @@
         <w:pStyle w:val="Compact"/>
         <w:numPr>
           <w:ilvl w:val="0"/>
-          <w:numId w:val="1029"/>
+          <w:numId w:val="1030"/>
         </w:numPr>
       </w:pPr>
       <w:r>
-        <w:t xml:space="preserve">Внешних ссылок, доступных ребёнку без раздела взрослого, нет.</w:t>
+        <w:t xml:space="preserve">Рекламы нет.</w:t>
       </w:r>
     </w:p>
     <w:p>
@@ -41017,7 +41199,43 @@
         <w:pStyle w:val="Compact"/>
         <w:numPr>
           <w:ilvl w:val="0"/>
-          <w:numId w:val="1029"/>
+          <w:numId w:val="1030"/>
+        </w:numPr>
+      </w:pPr>
+      <w:r>
+        <w:t xml:space="preserve">Подписок и внутриигровых покупок нет.</w:t>
+      </w:r>
+    </w:p>
+    <w:p>
+      <w:pPr>
+        <w:pStyle w:val="Compact"/>
+        <w:numPr>
+          <w:ilvl w:val="0"/>
+          <w:numId w:val="1030"/>
+        </w:numPr>
+      </w:pPr>
+      <w:r>
+        <w:t xml:space="preserve">Механик случайной награды нет: «автомат» — только симуляция понарошку, без денег и призов.</w:t>
+      </w:r>
+    </w:p>
+    <w:p>
+      <w:pPr>
+        <w:pStyle w:val="Compact"/>
+        <w:numPr>
+          <w:ilvl w:val="0"/>
+          <w:numId w:val="1030"/>
+        </w:numPr>
+      </w:pPr>
+      <w:r>
+        <w:t xml:space="preserve">Внешних ссылок, доступных ребёнку без раздела взрослого, нет.</w:t>
+      </w:r>
+    </w:p>
+    <w:p>
+      <w:pPr>
+        <w:pStyle w:val="Compact"/>
+        <w:numPr>
+          <w:ilvl w:val="0"/>
+          <w:numId w:val="1030"/>
         </w:numPr>
       </w:pPr>
       <w:r>
@@ -41039,7 +41257,13 @@
         <w:pStyle w:val="FirstParagraph"/>
       </w:pPr>
       <w:r>
-        <w:t xml:space="preserve">🟡 заполнить: Денис — почта команды для вопросов о данных (та же, что в карточке RuStore).</w:t>
+        <w:t xml:space="preserve">Вопросы о данных — через страницу для экспертов https://finni.archifex.space/eksperty/ и слайд команды</w:t>
+      </w:r>
+      <w:r>
+        <w:t xml:space="preserve"> </w:t>
+      </w:r>
+      <w:r>
+        <w:t xml:space="preserve">в презентации.</w:t>
       </w:r>
     </w:p>
     <w:bookmarkEnd w:id="121"/>
@@ -43094,7 +43318,19 @@
         <w:pStyle w:val="FirstParagraph"/>
       </w:pPr>
       <w:r>
-        <w:t xml:space="preserve">🟡 заполнить: Денис — после установки release-APK на телефон.</w:t>
+        <w:t xml:space="preserve">Release-APK ставился и проверялся на Android-телефонах трёх участников команды; сбоев не отмечено. Пошаговый</w:t>
+      </w:r>
+      <w:r>
+        <w:t xml:space="preserve"> </w:t>
+      </w:r>
+      <w:r>
+        <w:t xml:space="preserve">отчёт по форме ниже не оформлялся: модели, версии Android, объём ОЗУ и замеры не записаны. Заполнение отчёта</w:t>
+      </w:r>
+      <w:r>
+        <w:t xml:space="preserve"> </w:t>
+      </w:r>
+      <w:r>
+        <w:t xml:space="preserve">на одном телефоне с ОЗУ ≥ 3 ГБ — в плане до финала.</w:t>
       </w:r>
     </w:p>
     <w:tbl>
@@ -43105,8 +43341,8 @@
         <w:tblLook w:firstRow="1" w:lastRow="0" w:firstColumn="0" w:lastColumn="0" w:noHBand="0" w:noVBand="0" w:val="0020"/>
       </w:tblPr>
       <w:tblGrid>
-        <w:gridCol w:w="4092"/>
-        <w:gridCol w:w="3828"/>
+        <w:gridCol w:w="2640"/>
+        <w:gridCol w:w="5280"/>
       </w:tblGrid>
       <w:tr>
         <w:trPr>
@@ -43154,7 +43390,7 @@
               <w:pStyle w:val="Compact"/>
             </w:pPr>
             <w:r>
-              <w:t xml:space="preserve">🟡</w:t>
+              <w:t xml:space="preserve">не записана</w:t>
             </w:r>
           </w:p>
         </w:tc>
@@ -43178,7 +43414,7 @@
               <w:pStyle w:val="Compact"/>
             </w:pPr>
             <w:r>
-              <w:t xml:space="preserve">🟡</w:t>
+              <w:t xml:space="preserve">Android-телефоны трёх участников; модели не записаны</w:t>
             </w:r>
           </w:p>
         </w:tc>
@@ -43202,7 +43438,7 @@
               <w:pStyle w:val="Compact"/>
             </w:pPr>
             <w:r>
-              <w:t xml:space="preserve">🟡</w:t>
+              <w:t xml:space="preserve">не записаны</w:t>
             </w:r>
           </w:p>
         </w:tc>
@@ -43226,7 +43462,7 @@
               <w:pStyle w:val="Compact"/>
             </w:pPr>
             <w:r>
-              <w:t xml:space="preserve">🟡 (ТЗ: ≥ 3 ГБ)</w:t>
+              <w:t xml:space="preserve">не записано (ТЗ: ≥ 3 ГБ)</w:t>
             </w:r>
           </w:p>
         </w:tc>
@@ -43250,7 +43486,7 @@
               <w:pStyle w:val="Compact"/>
             </w:pPr>
             <w:r>
-              <w:t xml:space="preserve">🟡</w:t>
+              <w:t xml:space="preserve">universal APK</w:t>
             </w:r>
           </w:p>
         </w:tc>
@@ -43283,7 +43519,16 @@
               <w:pStyle w:val="Compact"/>
             </w:pPr>
             <w:r>
-              <w:t xml:space="preserve">🟡</w:t>
+              <w:t xml:space="preserve">release-APK, подпись</w:t>
+            </w:r>
+            <w:r>
+              <w:t xml:space="preserve"> </w:t>
+            </w:r>
+            <w:r>
+              <w:rPr>
+                <w:rStyle w:val="VerbatimChar"/>
+              </w:rPr>
+              <w:t xml:space="preserve">CN=LCT 2026 Team</w:t>
             </w:r>
           </w:p>
         </w:tc>
@@ -43307,7 +43552,7 @@
               <w:pStyle w:val="Compact"/>
             </w:pPr>
             <w:r>
-              <w:t xml:space="preserve">🟡 (ТЗ: ≤ 5 с) —</w:t>
+              <w:t xml:space="preserve">не замерялся (ТЗ: ≤ 5 с) — скрипт</w:t>
             </w:r>
             <w:r>
               <w:t xml:space="preserve"> </w:t>
@@ -43318,6 +43563,12 @@
               </w:rPr>
               <w:t xml:space="preserve">tool/measure_startup.sh</w:t>
             </w:r>
+            <w:r>
+              <w:t xml:space="preserve"> </w:t>
+            </w:r>
+            <w:r>
+              <w:t xml:space="preserve">готов</w:t>
+            </w:r>
           </w:p>
         </w:tc>
       </w:tr>
@@ -43340,7 +43591,7 @@
               <w:pStyle w:val="Compact"/>
             </w:pPr>
             <w:r>
-              <w:t xml:space="preserve">🟡 (ТЗ: ≤ 1 с) —</w:t>
+              <w:t xml:space="preserve">на телефоне не замерялся (ТЗ: ≤ 1 с) — тест</w:t>
             </w:r>
             <w:r>
               <w:t xml:space="preserve"> </w:t>
@@ -43351,6 +43602,12 @@
               </w:rPr>
               <w:t xml:space="preserve">integration_test/perf_test.dart</w:t>
             </w:r>
+            <w:r>
+              <w:t xml:space="preserve"> </w:t>
+            </w:r>
+            <w:r>
+              <w:t xml:space="preserve">готов</w:t>
+            </w:r>
           </w:p>
         </w:tc>
       </w:tr>
@@ -43373,7 +43630,7 @@
               <w:pStyle w:val="Compact"/>
             </w:pPr>
             <w:r>
-              <w:t xml:space="preserve">🟡 пройдено N из 12</w:t>
+              <w:t xml:space="preserve">пошагово по протоколу не проходилось</w:t>
             </w:r>
           </w:p>
         </w:tc>
@@ -43397,7 +43654,7 @@
               <w:pStyle w:val="Compact"/>
             </w:pPr>
             <w:r>
-              <w:t xml:space="preserve">🟡</w:t>
+              <w:t xml:space="preserve">сбоев не отмечено</w:t>
             </w:r>
           </w:p>
         </w:tc>
@@ -43421,7 +43678,16 @@
               <w:pStyle w:val="Compact"/>
             </w:pPr>
             <w:r>
-              <w:t xml:space="preserve">🟡 путь к папке</w:t>
+              <w:t xml:space="preserve">снимки с телефона не сохранялись; черновики, отрисованные автотестом, —</w:t>
+            </w:r>
+            <w:r>
+              <w:t xml:space="preserve"> </w:t>
+            </w:r>
+            <w:r>
+              <w:rPr>
+                <w:rStyle w:val="VerbatimChar"/>
+              </w:rPr>
+              <w:t xml:space="preserve">app/finlit/assets/store/world/</w:t>
             </w:r>
           </w:p>
         </w:tc>
@@ -43601,7 +43867,7 @@
         <w:pStyle w:val="FirstParagraph"/>
       </w:pPr>
       <w:r>
-        <w:t xml:space="preserve">🟡 заполнить: Денис — дата и коммит, на которые верен этот список.</w:t>
+        <w:t xml:space="preserve">Список верен на момент промежуточной сдачи 29.09.2026.</w:t>
       </w:r>
     </w:p>
     <w:bookmarkStart w:id="130" w:name="h104"/>
@@ -43621,10 +43887,10 @@
         <w:tblLook w:firstRow="1" w:lastRow="0" w:firstColumn="0" w:lastColumn="0" w:noHBand="0" w:noVBand="0" w:val="0020"/>
       </w:tblPr>
       <w:tblGrid>
-        <w:gridCol w:w="1584"/>
-        <w:gridCol w:w="5544"/>
-        <w:gridCol w:w="396"/>
-        <w:gridCol w:w="396"/>
+        <w:gridCol w:w="1532"/>
+        <w:gridCol w:w="5237"/>
+        <w:gridCol w:w="383"/>
+        <w:gridCol w:w="766"/>
       </w:tblGrid>
       <w:tr>
         <w:trPr>
@@ -43750,18 +44016,176 @@
               <w:pStyle w:val="Compact"/>
             </w:pPr>
             <w:r>
-              <w:t xml:space="preserve">🔴 APK нового мира не ставился на физический телефон</w:t>
-            </w:r>
-          </w:p>
-        </w:tc>
-        <w:tc>
-          <w:tcPr/>
-          <w:p>
-            <w:pPr>
-              <w:pStyle w:val="Compact"/>
-            </w:pPr>
-            <w:r>
-              <w:t xml:space="preserve">От этого зависят отчёт о проверке, замер холодного старта (§3.4.5) и живая демонстрация (§4.1)</w:t>
+              <w:t xml:space="preserve">🟡 Отчёт о проверке на устройстве не оформлен</w:t>
+            </w:r>
+          </w:p>
+        </w:tc>
+        <w:tc>
+          <w:tcPr/>
+          <w:p>
+            <w:pPr>
+              <w:pStyle w:val="Compact"/>
+            </w:pPr>
+            <w:r>
+              <w:t xml:space="preserve">Release-APK ставился и проверялся на Android-телефонах трёх участников команды; сбоев не отмечено. Модели, объём ОЗУ и замер холодного старта (§3.4.5) не записаны</w:t>
+            </w:r>
+          </w:p>
+        </w:tc>
+        <w:tc>
+          <w:tcPr/>
+          <w:p>
+            <w:pPr>
+              <w:pStyle w:val="Compact"/>
+            </w:pPr>
+            <w:r>
+              <w:t xml:space="preserve">разработка</w:t>
+            </w:r>
+          </w:p>
+        </w:tc>
+        <w:tc>
+          <w:tcPr/>
+          <w:p>
+            <w:pPr>
+              <w:pStyle w:val="Compact"/>
+            </w:pPr>
+            <w:r>
+              <w:t xml:space="preserve">до финала (16–20.10)</w:t>
+            </w:r>
+          </w:p>
+        </w:tc>
+      </w:tr>
+      <w:tr>
+        <w:tc>
+          <w:tcPr/>
+          <w:p>
+            <w:pPr>
+              <w:pStyle w:val="Compact"/>
+            </w:pPr>
+            <w:r>
+              <w:t xml:space="preserve">🟡 Срок до цели сделан вариантом</w:t>
+            </w:r>
+          </w:p>
+        </w:tc>
+        <w:tc>
+          <w:tcPr/>
+          <w:p>
+            <w:pPr>
+              <w:pStyle w:val="Compact"/>
+            </w:pPr>
+            <w:r>
+              <w:t xml:space="preserve">ТЗ 2.5.7.4. На S9 — «примерно K недель» по среднему взносу за последние до 3 недель с взносом (правило</w:t>
+            </w:r>
+            <w:r>
+              <w:t xml:space="preserve"> </w:t>
+            </w:r>
+            <w:r>
+              <w:rPr>
+                <w:rStyle w:val="VerbatimChar"/>
+              </w:rPr>
+              <w:t xml:space="preserve">docs/spec-igry.md</w:t>
+            </w:r>
+            <w:r>
+              <w:t xml:space="preserve">) (формула —</w:t>
+            </w:r>
+            <w:r>
+              <w:t xml:space="preserve"> </w:t>
+            </w:r>
+            <w:r>
+              <w:rPr>
+                <w:rStyle w:val="VerbatimChar"/>
+              </w:rPr>
+              <w:t xml:space="preserve">06-formuly.md</w:t>
+            </w:r>
+            <w:r>
+              <w:t xml:space="preserve"> </w:t>
+            </w:r>
+            <w:r>
+              <w:t xml:space="preserve">(раздел 6 этого документа) §5.1). Ждёт подтверждения правила и ревью текста строки</w:t>
+            </w:r>
+          </w:p>
+        </w:tc>
+        <w:tc>
+          <w:tcPr/>
+          <w:p>
+            <w:pPr>
+              <w:pStyle w:val="Compact"/>
+            </w:pPr>
+            <w:r>
+              <w:t xml:space="preserve">Денис, Настя</w:t>
+            </w:r>
+          </w:p>
+        </w:tc>
+        <w:tc>
+          <w:tcPr/>
+          <w:p>
+            <w:pPr>
+              <w:pStyle w:val="Compact"/>
+            </w:pPr>
+            <w:r>
+              <w:t xml:space="preserve">до финала</w:t>
+            </w:r>
+          </w:p>
+        </w:tc>
+      </w:tr>
+      <w:tr>
+        <w:tc>
+          <w:tcPr/>
+          <w:p>
+            <w:pPr>
+              <w:pStyle w:val="Compact"/>
+            </w:pPr>
+            <w:r>
+              <w:t xml:space="preserve">✅ Экран «Прогресс» (история недель) и «план против факта» в итогах</w:t>
+            </w:r>
+          </w:p>
+        </w:tc>
+        <w:tc>
+          <w:tcPr/>
+          <w:p>
+            <w:pPr>
+              <w:pStyle w:val="Compact"/>
+            </w:pPr>
+            <w:r>
+              <w:t xml:space="preserve">ТЗ 2.5.11.1, 2.5.5.3:</w:t>
+            </w:r>
+            <w:r>
+              <w:t xml:space="preserve"> </w:t>
+            </w:r>
+            <w:r>
+              <w:rPr>
+                <w:rStyle w:val="VerbatimChar"/>
+              </w:rPr>
+              <w:t xml:space="preserve">lib/features/world/history/</w:t>
+            </w:r>
+            <w:r>
+              <w:t xml:space="preserve">,</w:t>
+            </w:r>
+            <w:r>
+              <w:t xml:space="preserve"> </w:t>
+            </w:r>
+            <w:r>
+              <w:rPr>
+                <w:rStyle w:val="VerbatimChar"/>
+              </w:rPr>
+              <w:t xml:space="preserve">review/week_review_screen.dart</w:t>
+            </w:r>
+            <w:r>
+              <w:t xml:space="preserve">, данные —</w:t>
+            </w:r>
+            <w:r>
+              <w:t xml:space="preserve"> </w:t>
+            </w:r>
+            <w:r>
+              <w:rPr>
+                <w:rStyle w:val="VerbatimChar"/>
+              </w:rPr>
+              <w:t xml:space="preserve">World.weekHistory</w:t>
+            </w:r>
+            <w:r>
+              <w:t xml:space="preserve"> </w:t>
+            </w:r>
+            <w:r>
+              <w:t xml:space="preserve">из журнала. Не сделано из спецификации S12: причина каждой суммы и фильтр по неделе</w:t>
             </w:r>
           </w:p>
         </w:tc>
@@ -43783,69 +44207,115 @@
               <w:pStyle w:val="Compact"/>
             </w:pPr>
             <w:r>
-              <w:t xml:space="preserve">🟡 заполнить: Денис</w:t>
-            </w:r>
-          </w:p>
-        </w:tc>
-      </w:tr>
-      <w:tr>
-        <w:tc>
-          <w:tcPr/>
-          <w:p>
-            <w:pPr>
-              <w:pStyle w:val="Compact"/>
-            </w:pPr>
-            <w:r>
-              <w:t xml:space="preserve">🟡 Срок до цели сделан вариантом</w:t>
-            </w:r>
-          </w:p>
-        </w:tc>
-        <w:tc>
-          <w:tcPr/>
-          <w:p>
-            <w:pPr>
-              <w:pStyle w:val="Compact"/>
-            </w:pPr>
-            <w:r>
-              <w:t xml:space="preserve">ТЗ 2.5.7.4. На S9 — «примерно K недель» по среднему взносу за последние до 3 недель с взносом (правило</w:t>
-            </w:r>
-            <w:r>
-              <w:t xml:space="preserve"> </w:t>
-            </w:r>
-            <w:r>
-              <w:rPr>
-                <w:rStyle w:val="VerbatimChar"/>
-              </w:rPr>
-              <w:t xml:space="preserve">docs/spec-igry.md</w:t>
-            </w:r>
-            <w:r>
-              <w:t xml:space="preserve">) (формула —</w:t>
-            </w:r>
-            <w:r>
-              <w:t xml:space="preserve"> </w:t>
-            </w:r>
-            <w:r>
-              <w:rPr>
-                <w:rStyle w:val="VerbatimChar"/>
-              </w:rPr>
-              <w:t xml:space="preserve">06-formuly.md</w:t>
-            </w:r>
-            <w:r>
-              <w:t xml:space="preserve"> </w:t>
-            </w:r>
-            <w:r>
-              <w:t xml:space="preserve">(раздел 6 этого документа) §5.1). Ждёт подтверждения правила и ревью текста строки</w:t>
-            </w:r>
-          </w:p>
-        </w:tc>
-        <w:tc>
-          <w:tcPr/>
-          <w:p>
-            <w:pPr>
-              <w:pStyle w:val="Compact"/>
-            </w:pPr>
-            <w:r>
-              <w:t xml:space="preserve">Денис, Настя</w:t>
+              <w:t xml:space="preserve">✅ 28.09</w:t>
+            </w:r>
+          </w:p>
+        </w:tc>
+      </w:tr>
+      <w:tr>
+        <w:tc>
+          <w:tcPr/>
+          <w:p>
+            <w:pPr>
+              <w:pStyle w:val="Compact"/>
+            </w:pPr>
+            <w:r>
+              <w:t xml:space="preserve">✅ Экраны нового мира работают на настоящем</w:t>
+            </w:r>
+            <w:r>
+              <w:t xml:space="preserve"> </w:t>
+            </w:r>
+            <w:r>
+              <w:rPr>
+                <w:rStyle w:val="VerbatimChar"/>
+              </w:rPr>
+              <w:t xml:space="preserve">WorldGame</w:t>
+            </w:r>
+          </w:p>
+        </w:tc>
+        <w:tc>
+          <w:tcPr/>
+          <w:p>
+            <w:pPr>
+              <w:pStyle w:val="Compact"/>
+            </w:pPr>
+            <w:r>
+              <w:t xml:space="preserve">Статусы матрицы перепроверены на коммите</w:t>
+            </w:r>
+            <w:r>
+              <w:t xml:space="preserve"> </w:t>
+            </w:r>
+            <w:r>
+              <w:rPr>
+                <w:rStyle w:val="VerbatimChar"/>
+              </w:rPr>
+              <w:t xml:space="preserve">1096d43</w:t>
+            </w:r>
+          </w:p>
+        </w:tc>
+        <w:tc>
+          <w:tcPr/>
+          <w:p>
+            <w:pPr>
+              <w:pStyle w:val="Compact"/>
+            </w:pPr>
+            <w:r>
+              <w:t xml:space="preserve">Денис</w:t>
+            </w:r>
+          </w:p>
+        </w:tc>
+        <w:tc>
+          <w:tcPr/>
+          <w:p>
+            <w:pPr>
+              <w:pStyle w:val="Compact"/>
+            </w:pPr>
+            <w:r>
+              <w:t xml:space="preserve">✅ 28.09</w:t>
+            </w:r>
+          </w:p>
+        </w:tc>
+      </w:tr>
+      <w:tr>
+        <w:tc>
+          <w:tcPr/>
+          <w:p>
+            <w:pPr>
+              <w:pStyle w:val="Compact"/>
+            </w:pPr>
+            <w:r>
+              <w:t xml:space="preserve">🟡 Часть содержания мини-игр и чисел эффектов — в коде экранов</w:t>
+            </w:r>
+          </w:p>
+        </w:tc>
+        <w:tc>
+          <w:tcPr/>
+          <w:p>
+            <w:pPr>
+              <w:pStyle w:val="Compact"/>
+            </w:pPr>
+            <w:r>
+              <w:t xml:space="preserve">ТЗ 3.2.3 и 2.5.14: контент должен жить в JSON. События уже в</w:t>
+            </w:r>
+            <w:r>
+              <w:t xml:space="preserve"> </w:t>
+            </w:r>
+            <w:r>
+              <w:rPr>
+                <w:rStyle w:val="VerbatimChar"/>
+              </w:rPr>
+              <w:t xml:space="preserve">events.json</w:t>
+            </w:r>
+          </w:p>
+        </w:tc>
+        <w:tc>
+          <w:tcPr/>
+          <w:p>
+            <w:pPr>
+              <w:pStyle w:val="Compact"/>
+            </w:pPr>
+            <w:r>
+              <w:t xml:space="preserve">разработка</w:t>
             </w:r>
           </w:p>
         </w:tc>
@@ -43869,57 +44339,165 @@
               <w:pStyle w:val="Compact"/>
             </w:pPr>
             <w:r>
-              <w:t xml:space="preserve">✅ Экран «Прогресс» (история недель) и «план против факта» в итогах</w:t>
-            </w:r>
-          </w:p>
-        </w:tc>
-        <w:tc>
-          <w:tcPr/>
-          <w:p>
-            <w:pPr>
-              <w:pStyle w:val="Compact"/>
-            </w:pPr>
-            <w:r>
-              <w:t xml:space="preserve">ТЗ 2.5.11.1, 2.5.5.3:</w:t>
-            </w:r>
-            <w:r>
-              <w:t xml:space="preserve"> </w:t>
-            </w:r>
-            <w:r>
-              <w:rPr>
-                <w:rStyle w:val="VerbatimChar"/>
-              </w:rPr>
-              <w:t xml:space="preserve">lib/features/world/history/</w:t>
-            </w:r>
-            <w:r>
-              <w:t xml:space="preserve">,</w:t>
-            </w:r>
-            <w:r>
-              <w:t xml:space="preserve"> </w:t>
-            </w:r>
-            <w:r>
-              <w:rPr>
-                <w:rStyle w:val="VerbatimChar"/>
-              </w:rPr>
-              <w:t xml:space="preserve">review/week_review_screen.dart</w:t>
-            </w:r>
-            <w:r>
-              <w:t xml:space="preserve">, данные —</w:t>
-            </w:r>
-            <w:r>
-              <w:t xml:space="preserve"> </w:t>
-            </w:r>
-            <w:r>
-              <w:rPr>
-                <w:rStyle w:val="VerbatimChar"/>
-              </w:rPr>
-              <w:t xml:space="preserve">World.weekHistory</w:t>
-            </w:r>
-            <w:r>
-              <w:t xml:space="preserve"> </w:t>
-            </w:r>
-            <w:r>
-              <w:t xml:space="preserve">из журнала. Не сделано из спецификации S12: причина каждой суммы и фильтр по неделе</w:t>
+              <w:t xml:space="preserve">🟡 Справочник терминов не подключён к новому миру</w:t>
+            </w:r>
+          </w:p>
+        </w:tc>
+        <w:tc>
+          <w:tcPr/>
+          <w:p>
+            <w:pPr>
+              <w:pStyle w:val="Compact"/>
+            </w:pPr>
+            <w:r>
+              <w:t xml:space="preserve">ТЗ 2.5.11.2. Справочник есть в прежнем интерфейсе</w:t>
+            </w:r>
+          </w:p>
+        </w:tc>
+        <w:tc>
+          <w:tcPr/>
+          <w:p>
+            <w:pPr>
+              <w:pStyle w:val="Compact"/>
+            </w:pPr>
+            <w:r>
+              <w:t xml:space="preserve">разработка</w:t>
+            </w:r>
+          </w:p>
+        </w:tc>
+        <w:tc>
+          <w:tcPr/>
+          <w:p>
+            <w:pPr>
+              <w:pStyle w:val="Compact"/>
+            </w:pPr>
+            <w:r>
+              <w:t xml:space="preserve">до финала</w:t>
+            </w:r>
+          </w:p>
+        </w:tc>
+      </w:tr>
+      <w:tr>
+        <w:tc>
+          <w:tcPr/>
+          <w:p>
+            <w:pPr>
+              <w:pStyle w:val="Compact"/>
+            </w:pPr>
+            <w:r>
+              <w:t xml:space="preserve">🟡 Облики «мальчик / девочка»</w:t>
+            </w:r>
+          </w:p>
+        </w:tc>
+        <w:tc>
+          <w:tcPr/>
+          <w:p>
+            <w:pPr>
+              <w:pStyle w:val="Compact"/>
+            </w:pPr>
+            <w:r>
+              <w:t xml:space="preserve">В арте пока нет отдельных обликов по полу: 12 обликов = 3 вида × 4 варианта</w:t>
+            </w:r>
+          </w:p>
+        </w:tc>
+        <w:tc>
+          <w:tcPr/>
+          <w:p>
+            <w:pPr>
+              <w:pStyle w:val="Compact"/>
+            </w:pPr>
+            <w:r>
+              <w:t xml:space="preserve">дизайн</w:t>
+            </w:r>
+          </w:p>
+        </w:tc>
+        <w:tc>
+          <w:tcPr/>
+          <w:p>
+            <w:pPr>
+              <w:pStyle w:val="Compact"/>
+            </w:pPr>
+            <w:r>
+              <w:t xml:space="preserve">до финала</w:t>
+            </w:r>
+          </w:p>
+        </w:tc>
+      </w:tr>
+      <w:tr>
+        <w:tc>
+          <w:tcPr/>
+          <w:p>
+            <w:pPr>
+              <w:pStyle w:val="Compact"/>
+            </w:pPr>
+            <w:r>
+              <w:t xml:space="preserve">✅ Названия стадий на экране</w:t>
+            </w:r>
+          </w:p>
+        </w:tc>
+        <w:tc>
+          <w:tcPr/>
+          <w:p>
+            <w:pPr>
+              <w:pStyle w:val="Compact"/>
+            </w:pPr>
+            <w:r>
+              <w:t xml:space="preserve">«В деревне / В городе / В Москве», решено 28.09</w:t>
+            </w:r>
+          </w:p>
+        </w:tc>
+        <w:tc>
+          <w:tcPr/>
+          <w:p>
+            <w:pPr>
+              <w:pStyle w:val="Compact"/>
+            </w:pPr>
+            <w:r>
+              <w:t xml:space="preserve">команда</w:t>
+            </w:r>
+          </w:p>
+        </w:tc>
+        <w:tc>
+          <w:tcPr/>
+          <w:p>
+            <w:pPr>
+              <w:pStyle w:val="Compact"/>
+            </w:pPr>
+            <w:r>
+              <w:t xml:space="preserve">✅</w:t>
+            </w:r>
+          </w:p>
+        </w:tc>
+      </w:tr>
+      <w:tr>
+        <w:tc>
+          <w:tcPr/>
+          <w:p>
+            <w:pPr>
+              <w:pStyle w:val="Compact"/>
+            </w:pPr>
+            <w:r>
+              <w:t xml:space="preserve">🟡 Автоматические проверки доступности нового мира</w:t>
+            </w:r>
+          </w:p>
+        </w:tc>
+        <w:tc>
+          <w:tcPr/>
+          <w:p>
+            <w:pPr>
+              <w:pStyle w:val="Compact"/>
+            </w:pPr>
+            <w:r>
+              <w:t xml:space="preserve">Есть: ориентация и шрифт ×1,3, у каждой кнопки действие «нажать» для TalkBack (</w:t>
+            </w:r>
+            <w:r>
+              <w:rPr>
+                <w:rStyle w:val="VerbatimChar"/>
+              </w:rPr>
+              <w:t xml:space="preserve">semantics_tap_test.dart</w:t>
+            </w:r>
+            <w:r>
+              <w:t xml:space="preserve">). Цели касания и размер текста — в работе 28.09</w:t>
             </w:r>
           </w:p>
         </w:tc>
@@ -43941,115 +44519,69 @@
               <w:pStyle w:val="Compact"/>
             </w:pPr>
             <w:r>
-              <w:t xml:space="preserve">✅ 28.09</w:t>
-            </w:r>
-          </w:p>
-        </w:tc>
-      </w:tr>
-      <w:tr>
-        <w:tc>
-          <w:tcPr/>
-          <w:p>
-            <w:pPr>
-              <w:pStyle w:val="Compact"/>
-            </w:pPr>
-            <w:r>
-              <w:t xml:space="preserve">✅ Экраны нового мира работают на настоящем</w:t>
-            </w:r>
-            <w:r>
-              <w:t xml:space="preserve"> </w:t>
-            </w:r>
-            <w:r>
-              <w:rPr>
-                <w:rStyle w:val="VerbatimChar"/>
-              </w:rPr>
-              <w:t xml:space="preserve">WorldGame</w:t>
-            </w:r>
-          </w:p>
-        </w:tc>
-        <w:tc>
-          <w:tcPr/>
-          <w:p>
-            <w:pPr>
-              <w:pStyle w:val="Compact"/>
-            </w:pPr>
-            <w:r>
-              <w:t xml:space="preserve">Статусы матрицы перепроверены на коммите</w:t>
-            </w:r>
-            <w:r>
-              <w:t xml:space="preserve"> </w:t>
-            </w:r>
-            <w:r>
-              <w:rPr>
-                <w:rStyle w:val="VerbatimChar"/>
-              </w:rPr>
-              <w:t xml:space="preserve">1096d43</w:t>
-            </w:r>
-          </w:p>
-        </w:tc>
-        <w:tc>
-          <w:tcPr/>
-          <w:p>
-            <w:pPr>
-              <w:pStyle w:val="Compact"/>
-            </w:pPr>
-            <w:r>
-              <w:t xml:space="preserve">Денис</w:t>
-            </w:r>
-          </w:p>
-        </w:tc>
-        <w:tc>
-          <w:tcPr/>
-          <w:p>
-            <w:pPr>
-              <w:pStyle w:val="Compact"/>
-            </w:pPr>
-            <w:r>
-              <w:t xml:space="preserve">✅ 28.09</w:t>
-            </w:r>
-          </w:p>
-        </w:tc>
-      </w:tr>
-      <w:tr>
-        <w:tc>
-          <w:tcPr/>
-          <w:p>
-            <w:pPr>
-              <w:pStyle w:val="Compact"/>
-            </w:pPr>
-            <w:r>
-              <w:t xml:space="preserve">🟡 Часть содержания мини-игр и чисел эффектов — в коде экранов</w:t>
-            </w:r>
-          </w:p>
-        </w:tc>
-        <w:tc>
-          <w:tcPr/>
-          <w:p>
-            <w:pPr>
-              <w:pStyle w:val="Compact"/>
-            </w:pPr>
-            <w:r>
-              <w:t xml:space="preserve">ТЗ 3.2.3 и 2.5.14: контент должен жить в JSON. События уже в</w:t>
-            </w:r>
-            <w:r>
-              <w:t xml:space="preserve"> </w:t>
-            </w:r>
-            <w:r>
-              <w:rPr>
-                <w:rStyle w:val="VerbatimChar"/>
-              </w:rPr>
-              <w:t xml:space="preserve">events.json</w:t>
-            </w:r>
-          </w:p>
-        </w:tc>
-        <w:tc>
-          <w:tcPr/>
-          <w:p>
-            <w:pPr>
-              <w:pStyle w:val="Compact"/>
-            </w:pPr>
-            <w:r>
-              <w:t xml:space="preserve">🟡 заполнить: Денис</w:t>
+              <w:t xml:space="preserve">29.09</w:t>
+            </w:r>
+          </w:p>
+        </w:tc>
+      </w:tr>
+      <w:tr>
+        <w:tc>
+          <w:tcPr/>
+          <w:p>
+            <w:pPr>
+              <w:pStyle w:val="Compact"/>
+            </w:pPr>
+            <w:r>
+              <w:t xml:space="preserve">🟡 Скриншоты для RuStore и презентации</w:t>
+            </w:r>
+          </w:p>
+        </w:tc>
+        <w:tc>
+          <w:tcPr/>
+          <w:p>
+            <w:pPr>
+              <w:pStyle w:val="Compact"/>
+            </w:pPr>
+            <w:r>
+              <w:t xml:space="preserve">Черновики нового мира —</w:t>
+            </w:r>
+            <w:r>
+              <w:t xml:space="preserve"> </w:t>
+            </w:r>
+            <w:r>
+              <w:rPr>
+                <w:rStyle w:val="VerbatimChar"/>
+              </w:rPr>
+              <w:t xml:space="preserve">app/finlit/assets/store/world/</w:t>
+            </w:r>
+            <w:r>
+              <w:t xml:space="preserve"> </w:t>
+            </w:r>
+            <w:r>
+              <w:t xml:space="preserve">(отрендерены</w:t>
+            </w:r>
+            <w:r>
+              <w:t xml:space="preserve"> </w:t>
+            </w:r>
+            <w:r>
+              <w:rPr>
+                <w:rStyle w:val="VerbatimChar"/>
+              </w:rPr>
+              <w:t xml:space="preserve">tool/render_world_screens_test.dart</w:t>
+            </w:r>
+            <w:r>
+              <w:t xml:space="preserve">, портрет 720 × 1280 = 9:16). Финальные снимаются с телефона</w:t>
+            </w:r>
+          </w:p>
+        </w:tc>
+        <w:tc>
+          <w:tcPr/>
+          <w:p>
+            <w:pPr>
+              <w:pStyle w:val="Compact"/>
+            </w:pPr>
+            <w:r>
+              <w:t xml:space="preserve">дизайн</w:t>
             </w:r>
           </w:p>
         </w:tc>
@@ -44073,29 +44605,75 @@
               <w:pStyle w:val="Compact"/>
             </w:pPr>
             <w:r>
-              <w:t xml:space="preserve">🟡 Справочник терминов не подключён к новому миру</w:t>
-            </w:r>
-          </w:p>
-        </w:tc>
-        <w:tc>
-          <w:tcPr/>
-          <w:p>
-            <w:pPr>
-              <w:pStyle w:val="Compact"/>
-            </w:pPr>
-            <w:r>
-              <w:t xml:space="preserve">ТЗ 2.5.11.2. Справочник есть в прежнем интерфейсе</w:t>
-            </w:r>
-          </w:p>
-        </w:tc>
-        <w:tc>
-          <w:tcPr/>
-          <w:p>
-            <w:pPr>
-              <w:pStyle w:val="Compact"/>
-            </w:pPr>
-            <w:r>
-              <w:t xml:space="preserve">🟡 заполнить: Денис</w:t>
+              <w:t xml:space="preserve">🟡 Keystore в одном экземпляре</w:t>
+            </w:r>
+          </w:p>
+        </w:tc>
+        <w:tc>
+          <w:tcPr/>
+          <w:p>
+            <w:pPr>
+              <w:pStyle w:val="Compact"/>
+            </w:pPr>
+            <w:r>
+              <w:t xml:space="preserve">Смена ключа в RuStore — только через поддержку</w:t>
+            </w:r>
+          </w:p>
+        </w:tc>
+        <w:tc>
+          <w:tcPr/>
+          <w:p>
+            <w:pPr>
+              <w:pStyle w:val="Compact"/>
+            </w:pPr>
+            <w:r>
+              <w:t xml:space="preserve">разработка</w:t>
+            </w:r>
+          </w:p>
+        </w:tc>
+        <w:tc>
+          <w:tcPr/>
+          <w:p>
+            <w:pPr>
+              <w:pStyle w:val="Compact"/>
+            </w:pPr>
+            <w:r>
+              <w:t xml:space="preserve">резервная копия ключа — до финала</w:t>
+            </w:r>
+          </w:p>
+        </w:tc>
+      </w:tr>
+      <w:tr>
+        <w:tc>
+          <w:tcPr/>
+          <w:p>
+            <w:pPr>
+              <w:pStyle w:val="Compact"/>
+            </w:pPr>
+            <w:r>
+              <w:t xml:space="preserve">🟡 Проверка на детях 7–11 лет</w:t>
+            </w:r>
+          </w:p>
+        </w:tc>
+        <w:tc>
+          <w:tcPr/>
+          <w:p>
+            <w:pPr>
+              <w:pStyle w:val="Compact"/>
+            </w:pPr>
+            <w:r>
+              <w:t xml:space="preserve">§8.4 — нужны результаты и согласие законных представителей</w:t>
+            </w:r>
+          </w:p>
+        </w:tc>
+        <w:tc>
+          <w:tcPr/>
+          <w:p>
+            <w:pPr>
+              <w:pStyle w:val="Compact"/>
+            </w:pPr>
+            <w:r>
+              <w:t xml:space="preserve">методика</w:t>
             </w:r>
           </w:p>
         </w:tc>
@@ -44107,318 +44685,6 @@
             </w:pPr>
             <w:r>
               <w:t xml:space="preserve">до финала</w:t>
-            </w:r>
-          </w:p>
-        </w:tc>
-      </w:tr>
-      <w:tr>
-        <w:tc>
-          <w:tcPr/>
-          <w:p>
-            <w:pPr>
-              <w:pStyle w:val="Compact"/>
-            </w:pPr>
-            <w:r>
-              <w:t xml:space="preserve">🟡 Облики «мальчик / девочка»</w:t>
-            </w:r>
-          </w:p>
-        </w:tc>
-        <w:tc>
-          <w:tcPr/>
-          <w:p>
-            <w:pPr>
-              <w:pStyle w:val="Compact"/>
-            </w:pPr>
-            <w:r>
-              <w:t xml:space="preserve">В арте пока нет отдельных обликов по полу: 12 обликов = 3 вида × 4 варианта</w:t>
-            </w:r>
-          </w:p>
-        </w:tc>
-        <w:tc>
-          <w:tcPr/>
-          <w:p>
-            <w:pPr>
-              <w:pStyle w:val="Compact"/>
-            </w:pPr>
-            <w:r>
-              <w:t xml:space="preserve">Алина</w:t>
-            </w:r>
-          </w:p>
-        </w:tc>
-        <w:tc>
-          <w:tcPr/>
-          <w:p>
-            <w:pPr>
-              <w:pStyle w:val="Compact"/>
-            </w:pPr>
-            <w:r>
-              <w:t xml:space="preserve">🟡 заполнить: Денис</w:t>
-            </w:r>
-          </w:p>
-        </w:tc>
-      </w:tr>
-      <w:tr>
-        <w:tc>
-          <w:tcPr/>
-          <w:p>
-            <w:pPr>
-              <w:pStyle w:val="Compact"/>
-            </w:pPr>
-            <w:r>
-              <w:t xml:space="preserve">✅ Названия стадий на экране</w:t>
-            </w:r>
-          </w:p>
-        </w:tc>
-        <w:tc>
-          <w:tcPr/>
-          <w:p>
-            <w:pPr>
-              <w:pStyle w:val="Compact"/>
-            </w:pPr>
-            <w:r>
-              <w:t xml:space="preserve">«В деревне / В городе / В Москве», решено 28.09</w:t>
-            </w:r>
-          </w:p>
-        </w:tc>
-        <w:tc>
-          <w:tcPr/>
-          <w:p>
-            <w:pPr>
-              <w:pStyle w:val="Compact"/>
-            </w:pPr>
-            <w:r>
-              <w:t xml:space="preserve">команда</w:t>
-            </w:r>
-          </w:p>
-        </w:tc>
-        <w:tc>
-          <w:tcPr/>
-          <w:p>
-            <w:pPr>
-              <w:pStyle w:val="Compact"/>
-            </w:pPr>
-            <w:r>
-              <w:t xml:space="preserve">✅</w:t>
-            </w:r>
-          </w:p>
-        </w:tc>
-      </w:tr>
-      <w:tr>
-        <w:tc>
-          <w:tcPr/>
-          <w:p>
-            <w:pPr>
-              <w:pStyle w:val="Compact"/>
-            </w:pPr>
-            <w:r>
-              <w:t xml:space="preserve">🟡 Автоматические проверки доступности нового мира</w:t>
-            </w:r>
-          </w:p>
-        </w:tc>
-        <w:tc>
-          <w:tcPr/>
-          <w:p>
-            <w:pPr>
-              <w:pStyle w:val="Compact"/>
-            </w:pPr>
-            <w:r>
-              <w:t xml:space="preserve">Есть: ориентация и шрифт ×1,3, у каждой кнопки действие «нажать» для TalkBack (</w:t>
-            </w:r>
-            <w:r>
-              <w:rPr>
-                <w:rStyle w:val="VerbatimChar"/>
-              </w:rPr>
-              <w:t xml:space="preserve">semantics_tap_test.dart</w:t>
-            </w:r>
-            <w:r>
-              <w:t xml:space="preserve">). Цели касания и размер текста — в работе 28.09</w:t>
-            </w:r>
-          </w:p>
-        </w:tc>
-        <w:tc>
-          <w:tcPr/>
-          <w:p>
-            <w:pPr>
-              <w:pStyle w:val="Compact"/>
-            </w:pPr>
-            <w:r>
-              <w:t xml:space="preserve">Денис</w:t>
-            </w:r>
-          </w:p>
-        </w:tc>
-        <w:tc>
-          <w:tcPr/>
-          <w:p>
-            <w:pPr>
-              <w:pStyle w:val="Compact"/>
-            </w:pPr>
-            <w:r>
-              <w:t xml:space="preserve">29.09</w:t>
-            </w:r>
-          </w:p>
-        </w:tc>
-      </w:tr>
-      <w:tr>
-        <w:tc>
-          <w:tcPr/>
-          <w:p>
-            <w:pPr>
-              <w:pStyle w:val="Compact"/>
-            </w:pPr>
-            <w:r>
-              <w:t xml:space="preserve">🟡 Скриншоты для RuStore и презентации</w:t>
-            </w:r>
-          </w:p>
-        </w:tc>
-        <w:tc>
-          <w:tcPr/>
-          <w:p>
-            <w:pPr>
-              <w:pStyle w:val="Compact"/>
-            </w:pPr>
-            <w:r>
-              <w:t xml:space="preserve">Черновики нового мира —</w:t>
-            </w:r>
-            <w:r>
-              <w:t xml:space="preserve"> </w:t>
-            </w:r>
-            <w:r>
-              <w:rPr>
-                <w:rStyle w:val="VerbatimChar"/>
-              </w:rPr>
-              <w:t xml:space="preserve">app/finlit/assets/store/world/</w:t>
-            </w:r>
-            <w:r>
-              <w:t xml:space="preserve"> </w:t>
-            </w:r>
-            <w:r>
-              <w:t xml:space="preserve">(отрендерены</w:t>
-            </w:r>
-            <w:r>
-              <w:t xml:space="preserve"> </w:t>
-            </w:r>
-            <w:r>
-              <w:rPr>
-                <w:rStyle w:val="VerbatimChar"/>
-              </w:rPr>
-              <w:t xml:space="preserve">tool/render_world_screens_test.dart</w:t>
-            </w:r>
-            <w:r>
-              <w:t xml:space="preserve">, портрет 720 × 1280 = 9:16). Финальные снимаются с телефона</w:t>
-            </w:r>
-          </w:p>
-        </w:tc>
-        <w:tc>
-          <w:tcPr/>
-          <w:p>
-            <w:pPr>
-              <w:pStyle w:val="Compact"/>
-            </w:pPr>
-            <w:r>
-              <w:t xml:space="preserve">Алина</w:t>
-            </w:r>
-          </w:p>
-        </w:tc>
-        <w:tc>
-          <w:tcPr/>
-          <w:p>
-            <w:pPr>
-              <w:pStyle w:val="Compact"/>
-            </w:pPr>
-            <w:r>
-              <w:t xml:space="preserve">🟡 заполнить: Денис</w:t>
-            </w:r>
-          </w:p>
-        </w:tc>
-      </w:tr>
-      <w:tr>
-        <w:tc>
-          <w:tcPr/>
-          <w:p>
-            <w:pPr>
-              <w:pStyle w:val="Compact"/>
-            </w:pPr>
-            <w:r>
-              <w:t xml:space="preserve">🟡 Keystore в одном экземпляре</w:t>
-            </w:r>
-          </w:p>
-        </w:tc>
-        <w:tc>
-          <w:tcPr/>
-          <w:p>
-            <w:pPr>
-              <w:pStyle w:val="Compact"/>
-            </w:pPr>
-            <w:r>
-              <w:t xml:space="preserve">Смена ключа в RuStore — только через поддержку</w:t>
-            </w:r>
-          </w:p>
-        </w:tc>
-        <w:tc>
-          <w:tcPr/>
-          <w:p>
-            <w:pPr>
-              <w:pStyle w:val="Compact"/>
-            </w:pPr>
-            <w:r>
-              <w:t xml:space="preserve">Денис</w:t>
-            </w:r>
-          </w:p>
-        </w:tc>
-        <w:tc>
-          <w:tcPr/>
-          <w:p>
-            <w:pPr>
-              <w:pStyle w:val="Compact"/>
-            </w:pPr>
-            <w:r>
-              <w:t xml:space="preserve">🟡 заполнить: Денис</w:t>
-            </w:r>
-          </w:p>
-        </w:tc>
-      </w:tr>
-      <w:tr>
-        <w:tc>
-          <w:tcPr/>
-          <w:p>
-            <w:pPr>
-              <w:pStyle w:val="Compact"/>
-            </w:pPr>
-            <w:r>
-              <w:t xml:space="preserve">🟡 Проверка на детях 7–11 лет</w:t>
-            </w:r>
-          </w:p>
-        </w:tc>
-        <w:tc>
-          <w:tcPr/>
-          <w:p>
-            <w:pPr>
-              <w:pStyle w:val="Compact"/>
-            </w:pPr>
-            <w:r>
-              <w:t xml:space="preserve">§8.4 — нужны результаты и согласие законных представителей</w:t>
-            </w:r>
-          </w:p>
-        </w:tc>
-        <w:tc>
-          <w:tcPr/>
-          <w:p>
-            <w:pPr>
-              <w:pStyle w:val="Compact"/>
-            </w:pPr>
-            <w:r>
-              <w:t xml:space="preserve">Настя</w:t>
-            </w:r>
-          </w:p>
-        </w:tc>
-        <w:tc>
-          <w:tcPr/>
-          <w:p>
-            <w:pPr>
-              <w:pStyle w:val="Compact"/>
-            </w:pPr>
-            <w:r>
-              <w:t xml:space="preserve">🟡 заполнить: Денис</w:t>
             </w:r>
           </w:p>
         </w:tc>
@@ -44789,139 +45055,7 @@
         <w:pStyle w:val="FirstParagraph"/>
       </w:pPr>
       <w:r>
-        <w:t xml:space="preserve">🟡 заполнить: Денис / команда — приоритеты. Черновик по списку выше:</w:t>
-      </w:r>
-    </w:p>
-    <w:p>
-      <w:pPr>
-        <w:pStyle w:val="Compact"/>
-        <w:numPr>
-          <w:ilvl w:val="0"/>
-          <w:numId w:val="1030"/>
-        </w:numPr>
-      </w:pPr>
-      <w:r>
-        <w:t xml:space="preserve">Проверка шага A.11 (сохранение после перезапуска) на телефоне.</w:t>
-      </w:r>
-    </w:p>
-    <w:p>
-      <w:pPr>
-        <w:pStyle w:val="Compact"/>
-        <w:numPr>
-          <w:ilvl w:val="0"/>
-          <w:numId w:val="1030"/>
-        </w:numPr>
-      </w:pPr>
-      <w:r>
-        <w:t xml:space="preserve">Отчёт о проверке на устройстве: холодный старт, отклик, 12 шагов Приложения А.</w:t>
-      </w:r>
-    </w:p>
-    <w:p>
-      <w:pPr>
-        <w:pStyle w:val="Compact"/>
-        <w:numPr>
-          <w:ilvl w:val="0"/>
-          <w:numId w:val="1030"/>
-        </w:numPr>
-      </w:pPr>
-      <w:r>
-        <w:t xml:space="preserve">Подтвердить правило срока до цели (сделан вариантом); срок в диалоге снятия.</w:t>
-      </w:r>
-    </w:p>
-    <w:p>
-      <w:pPr>
-        <w:pStyle w:val="Compact"/>
-        <w:numPr>
-          <w:ilvl w:val="0"/>
-          <w:numId w:val="1030"/>
-        </w:numPr>
-      </w:pPr>
-      <w:r>
-        <w:t xml:space="preserve">Весь контент мини-игр — в</w:t>
-      </w:r>
-      <w:r>
-        <w:t xml:space="preserve"> </w:t>
-      </w:r>
-      <w:r>
-        <w:rPr>
-          <w:rStyle w:val="VerbatimChar"/>
-        </w:rPr>
-        <w:t xml:space="preserve">content/jobs.json</w:t>
-      </w:r>
-      <w:r>
-        <w:t xml:space="preserve">.</w:t>
-      </w:r>
-    </w:p>
-    <w:p>
-      <w:pPr>
-        <w:pStyle w:val="Compact"/>
-        <w:numPr>
-          <w:ilvl w:val="0"/>
-          <w:numId w:val="1030"/>
-        </w:numPr>
-      </w:pPr>
-      <w:r>
-        <w:t xml:space="preserve">Уровни 2–5 профессий, мини-игра выгульщика.</w:t>
-      </w:r>
-    </w:p>
-    <w:p>
-      <w:pPr>
-        <w:pStyle w:val="Compact"/>
-        <w:numPr>
-          <w:ilvl w:val="0"/>
-          <w:numId w:val="1030"/>
-        </w:numPr>
-      </w:pPr>
-      <w:r>
-        <w:t xml:space="preserve">a11y-тесты экранов нового мира.</w:t>
-      </w:r>
-    </w:p>
-    <w:p>
-      <w:pPr>
-        <w:pStyle w:val="Compact"/>
-        <w:numPr>
-          <w:ilvl w:val="0"/>
-          <w:numId w:val="1030"/>
-        </w:numPr>
-      </w:pPr>
-      <w:r>
-        <w:t xml:space="preserve">Проверка на детях и правки по её итогам.</w:t>
-      </w:r>
-    </w:p>
-    <w:p>
-      <w:pPr>
-        <w:pStyle w:val="Compact"/>
-        <w:numPr>
-          <w:ilvl w:val="0"/>
-          <w:numId w:val="1030"/>
-        </w:numPr>
-      </w:pPr>
-      <w:r>
-        <w:t xml:space="preserve">Релизный тег, история изменений, резервное видео ≤ 3 минут (§7.2).</w:t>
-      </w:r>
-    </w:p>
-    <w:p>
-      <w:pPr>
-        <w:pStyle w:val="FirstParagraph"/>
-      </w:pPr>
-      <w:r>
-        <w:rPr>
-          <w:b/>
-          <w:bCs/>
-        </w:rPr>
-        <w:t xml:space="preserve">Фидбек дизайнера 28.09</w:t>
-      </w:r>
-      <w:r>
-        <w:t xml:space="preserve"> </w:t>
-      </w:r>
-      <w:r>
-        <w:t xml:space="preserve">(Алина, главный экран; этап 1 — «Работа» вместо «Задания», цель наверху, «Магазин» и</w:t>
-      </w:r>
-      <w:r>
-        <w:t xml:space="preserve"> </w:t>
-      </w:r>
-      <w:r>
-        <w:t xml:space="preserve">«Прогулки» раздельно — сделан к сдаче):</w:t>
+        <w:t xml:space="preserve">Приоритеты в порядке выполнения:</w:t>
       </w:r>
     </w:p>
     <w:p>
@@ -44933,76 +45067,7 @@
         </w:numPr>
       </w:pPr>
       <w:r>
-        <w:t xml:space="preserve">✅ Этап 2 — сделан (</w:t>
-      </w:r>
-      <w:r>
-        <w:rPr>
-          <w:rStyle w:val="VerbatimChar"/>
-        </w:rPr>
-        <w:t xml:space="preserve">67e3922</w:t>
-      </w:r>
-      <w:r>
-        <w:t xml:space="preserve">,</w:t>
-      </w:r>
-      <w:r>
-        <w:t xml:space="preserve"> </w:t>
-      </w:r>
-      <w:r>
-        <w:rPr>
-          <w:rStyle w:val="VerbatimChar"/>
-        </w:rPr>
-        <w:t xml:space="preserve">a8e8e0c</w:t>
-      </w:r>
-      <w:r>
-        <w:t xml:space="preserve">,</w:t>
-      </w:r>
-      <w:r>
-        <w:t xml:space="preserve"> </w:t>
-      </w:r>
-      <w:r>
-        <w:rPr>
-          <w:rStyle w:val="VerbatimChar"/>
-        </w:rPr>
-        <w:t xml:space="preserve">feat/world-v2-alina2</w:t>
-      </w:r>
-      <w:r>
-        <w:t xml:space="preserve">): тап по кровати = «Спать», по копилке = S9 «Копилка»</w:t>
-      </w:r>
-      <w:r>
-        <w:t xml:space="preserve"> </w:t>
-      </w:r>
-      <w:r>
-        <w:t xml:space="preserve">(в городе и Москве — копилка на полке в арте, в деревне — новый комод с копилкой), по двери = «В город»; кнопки</w:t>
-      </w:r>
-      <w:r>
-        <w:t xml:space="preserve"> </w:t>
-      </w:r>
-      <w:r>
-        <w:t xml:space="preserve">остаются (цели ≥ 48 dp, доступность). Арт двери и комода — SDXL + Pixel Art XL (</w:t>
-      </w:r>
-      <w:r>
-        <w:rPr>
-          <w:rStyle w:val="VerbatimChar"/>
-        </w:rPr>
-        <w:t xml:space="preserve">12-storonnie-komponenty.md</w:t>
-      </w:r>
-      <w:r>
-        <w:t xml:space="preserve">).</w:t>
-      </w:r>
-      <w:r>
-        <w:t xml:space="preserve"> </w:t>
-      </w:r>
-      <w:r>
-        <w:t xml:space="preserve">Место под холодильник этапа 4 записано в слоты комнат (</w:t>
-      </w:r>
-      <w:r>
-        <w:rPr>
-          <w:rStyle w:val="VerbatimChar"/>
-        </w:rPr>
-        <w:t xml:space="preserve">fridge</w:t>
-      </w:r>
-      <w:r>
-        <w:t xml:space="preserve">).</w:t>
+        <w:t xml:space="preserve">Проверка шага A.11 (сохранение после перезапуска) на телефоне.</w:t>
       </w:r>
     </w:p>
     <w:p>
@@ -45014,13 +45079,7 @@
         </w:numPr>
       </w:pPr>
       <w:r>
-        <w:t xml:space="preserve">Этап 3 — в плане: категории Дом / Развлечения / Магазин вместо плоской панели; места для прогулки каруселью у</w:t>
-      </w:r>
-      <w:r>
-        <w:t xml:space="preserve"> </w:t>
-      </w:r>
-      <w:r>
-        <w:t xml:space="preserve">города.</w:t>
+        <w:t xml:space="preserve">Отчёт о проверке на устройстве: холодный старт, отклик, 12 шагов Приложения А.</w:t>
       </w:r>
     </w:p>
     <w:p>
@@ -45032,65 +45091,7 @@
         </w:numPr>
       </w:pPr>
       <w:r>
-        <w:t xml:space="preserve">✅ Этап 4 — сделан (</w:t>
-      </w:r>
-      <w:r>
-        <w:rPr>
-          <w:rStyle w:val="VerbatimChar"/>
-        </w:rPr>
-        <w:t xml:space="preserve">feat/world-v2-fridge</w:t>
-      </w:r>
-      <w:r>
-        <w:t xml:space="preserve">) по решению Дениса 28.09:</w:t>
-      </w:r>
-      <w:r>
-        <w:t xml:space="preserve"> </w:t>
-      </w:r>
-      <w:r>
-        <w:rPr>
-          <w:b/>
-          <w:bCs/>
-        </w:rPr>
-        <w:t xml:space="preserve">холодильник как видимый запас</w:t>
-      </w:r>
-      <w:r>
-        <w:t xml:space="preserve"> </w:t>
-      </w:r>
-      <w:r>
-        <w:t xml:space="preserve">— в</w:t>
-      </w:r>
-      <w:r>
-        <w:t xml:space="preserve"> </w:t>
-      </w:r>
-      <w:r>
-        <w:t xml:space="preserve">комнате открытый холодильник с оставшимися приёмами пищи на полках, пустеет, когда Финни ест; выводится из журнала, нового</w:t>
-      </w:r>
-      <w:r>
-        <w:t xml:space="preserve"> </w:t>
-      </w:r>
-      <w:r>
-        <w:t xml:space="preserve">числа в сохранении нет, штрафа и показателя сытости нет, счёт за еду в конце недели прежний (правило —</w:t>
-      </w:r>
-      <w:r>
-        <w:t xml:space="preserve"> </w:t>
-      </w:r>
-      <w:r>
-        <w:rPr>
-          <w:rStyle w:val="VerbatimChar"/>
-        </w:rPr>
-        <w:t xml:space="preserve">06-formuly.md</w:t>
-      </w:r>
-      <w:r>
-        <w:t xml:space="preserve"> </w:t>
-      </w:r>
-      <w:r>
-        <w:t xml:space="preserve">§6.1). Касание — магазин на вкладке «Еда». Отдельный индикатор еды не делаем (сытость в спеке</w:t>
-      </w:r>
-      <w:r>
-        <w:t xml:space="preserve"> </w:t>
-      </w:r>
-      <w:r>
-        <w:t xml:space="preserve">отклонена, «голод» не должен пугать ребёнка — ТЗ §2, §3.5).</w:t>
+        <w:t xml:space="preserve">Подтвердить правило срока до цели (сделан вариантом); срок в диалоге снятия.</w:t>
       </w:r>
     </w:p>
     <w:p>
@@ -45102,6 +45103,271 @@
         </w:numPr>
       </w:pPr>
       <w:r>
+        <w:t xml:space="preserve">Весь контент мини-игр — в</w:t>
+      </w:r>
+      <w:r>
+        <w:t xml:space="preserve"> </w:t>
+      </w:r>
+      <w:r>
+        <w:rPr>
+          <w:rStyle w:val="VerbatimChar"/>
+        </w:rPr>
+        <w:t xml:space="preserve">content/jobs.json</w:t>
+      </w:r>
+      <w:r>
+        <w:t xml:space="preserve">.</w:t>
+      </w:r>
+    </w:p>
+    <w:p>
+      <w:pPr>
+        <w:pStyle w:val="Compact"/>
+        <w:numPr>
+          <w:ilvl w:val="0"/>
+          <w:numId w:val="1031"/>
+        </w:numPr>
+      </w:pPr>
+      <w:r>
+        <w:t xml:space="preserve">Уровни 2–5 профессий, мини-игра выгульщика.</w:t>
+      </w:r>
+    </w:p>
+    <w:p>
+      <w:pPr>
+        <w:pStyle w:val="Compact"/>
+        <w:numPr>
+          <w:ilvl w:val="0"/>
+          <w:numId w:val="1031"/>
+        </w:numPr>
+      </w:pPr>
+      <w:r>
+        <w:t xml:space="preserve">a11y-тесты экранов нового мира.</w:t>
+      </w:r>
+    </w:p>
+    <w:p>
+      <w:pPr>
+        <w:pStyle w:val="Compact"/>
+        <w:numPr>
+          <w:ilvl w:val="0"/>
+          <w:numId w:val="1031"/>
+        </w:numPr>
+      </w:pPr>
+      <w:r>
+        <w:t xml:space="preserve">Проверка на детях и правки по её итогам.</w:t>
+      </w:r>
+    </w:p>
+    <w:p>
+      <w:pPr>
+        <w:pStyle w:val="Compact"/>
+        <w:numPr>
+          <w:ilvl w:val="0"/>
+          <w:numId w:val="1031"/>
+        </w:numPr>
+      </w:pPr>
+      <w:r>
+        <w:t xml:space="preserve">Релизный тег, история изменений, резервное видео ≤ 3 минут (§7.2).</w:t>
+      </w:r>
+    </w:p>
+    <w:p>
+      <w:pPr>
+        <w:pStyle w:val="FirstParagraph"/>
+      </w:pPr>
+      <w:r>
+        <w:rPr>
+          <w:b/>
+          <w:bCs/>
+        </w:rPr>
+        <w:t xml:space="preserve">Фидбек дизайнера 28.09</w:t>
+      </w:r>
+      <w:r>
+        <w:t xml:space="preserve"> </w:t>
+      </w:r>
+      <w:r>
+        <w:t xml:space="preserve">(Алина, главный экран; этап 1 — «Работа» вместо «Задания», цель наверху, «Магазин» и</w:t>
+      </w:r>
+      <w:r>
+        <w:t xml:space="preserve"> </w:t>
+      </w:r>
+      <w:r>
+        <w:t xml:space="preserve">«Прогулки» раздельно — сделан к сдаче):</w:t>
+      </w:r>
+    </w:p>
+    <w:p>
+      <w:pPr>
+        <w:pStyle w:val="Compact"/>
+        <w:numPr>
+          <w:ilvl w:val="0"/>
+          <w:numId w:val="1032"/>
+        </w:numPr>
+      </w:pPr>
+      <w:r>
+        <w:t xml:space="preserve">✅ Этап 2 — сделан (</w:t>
+      </w:r>
+      <w:r>
+        <w:rPr>
+          <w:rStyle w:val="VerbatimChar"/>
+        </w:rPr>
+        <w:t xml:space="preserve">67e3922</w:t>
+      </w:r>
+      <w:r>
+        <w:t xml:space="preserve">,</w:t>
+      </w:r>
+      <w:r>
+        <w:t xml:space="preserve"> </w:t>
+      </w:r>
+      <w:r>
+        <w:rPr>
+          <w:rStyle w:val="VerbatimChar"/>
+        </w:rPr>
+        <w:t xml:space="preserve">a8e8e0c</w:t>
+      </w:r>
+      <w:r>
+        <w:t xml:space="preserve">,</w:t>
+      </w:r>
+      <w:r>
+        <w:t xml:space="preserve"> </w:t>
+      </w:r>
+      <w:r>
+        <w:rPr>
+          <w:rStyle w:val="VerbatimChar"/>
+        </w:rPr>
+        <w:t xml:space="preserve">feat/world-v2-alina2</w:t>
+      </w:r>
+      <w:r>
+        <w:t xml:space="preserve">): тап по кровати = «Спать», по копилке = S9 «Копилка»</w:t>
+      </w:r>
+      <w:r>
+        <w:t xml:space="preserve"> </w:t>
+      </w:r>
+      <w:r>
+        <w:t xml:space="preserve">(в городе и Москве — копилка на полке в арте, в деревне — новый комод с копилкой), по двери = «В город»; кнопки</w:t>
+      </w:r>
+      <w:r>
+        <w:t xml:space="preserve"> </w:t>
+      </w:r>
+      <w:r>
+        <w:t xml:space="preserve">остаются (цели ≥ 48 dp, доступность). Арт двери и комода — SDXL + Pixel Art XL (</w:t>
+      </w:r>
+      <w:r>
+        <w:rPr>
+          <w:rStyle w:val="VerbatimChar"/>
+        </w:rPr>
+        <w:t xml:space="preserve">12-storonnie-komponenty.md</w:t>
+      </w:r>
+      <w:r>
+        <w:t xml:space="preserve">).</w:t>
+      </w:r>
+      <w:r>
+        <w:t xml:space="preserve"> </w:t>
+      </w:r>
+      <w:r>
+        <w:t xml:space="preserve">Место под холодильник этапа 4 записано в слоты комнат (</w:t>
+      </w:r>
+      <w:r>
+        <w:rPr>
+          <w:rStyle w:val="VerbatimChar"/>
+        </w:rPr>
+        <w:t xml:space="preserve">fridge</w:t>
+      </w:r>
+      <w:r>
+        <w:t xml:space="preserve">).</w:t>
+      </w:r>
+    </w:p>
+    <w:p>
+      <w:pPr>
+        <w:pStyle w:val="Compact"/>
+        <w:numPr>
+          <w:ilvl w:val="0"/>
+          <w:numId w:val="1032"/>
+        </w:numPr>
+      </w:pPr>
+      <w:r>
+        <w:t xml:space="preserve">Этап 3 — в плане: категории Дом / Развлечения / Магазин вместо плоской панели; места для прогулки каруселью у</w:t>
+      </w:r>
+      <w:r>
+        <w:t xml:space="preserve"> </w:t>
+      </w:r>
+      <w:r>
+        <w:t xml:space="preserve">города.</w:t>
+      </w:r>
+    </w:p>
+    <w:p>
+      <w:pPr>
+        <w:pStyle w:val="Compact"/>
+        <w:numPr>
+          <w:ilvl w:val="0"/>
+          <w:numId w:val="1032"/>
+        </w:numPr>
+      </w:pPr>
+      <w:r>
+        <w:t xml:space="preserve">✅ Этап 4 — сделан (</w:t>
+      </w:r>
+      <w:r>
+        <w:rPr>
+          <w:rStyle w:val="VerbatimChar"/>
+        </w:rPr>
+        <w:t xml:space="preserve">feat/world-v2-fridge</w:t>
+      </w:r>
+      <w:r>
+        <w:t xml:space="preserve">) по решению Дениса 28.09:</w:t>
+      </w:r>
+      <w:r>
+        <w:t xml:space="preserve"> </w:t>
+      </w:r>
+      <w:r>
+        <w:rPr>
+          <w:b/>
+          <w:bCs/>
+        </w:rPr>
+        <w:t xml:space="preserve">холодильник как видимый запас</w:t>
+      </w:r>
+      <w:r>
+        <w:t xml:space="preserve"> </w:t>
+      </w:r>
+      <w:r>
+        <w:t xml:space="preserve">— в</w:t>
+      </w:r>
+      <w:r>
+        <w:t xml:space="preserve"> </w:t>
+      </w:r>
+      <w:r>
+        <w:t xml:space="preserve">комнате открытый холодильник с оставшимися приёмами пищи на полках, пустеет, когда Финни ест; выводится из журнала, нового</w:t>
+      </w:r>
+      <w:r>
+        <w:t xml:space="preserve"> </w:t>
+      </w:r>
+      <w:r>
+        <w:t xml:space="preserve">числа в сохранении нет, штрафа и показателя сытости нет, счёт за еду в конце недели прежний (правило —</w:t>
+      </w:r>
+      <w:r>
+        <w:t xml:space="preserve"> </w:t>
+      </w:r>
+      <w:r>
+        <w:rPr>
+          <w:rStyle w:val="VerbatimChar"/>
+        </w:rPr>
+        <w:t xml:space="preserve">06-formuly.md</w:t>
+      </w:r>
+      <w:r>
+        <w:t xml:space="preserve"> </w:t>
+      </w:r>
+      <w:r>
+        <w:t xml:space="preserve">§6.1). Касание — магазин на вкладке «Еда». Отдельный индикатор еды не делаем (сытость в спеке</w:t>
+      </w:r>
+      <w:r>
+        <w:t xml:space="preserve"> </w:t>
+      </w:r>
+      <w:r>
+        <w:t xml:space="preserve">отклонена, «голод» не должен пугать ребёнка — ТЗ §2, §3.5).</w:t>
+      </w:r>
+    </w:p>
+    <w:p>
+      <w:pPr>
+        <w:pStyle w:val="Compact"/>
+        <w:numPr>
+          <w:ilvl w:val="0"/>
+          <w:numId w:val="1032"/>
+        </w:numPr>
+      </w:pPr>
+      <w:r>
         <w:t xml:space="preserve">Этап 5 — в плане: поворот камеры по комнате (арт).</w:t>
       </w:r>
     </w:p>
@@ -45120,13 +45386,43 @@
         <w:pStyle w:val="FirstParagraph"/>
       </w:pPr>
       <w:r>
-        <w:t xml:space="preserve">🟡 заполнить: Денис — открытые вопросы и ограничения, требующие консультации заказчика</w:t>
-      </w:r>
-      <w:r>
-        <w:t xml:space="preserve"> </w:t>
-      </w:r>
-      <w:r>
-        <w:t xml:space="preserve">(§7.1 п.7): например, доступ экспертов к репозиторию и права на результат.</w:t>
+        <w:t xml:space="preserve">Открытые вопросы и ограничения, требующие консультации заказчика (§7.1 п.7), собраны в</w:t>
+      </w:r>
+      <w:r>
+        <w:t xml:space="preserve"> </w:t>
+      </w:r>
+      <w:r>
+        <w:rPr>
+          <w:rStyle w:val="VerbatimChar"/>
+        </w:rPr>
+        <w:t xml:space="preserve">docs/voprosy-zakazchiku.md</w:t>
+      </w:r>
+      <w:r>
+        <w:t xml:space="preserve">: обезличенное сравнение против работы без интернета;</w:t>
+      </w:r>
+      <w:r>
+        <w:t xml:space="preserve"> </w:t>
+      </w:r>
+      <w:r>
+        <w:t xml:space="preserve">считается ли механика вне ТЗ подменой основной; граница манипулятивной мотивации; формат отчёта о проверке</w:t>
+      </w:r>
+      <w:r>
+        <w:t xml:space="preserve"> </w:t>
+      </w:r>
+      <w:r>
+        <w:t xml:space="preserve">на физическом устройстве; засчитывается ли контент, который создаёт сам ребёнок; возрастная вилка 7–11 внутри</w:t>
+      </w:r>
+      <w:r>
+        <w:t xml:space="preserve"> </w:t>
+      </w:r>
+      <w:r>
+        <w:t xml:space="preserve">одного приложения; насколько глубокой должна быть роль взрослого. Доступ экспертов к коду вопросом не является:</w:t>
+      </w:r>
+      <w:r>
+        <w:t xml:space="preserve"> </w:t>
+      </w:r>
+      <w:r>
+        <w:t xml:space="preserve">репозиторий публичный.</w:t>
       </w:r>
     </w:p>
     <w:bookmarkEnd w:id="133"/>
@@ -46753,10 +47049,10 @@
         <w:tblLook w:firstRow="1" w:lastRow="0" w:firstColumn="0" w:lastColumn="0" w:noHBand="0" w:noVBand="0" w:val="0020"/>
       </w:tblPr>
       <w:tblGrid>
-        <w:gridCol w:w="1980"/>
-        <w:gridCol w:w="792"/>
-        <w:gridCol w:w="924"/>
-        <w:gridCol w:w="4224"/>
+        <w:gridCol w:w="2376"/>
+        <w:gridCol w:w="660"/>
+        <w:gridCol w:w="1188"/>
+        <w:gridCol w:w="3696"/>
       </w:tblGrid>
       <w:tr>
         <w:trPr>
@@ -46840,18 +47136,18 @@
               <w:pStyle w:val="Compact"/>
             </w:pPr>
             <w:r>
-              <w:t xml:space="preserve">ChatGPT (генерация изображений OpenAI), 🟡 заполнить: Денис — точное название модели (gpt-image-…) и дату условий использования</w:t>
-            </w:r>
-          </w:p>
-        </w:tc>
-        <w:tc>
-          <w:tcPr/>
-          <w:p>
-            <w:pPr>
-              <w:pStyle w:val="Compact"/>
-            </w:pPr>
-            <w:r>
-              <w:t xml:space="preserve">Сетки 2 × 2 из ChatGPT → скрипт чистки: выравнивание по сетке пикселей, сокращение палитры, прозрачный фон, листы анимации в Aseprite</w:t>
+              <w:t xml:space="preserve">сгенерировано в gpt-image 2.5 с аккаунтов участников команды по промптам, подготовленным с Claude Opus 5.5; доработка вручную в Aseprite и других редакторах; права — у команды</w:t>
+            </w:r>
+          </w:p>
+        </w:tc>
+        <w:tc>
+          <w:tcPr/>
+          <w:p>
+            <w:pPr>
+              <w:pStyle w:val="Compact"/>
+            </w:pPr>
+            <w:r>
+              <w:t xml:space="preserve">Сетки 2 × 2 из gpt-image 2.5 → скрипт чистки: выравнивание по сетке пикселей, сокращение палитры, прозрачный фон, листы анимации в Aseprite</w:t>
             </w:r>
           </w:p>
         </w:tc>
@@ -47083,7 +47379,7 @@
               <w:pStyle w:val="Compact"/>
             </w:pPr>
             <w:r>
-              <w:t xml:space="preserve">ChatGPT (генерация изображений OpenAI)</w:t>
+              <w:t xml:space="preserve">сгенерировано в gpt-image 2.5 с аккаунтов участников команды по промптам, подготовленным с Claude Opus 5.5; доработка вручную в Aseprite и других редакторах; права — у команды</w:t>
             </w:r>
           </w:p>
         </w:tc>
@@ -47146,6 +47442,121 @@
             </w:r>
             <w:r>
               <w:t xml:space="preserve">, листы анимации)</w:t>
+            </w:r>
+          </w:p>
+        </w:tc>
+      </w:tr>
+      <w:tr>
+        <w:tc>
+          <w:tcPr/>
+          <w:p>
+            <w:pPr>
+              <w:pStyle w:val="Compact"/>
+            </w:pPr>
+            <w:r>
+              <w:t xml:space="preserve">Финни: шаг (4 кадра), сон и радость — для всех 12 обликов (3 вида × 4)</w:t>
+            </w:r>
+          </w:p>
+        </w:tc>
+        <w:tc>
+          <w:tcPr/>
+          <w:p>
+            <w:pPr>
+              <w:pStyle w:val="Compact"/>
+            </w:pPr>
+            <w:r>
+              <w:rPr>
+                <w:rStyle w:val="VerbatimChar"/>
+              </w:rPr>
+              <w:t xml:space="preserve">assets/hires/night/finni/</w:t>
+            </w:r>
+            <w:r>
+              <w:t xml:space="preserve"> </w:t>
+            </w:r>
+            <w:r>
+              <w:t xml:space="preserve">(</w:t>
+            </w:r>
+            <w:r>
+              <w:rPr>
+                <w:rStyle w:val="VerbatimChar"/>
+              </w:rPr>
+              <w:t xml:space="preserve">finni-a*_walk@4x</w:t>
+            </w:r>
+            <w:r>
+              <w:t xml:space="preserve">,</w:t>
+            </w:r>
+            <w:r>
+              <w:t xml:space="preserve"> </w:t>
+            </w:r>
+            <w:r>
+              <w:rPr>
+                <w:rStyle w:val="VerbatimChar"/>
+              </w:rPr>
+              <w:t xml:space="preserve">finni-a*_poses@4x</w:t>
+            </w:r>
+            <w:r>
+              <w:t xml:space="preserve">)</w:t>
+            </w:r>
+          </w:p>
+        </w:tc>
+        <w:tc>
+          <w:tcPr/>
+          <w:p>
+            <w:pPr>
+              <w:pStyle w:val="Compact"/>
+            </w:pPr>
+            <w:r>
+              <w:t xml:space="preserve">сгенерировано в gpt-image 2.5 с аккаунтов участников команды по промптам, подготовленным с Claude Opus 5.5; доработка вручную в Aseprite и других редакторах; права — у команды</w:t>
+            </w:r>
+          </w:p>
+        </w:tc>
+        <w:tc>
+          <w:tcPr/>
+          <w:p>
+            <w:pPr>
+              <w:pStyle w:val="Compact"/>
+            </w:pPr>
+            <w:r>
+              <w:t xml:space="preserve">Сгенерировано командой 29.09: сетка 2 × 2 на облик и действие (4 кадра шага; по 4 варианта сна и радости) →</w:t>
+            </w:r>
+            <w:r>
+              <w:t xml:space="preserve"> </w:t>
+            </w:r>
+            <w:r>
+              <w:rPr>
+                <w:rStyle w:val="VerbatimChar"/>
+              </w:rPr>
+              <w:t xml:space="preserve">tools/pixel_clean.py --grid 2 --hires</w:t>
+            </w:r>
+            <w:r>
+              <w:t xml:space="preserve"> </w:t>
+            </w:r>
+            <w:r>
+              <w:t xml:space="preserve">→</w:t>
+            </w:r>
+            <w:r>
+              <w:t xml:space="preserve"> </w:t>
+            </w:r>
+            <w:r>
+              <w:rPr>
+                <w:rStyle w:val="VerbatimChar"/>
+              </w:rPr>
+              <w:t xml:space="preserve">tools/finni_walk_g7.py</w:t>
+            </w:r>
+            <w:r>
+              <w:t xml:space="preserve"> </w:t>
+            </w:r>
+            <w:r>
+              <w:t xml:space="preserve">(рост, линия ног и положение головы — по стоячему облику; листы анимации</w:t>
+            </w:r>
+            <w:r>
+              <w:t xml:space="preserve"> </w:t>
+            </w:r>
+            <w:r>
+              <w:t xml:space="preserve">@4x</w:t>
+            </w:r>
+            <w:r>
+              <w:t xml:space="preserve">; из сна и радости берётся один вариант)</w:t>
             </w:r>
           </w:p>
         </w:tc>
@@ -48220,6 +48631,118 @@
               <w:pStyle w:val="Compact"/>
             </w:pPr>
             <w:r>
+              <w:t xml:space="preserve">Здания города по стадиям (дом и парк: деревня, город, Москва; магазин продуктов: деревня; центр работ: город), вещи для работы (ноутбук, мощный ноутбук, велосипед, самокат, садовые инструменты, сумка курьера, тетрадь учёта), декор комнаты (кровать деревни, холодильник, ковёр, книги, книжная полка, плюшевый мишка) и значки верхней плашки (монета, энергия, настроение)</w:t>
+            </w:r>
+          </w:p>
+        </w:tc>
+        <w:tc>
+          <w:tcPr/>
+          <w:p>
+            <w:pPr>
+              <w:pStyle w:val="Compact"/>
+            </w:pPr>
+            <w:r>
+              <w:rPr>
+                <w:rStyle w:val="VerbatimChar"/>
+              </w:rPr>
+              <w:t xml:space="preserve">assets/hires/gen/city/</w:t>
+            </w:r>
+            <w:r>
+              <w:t xml:space="preserve">,</w:t>
+            </w:r>
+            <w:r>
+              <w:t xml:space="preserve"> </w:t>
+            </w:r>
+            <w:r>
+              <w:rPr>
+                <w:rStyle w:val="VerbatimChar"/>
+              </w:rPr>
+              <w:t xml:space="preserve">assets/hires/gen/room/</w:t>
+            </w:r>
+            <w:r>
+              <w:t xml:space="preserve">,</w:t>
+            </w:r>
+            <w:r>
+              <w:t xml:space="preserve"> </w:t>
+            </w:r>
+            <w:r>
+              <w:rPr>
+                <w:rStyle w:val="VerbatimChar"/>
+              </w:rPr>
+              <w:t xml:space="preserve">assets/hires/gen/items/</w:t>
+            </w:r>
+            <w:r>
+              <w:t xml:space="preserve">,</w:t>
+            </w:r>
+            <w:r>
+              <w:t xml:space="preserve"> </w:t>
+            </w:r>
+            <w:r>
+              <w:rPr>
+                <w:rStyle w:val="VerbatimChar"/>
+              </w:rPr>
+              <w:t xml:space="preserve">assets/hires/gen/hud/</w:t>
+            </w:r>
+          </w:p>
+        </w:tc>
+        <w:tc>
+          <w:tcPr/>
+          <w:p>
+            <w:pPr>
+              <w:pStyle w:val="Compact"/>
+            </w:pPr>
+            <w:r>
+              <w:t xml:space="preserve">сгенерировано в gpt-image 2.5 с аккаунтов участников команды по промптам, подготовленным с Claude Opus 5.5; доработка вручную в Aseprite и других редакторах; права — у команды</w:t>
+            </w:r>
+          </w:p>
+        </w:tc>
+        <w:tc>
+          <w:tcPr/>
+          <w:p>
+            <w:pPr>
+              <w:pStyle w:val="Compact"/>
+            </w:pPr>
+            <w:r>
+              <w:t xml:space="preserve">Сетки 2 × 2 по промптам команды →</w:t>
+            </w:r>
+            <w:r>
+              <w:t xml:space="preserve"> </w:t>
+            </w:r>
+            <w:r>
+              <w:rPr>
+                <w:rStyle w:val="VerbatimChar"/>
+              </w:rPr>
+              <w:t xml:space="preserve">tools/pixel_clean.py --grid 2 --hires</w:t>
+            </w:r>
+            <w:r>
+              <w:t xml:space="preserve"> </w:t>
+            </w:r>
+            <w:r>
+              <w:t xml:space="preserve">(нарезка, прозрачный фон) → выбор лучшего тайла → уменьшение до</w:t>
+            </w:r>
+            <w:r>
+              <w:t xml:space="preserve"> </w:t>
+            </w:r>
+            <w:r>
+              <w:t xml:space="preserve">@4x</w:t>
+            </w:r>
+            <w:r>
+              <w:t xml:space="preserve"> </w:t>
+            </w:r>
+            <w:r>
+              <w:t xml:space="preserve">(центр работ — 128 логических px в ширину, по ромбу клетки 128 × 64, дом, магазин и парк — 96, чтобы не заходить под значки соседей; вещи — 64 по длинной стороне; декор — в размер места комнаты), значки — 72 px (24 dp при плотности 3). Заменили прежние картинки тех же id реестра</w:t>
+            </w:r>
+          </w:p>
+        </w:tc>
+      </w:tr>
+      <w:tr>
+        <w:tc>
+          <w:tcPr/>
+          <w:p>
+            <w:pPr>
+              <w:pStyle w:val="Compact"/>
+            </w:pPr>
+            <w:r>
               <w:rPr>
                 <w:b/>
                 <w:bCs/>
@@ -48255,7 +48778,7 @@
               <w:pStyle w:val="Compact"/>
             </w:pPr>
             <w:r>
-              <w:t xml:space="preserve">вырезан из загрузки ChatGPT 27.09 (комната деревни) и окон стадий, без генерации</w:t>
+              <w:t xml:space="preserve">вырезан из генерации gpt-image 2.5 27.09 (комната деревни) и окон стадий, без генерации</w:t>
             </w:r>
           </w:p>
         </w:tc>
@@ -48285,6 +48808,112 @@
             </w:r>
             <w:r>
               <w:t xml:space="preserve">. Заменяется фонами, которые рисует команда</w:t>
+            </w:r>
+          </w:p>
+        </w:tc>
+      </w:tr>
+      <w:tr>
+        <w:tc>
+          <w:tcPr/>
+          <w:p>
+            <w:pPr>
+              <w:pStyle w:val="Compact"/>
+            </w:pPr>
+            <w:r>
+              <w:t xml:space="preserve">Фоны комнаты стадий с мебелью: деревня (вечер), город (день), Москва (закат, небоскрёбы в окне)</w:t>
+            </w:r>
+          </w:p>
+        </w:tc>
+        <w:tc>
+          <w:tcPr/>
+          <w:p>
+            <w:pPr>
+              <w:pStyle w:val="Compact"/>
+            </w:pPr>
+            <w:r>
+              <w:rPr>
+                <w:rStyle w:val="VerbatimChar"/>
+              </w:rPr>
+              <w:t xml:space="preserve">assets/hires/room/gen-*@3x.png</w:t>
+            </w:r>
+          </w:p>
+        </w:tc>
+        <w:tc>
+          <w:tcPr/>
+          <w:p>
+            <w:pPr>
+              <w:pStyle w:val="Compact"/>
+            </w:pPr>
+            <w:r>
+              <w:t xml:space="preserve">сгенерировано в gpt-image 2.5 с аккаунтов участников команды по промптам, подготовленным с Claude Opus 5.5; доработка вручную в Aseprite и других редакторах; права — у команды</w:t>
+            </w:r>
+          </w:p>
+        </w:tc>
+        <w:tc>
+          <w:tcPr/>
+          <w:p>
+            <w:pPr>
+              <w:pStyle w:val="Compact"/>
+            </w:pPr>
+            <w:r>
+              <w:t xml:space="preserve">Промпты фонов комнаты (</w:t>
+            </w:r>
+            <w:r>
+              <w:rPr>
+                <w:rStyle w:val="VerbatimChar"/>
+              </w:rPr>
+              <w:t xml:space="preserve">docs/prompts/</w:t>
+            </w:r>
+            <w:r>
+              <w:t xml:space="preserve">), сетки 2 × 2 →</w:t>
+            </w:r>
+            <w:r>
+              <w:t xml:space="preserve"> </w:t>
+            </w:r>
+            <w:r>
+              <w:rPr>
+                <w:rStyle w:val="VerbatimChar"/>
+              </w:rPr>
+              <w:t xml:space="preserve">tools/pixel_clean.py --grid 2 --hires --keep-bg</w:t>
+            </w:r>
+            <w:r>
+              <w:t xml:space="preserve"> </w:t>
+            </w:r>
+            <w:r>
+              <w:t xml:space="preserve">→ выбран один вариант на стадию, увеличен до</w:t>
+            </w:r>
+            <w:r>
+              <w:t xml:space="preserve"> </w:t>
+            </w:r>
+            <w:r>
+              <w:t xml:space="preserve">@3x</w:t>
+            </w:r>
+            <w:r>
+              <w:t xml:space="preserve">. Мебель нарисована в фоне; места касания подогнаны под нарисованные предметы (</w:t>
+            </w:r>
+            <w:r>
+              <w:rPr>
+                <w:rStyle w:val="VerbatimChar"/>
+              </w:rPr>
+              <w:t xml:space="preserve">slots</w:t>
+            </w:r>
+            <w:r>
+              <w:t xml:space="preserve"> </w:t>
+            </w:r>
+            <w:r>
+              <w:t xml:space="preserve">стадии в</w:t>
+            </w:r>
+            <w:r>
+              <w:t xml:space="preserve"> </w:t>
+            </w:r>
+            <w:r>
+              <w:rPr>
+                <w:rStyle w:val="VerbatimChar"/>
+              </w:rPr>
+              <w:t xml:space="preserve">content/room_layout.json</w:t>
+            </w:r>
+            <w:r>
+              <w:t xml:space="preserve">)</w:t>
             </w:r>
           </w:p>
         </w:tc>
@@ -48648,13 +49277,43 @@
         <w:t xml:space="preserve"> </w:t>
       </w:r>
       <w:r>
-        <w:t xml:space="preserve">🟡 заполнить: Денис — процитировать пункт о результатах из текста RAIL-M (страница лицензии на Hugging Face 28.09 не</w:t>
-      </w:r>
-      <w:r>
-        <w:t xml:space="preserve"> </w:t>
-      </w:r>
-      <w:r>
-        <w:t xml:space="preserve">открылась без браузера; в семействе OpenRAIL это тот же раздел «The Output You Generate»).</w:t>
+        <w:t xml:space="preserve">Текст CreativeML Open RAIL-M, раздел 6 «The Output You Generate»:</w:t>
+      </w:r>
+      <w:r>
+        <w:t xml:space="preserve"> </w:t>
+      </w:r>
+      <w:r>
+        <w:rPr>
+          <w:i/>
+          <w:iCs/>
+        </w:rPr>
+        <w:t xml:space="preserve">«Except as set forth herein, Licensor claims no</w:t>
+      </w:r>
+      <w:r>
+        <w:rPr>
+          <w:i/>
+          <w:iCs/>
+        </w:rPr>
+        <w:t xml:space="preserve"> </w:t>
+      </w:r>
+      <w:r>
+        <w:rPr>
+          <w:i/>
+          <w:iCs/>
+        </w:rPr>
+        <w:t xml:space="preserve">rights in the Output You generate using the Model.»</w:t>
+      </w:r>
+      <w:r>
+        <w:t xml:space="preserve"> </w:t>
+      </w:r>
+      <w:r>
+        <w:t xml:space="preserve">— то же положение, что у SDXL выше; ограничения назначения —</w:t>
+      </w:r>
+      <w:r>
+        <w:t xml:space="preserve"> </w:t>
+      </w:r>
+      <w:r>
+        <w:t xml:space="preserve">Attachment A, детская образовательная игра под них не подпадает.</w:t>
       </w:r>
     </w:p>
     <w:p>
@@ -48666,7 +49325,7 @@
           <w:b/>
           <w:bCs/>
         </w:rPr>
-        <w:t xml:space="preserve">ChatGPT (генерация изображений OpenAI)</w:t>
+        <w:t xml:space="preserve">gpt-image 2.5 (OpenAI, генерация изображений в ChatGPT)</w:t>
       </w:r>
       <w:r>
         <w:t xml:space="preserve"> </w:t>
@@ -48784,13 +49443,13 @@
         <w:t xml:space="preserve"> </w:t>
       </w:r>
       <w:r>
-        <w:t xml:space="preserve">репозитории команды. 🟡 заполнить: Денис — нужно ли перечислять их здесь, если это не</w:t>
-      </w:r>
-      <w:r>
-        <w:t xml:space="preserve"> </w:t>
-      </w:r>
-      <w:r>
-        <w:t xml:space="preserve">исходный материал ассетов.</w:t>
+        <w:t xml:space="preserve">репозитории команды. Здесь они не перечисляются: в сборку не входят и исходным материалом</w:t>
+      </w:r>
+      <w:r>
+        <w:t xml:space="preserve"> </w:t>
+      </w:r>
+      <w:r>
+        <w:t xml:space="preserve">ассетов не являются.</w:t>
       </w:r>
     </w:p>
     <w:p>
@@ -48942,13 +49601,13 @@
         <w:pStyle w:val="BodyText"/>
       </w:pPr>
       <w:r>
-        <w:t xml:space="preserve">🟡 заполнить: Алина — если в сборку добавят фоновую музыку lo-fi (CC0) или звуки, записать</w:t>
-      </w:r>
-      <w:r>
-        <w:t xml:space="preserve"> </w:t>
-      </w:r>
-      <w:r>
-        <w:t xml:space="preserve">сюда источник, автора и лицензию каждого файла.</w:t>
+        <w:t xml:space="preserve">Если в сборку добавятся музыка или звуки, источник, автор и лицензия каждого файла будут</w:t>
+      </w:r>
+      <w:r>
+        <w:t xml:space="preserve"> </w:t>
+      </w:r>
+      <w:r>
+        <w:t xml:space="preserve">записаны в этот раздел.</w:t>
       </w:r>
     </w:p>
     <w:bookmarkEnd w:id="153"/>
@@ -49023,13 +49682,13 @@
         <w:pStyle w:val="FirstParagraph"/>
       </w:pPr>
       <w:r>
-        <w:t xml:space="preserve">🟡 заполнить: Денис — лицензия на код и ассеты команды (или «все права у команды») после</w:t>
-      </w:r>
-      <w:r>
-        <w:t xml:space="preserve"> </w:t>
-      </w:r>
-      <w:r>
-        <w:t xml:space="preserve">ответа организатора о правах на результат.</w:t>
+        <w:t xml:space="preserve">Код и собственные ассеты проекта созданы командой; все права — у команды. Порядок передачи</w:t>
+      </w:r>
+      <w:r>
+        <w:t xml:space="preserve"> </w:t>
+      </w:r>
+      <w:r>
+        <w:t xml:space="preserve">прав на результат определяется регламентом хакатона и договорённостью с организатором.</w:t>
       </w:r>
     </w:p>
     <w:bookmarkEnd w:id="155"/>
@@ -49839,6 +50498,9 @@
     <w:abstractNumId w:val="991"/>
   </w:num>
   <w:num w:numId="1022">
+    <w:abstractNumId w:val="991"/>
+  </w:num>
+  <w:num w:numId="1023">
     <w:abstractNumId w:val="99411"/>
     <w:lvlOverride w:ilvl="0">
       <w:startOverride w:val="1"/>
@@ -49868,9 +50530,6 @@
       <w:startOverride w:val="1"/>
     </w:lvlOverride>
   </w:num>
-  <w:num w:numId="1023">
-    <w:abstractNumId w:val="991"/>
-  </w:num>
   <w:num w:numId="1024">
     <w:abstractNumId w:val="991"/>
   </w:num>
@@ -49884,6 +50543,9 @@
     <w:abstractNumId w:val="991"/>
   </w:num>
   <w:num w:numId="1028">
+    <w:abstractNumId w:val="991"/>
+  </w:num>
+  <w:num w:numId="1029">
     <w:abstractNumId w:val="99411"/>
     <w:lvlOverride w:ilvl="0">
       <w:startOverride w:val="1"/>
@@ -49913,10 +50575,10 @@
       <w:startOverride w:val="1"/>
     </w:lvlOverride>
   </w:num>
-  <w:num w:numId="1029">
+  <w:num w:numId="1030">
     <w:abstractNumId w:val="991"/>
   </w:num>
-  <w:num w:numId="1030">
+  <w:num w:numId="1031">
     <w:abstractNumId w:val="99411"/>
     <w:lvlOverride w:ilvl="0">
       <w:startOverride w:val="1"/>
@@ -49946,7 +50608,7 @@
       <w:startOverride w:val="1"/>
     </w:lvlOverride>
   </w:num>
-  <w:num w:numId="1031">
+  <w:num w:numId="1032">
     <w:abstractNumId w:val="99419"/>
     <w:lvlOverride w:ilvl="0">
       <w:startOverride w:val="9"/>
